--- a/毕业论文_基于Spring Boot和Vue的企业员工培训管理系统的设计与实现.docx
+++ b/毕业论文_基于Spring Boot和Vue的企业员工培训管理系统的设计与实现.docx
@@ -1487,10 +1487,10 @@
       <w:r>
         <w:rPr>
           <w:rFonts w:ascii="宋体" w:cs="宋体" w:eastAsia="宋体" w:hAnsi="宋体"/>
-          <w:sz w:val="21"/>
-          <w:szCs w:val="21"/>
-        </w:rPr>
-        <w:t xml:space="preserve">MySQL是目前全球最流行的开源关系型数据库管理系统之一。在本系统中，MySQL 8.0作为核心数据存储服务，负责存储系统中的所有业务数据，共计21张数据表。系统通过HikariCP高性能数据库连接池管理数据库连接，配置最小连接数为5、最大连接数为20。</w:t>
+          <w:sz w:val="24"/>
+          <w:szCs w:val="24"/>
+        </w:rPr>
+        <w:t xml:space="preserve">共计24张数据表</w:t>
       </w:r>
     </w:p>
     <w:p>
@@ -1937,10 +1937,10 @@
       <w:r>
         <w:rPr>
           <w:rFonts w:ascii="宋体" w:cs="宋体" w:eastAsia="宋体" w:hAnsi="宋体"/>
-          <w:sz w:val="21"/>
-          <w:szCs w:val="21"/>
-        </w:rPr>
-        <w:t xml:space="preserve">根据系统需求分析和E-R图设计，本系统共设计了21张数据表。以下列出系统中核心数据表的详细设计。（1）用户表（sys_user）用于存储系统用户的基本信息和账号状态，详细设计如表1所示。</w:t>
+          <w:sz w:val="24"/>
+          <w:szCs w:val="24"/>
+        </w:rPr>
+        <w:t xml:space="preserve">共设计了24张数据表。以下列出系统中12张核心数据表的详细设计</w:t>
       </w:r>
     </w:p>
     <w:tbl>
@@ -11064,6 +11064,9232 @@
     </w:p>
     <w:p>
       <w:pPr>
+        <w:spacing w:after="100" w:before="100" w:line="312"/>
+        <w:ind w:firstLine="480"/>
+      </w:pPr>
+      <w:r>
+        <w:rPr>
+          <w:rFonts w:ascii="宋体" w:cs="宋体" w:eastAsia="宋体" w:hAnsi="宋体"/>
+          <w:sz w:val="24"/>
+          <w:szCs w:val="24"/>
+        </w:rPr>
+        <w:t xml:space="preserve">（7）部门表（sys_dept）用于存储企业组织架构信息，支持无限级嵌套的树形结构，详细设计如表7所示。</w:t>
+      </w:r>
+    </w:p>
+    <w:tbl>
+      <w:tblPr>
+        <w:tblW w:type="auto" w:w="100"/>
+        <w:jc w:val="center"/>
+        <w:tblBorders>
+          <w:top w:val="single" w:color="auto" w:sz="4"/>
+          <w:left w:val="single" w:color="auto" w:sz="4"/>
+          <w:bottom w:val="single" w:color="auto" w:sz="4"/>
+          <w:right w:val="single" w:color="auto" w:sz="4"/>
+          <w:insideH w:val="single" w:color="auto" w:sz="4"/>
+          <w:insideV w:val="single" w:color="auto" w:sz="4"/>
+        </w:tblBorders>
+        <w:tblCellMar>
+          <w:top w:type="dxa" w:w="60"/>
+          <w:left w:type="dxa" w:w="120"/>
+          <w:bottom w:type="dxa" w:w="60"/>
+          <w:right w:type="dxa" w:w="120"/>
+        </w:tblCellMar>
+      </w:tblPr>
+      <w:tr>
+        <w:trPr>
+          <w:tblHeader/>
+        </w:trPr>
+        <w:tc>
+          <w:tcPr>
+            <w:tcW w:type="dxa" w:w="1200"/>
+            <w:tcBorders>
+              <w:top w:val="single" w:color="000000" w:sz="12"/>
+              <w:left w:val="nil" w:color="FFFFFF" w:sz="0"/>
+              <w:bottom w:val="single" w:color="000000" w:sz="6"/>
+              <w:right w:val="nil" w:color="FFFFFF" w:sz="0"/>
+            </w:tcBorders>
+            <w:vAlign w:val="center"/>
+          </w:tcPr>
+          <w:p>
+            <w:pPr>
+              <w:spacing w:after="60" w:before="60" w:line="276"/>
+              <w:jc w:val="center"/>
+            </w:pPr>
+            <w:r>
+              <w:rPr>
+                <w:rFonts w:ascii="宋体" w:cs="宋体" w:eastAsia="宋体" w:hAnsi="宋体"/>
+                <w:b/>
+                <w:bCs/>
+                <w:sz w:val="21"/>
+                <w:szCs w:val="21"/>
+              </w:rPr>
+              <w:t xml:space="preserve">字段名称</w:t>
+            </w:r>
+          </w:p>
+        </w:tc>
+        <w:tc>
+          <w:tcPr>
+            <w:tcW w:type="dxa" w:w="1200"/>
+            <w:tcBorders>
+              <w:top w:val="single" w:color="000000" w:sz="12"/>
+              <w:left w:val="nil" w:color="FFFFFF" w:sz="0"/>
+              <w:bottom w:val="single" w:color="000000" w:sz="6"/>
+              <w:right w:val="nil" w:color="FFFFFF" w:sz="0"/>
+            </w:tcBorders>
+            <w:vAlign w:val="center"/>
+          </w:tcPr>
+          <w:p>
+            <w:pPr>
+              <w:spacing w:after="60" w:before="60" w:line="276"/>
+              <w:jc w:val="center"/>
+            </w:pPr>
+            <w:r>
+              <w:rPr>
+                <w:rFonts w:ascii="宋体" w:cs="宋体" w:eastAsia="宋体" w:hAnsi="宋体"/>
+                <w:b/>
+                <w:bCs/>
+                <w:sz w:val="21"/>
+                <w:szCs w:val="21"/>
+              </w:rPr>
+              <w:t xml:space="preserve">字段描述</w:t>
+            </w:r>
+          </w:p>
+        </w:tc>
+        <w:tc>
+          <w:tcPr>
+            <w:tcW w:type="dxa" w:w="1200"/>
+            <w:tcBorders>
+              <w:top w:val="single" w:color="000000" w:sz="12"/>
+              <w:left w:val="nil" w:color="FFFFFF" w:sz="0"/>
+              <w:bottom w:val="single" w:color="000000" w:sz="6"/>
+              <w:right w:val="nil" w:color="FFFFFF" w:sz="0"/>
+            </w:tcBorders>
+            <w:vAlign w:val="center"/>
+          </w:tcPr>
+          <w:p>
+            <w:pPr>
+              <w:spacing w:after="60" w:before="60" w:line="276"/>
+              <w:jc w:val="center"/>
+            </w:pPr>
+            <w:r>
+              <w:rPr>
+                <w:rFonts w:ascii="宋体" w:cs="宋体" w:eastAsia="宋体" w:hAnsi="宋体"/>
+                <w:b/>
+                <w:bCs/>
+                <w:sz w:val="21"/>
+                <w:szCs w:val="21"/>
+              </w:rPr>
+              <w:t xml:space="preserve">字段类型</w:t>
+            </w:r>
+          </w:p>
+        </w:tc>
+        <w:tc>
+          <w:tcPr>
+            <w:tcW w:type="dxa" w:w="900"/>
+            <w:tcBorders>
+              <w:top w:val="single" w:color="000000" w:sz="12"/>
+              <w:left w:val="nil" w:color="FFFFFF" w:sz="0"/>
+              <w:bottom w:val="single" w:color="000000" w:sz="6"/>
+              <w:right w:val="nil" w:color="FFFFFF" w:sz="0"/>
+            </w:tcBorders>
+            <w:vAlign w:val="center"/>
+          </w:tcPr>
+          <w:p>
+            <w:pPr>
+              <w:spacing w:after="60" w:before="60" w:line="276"/>
+              <w:jc w:val="center"/>
+            </w:pPr>
+            <w:r>
+              <w:rPr>
+                <w:rFonts w:ascii="宋体" w:cs="宋体" w:eastAsia="宋体" w:hAnsi="宋体"/>
+                <w:b/>
+                <w:bCs/>
+                <w:sz w:val="21"/>
+                <w:szCs w:val="21"/>
+              </w:rPr>
+              <w:t xml:space="preserve">长度</w:t>
+            </w:r>
+          </w:p>
+        </w:tc>
+        <w:tc>
+          <w:tcPr>
+            <w:tcW w:type="dxa" w:w="1200"/>
+            <w:tcBorders>
+              <w:top w:val="single" w:color="000000" w:sz="12"/>
+              <w:left w:val="nil" w:color="FFFFFF" w:sz="0"/>
+              <w:bottom w:val="single" w:color="000000" w:sz="6"/>
+              <w:right w:val="nil" w:color="FFFFFF" w:sz="0"/>
+            </w:tcBorders>
+            <w:vAlign w:val="center"/>
+          </w:tcPr>
+          <w:p>
+            <w:pPr>
+              <w:spacing w:after="60" w:before="60" w:line="276"/>
+              <w:jc w:val="center"/>
+            </w:pPr>
+            <w:r>
+              <w:rPr>
+                <w:rFonts w:ascii="宋体" w:cs="宋体" w:eastAsia="宋体" w:hAnsi="宋体"/>
+                <w:b/>
+                <w:bCs/>
+                <w:sz w:val="21"/>
+                <w:szCs w:val="21"/>
+              </w:rPr>
+              <w:t xml:space="preserve">是否允许空值</w:t>
+            </w:r>
+          </w:p>
+        </w:tc>
+        <w:tc>
+          <w:tcPr>
+            <w:tcW w:type="dxa" w:w="1800"/>
+            <w:tcBorders>
+              <w:top w:val="single" w:color="000000" w:sz="12"/>
+              <w:left w:val="nil" w:color="FFFFFF" w:sz="0"/>
+              <w:bottom w:val="single" w:color="000000" w:sz="6"/>
+              <w:right w:val="nil" w:color="FFFFFF" w:sz="0"/>
+            </w:tcBorders>
+            <w:vAlign w:val="center"/>
+          </w:tcPr>
+          <w:p>
+            <w:pPr>
+              <w:spacing w:after="60" w:before="60" w:line="276"/>
+              <w:jc w:val="center"/>
+            </w:pPr>
+            <w:r>
+              <w:rPr>
+                <w:rFonts w:ascii="宋体" w:cs="宋体" w:eastAsia="宋体" w:hAnsi="宋体"/>
+                <w:b/>
+                <w:bCs/>
+                <w:sz w:val="21"/>
+                <w:szCs w:val="21"/>
+              </w:rPr>
+              <w:t xml:space="preserve">备注</w:t>
+            </w:r>
+          </w:p>
+        </w:tc>
+      </w:tr>
+      <w:tr>
+        <w:tc>
+          <w:tcPr>
+            <w:tcW w:type="dxa" w:w="1200"/>
+            <w:tcBorders>
+              <w:top w:val="nil" w:color="FFFFFF" w:sz="0"/>
+              <w:left w:val="nil" w:color="FFFFFF" w:sz="0"/>
+              <w:bottom w:val="nil" w:color="FFFFFF" w:sz="0"/>
+              <w:right w:val="nil" w:color="FFFFFF" w:sz="0"/>
+            </w:tcBorders>
+            <w:vAlign w:val="center"/>
+          </w:tcPr>
+          <w:p>
+            <w:pPr>
+              <w:spacing w:after="40" w:before="40" w:line="276"/>
+              <w:jc w:val="center"/>
+            </w:pPr>
+            <w:r>
+              <w:rPr>
+                <w:rFonts w:ascii="宋体" w:cs="宋体" w:eastAsia="宋体" w:hAnsi="宋体"/>
+                <w:sz w:val="21"/>
+                <w:szCs w:val="21"/>
+              </w:rPr>
+              <w:t xml:space="preserve">id</w:t>
+            </w:r>
+          </w:p>
+        </w:tc>
+        <w:tc>
+          <w:tcPr>
+            <w:tcW w:type="dxa" w:w="1200"/>
+            <w:tcBorders>
+              <w:top w:val="nil" w:color="FFFFFF" w:sz="0"/>
+              <w:left w:val="nil" w:color="FFFFFF" w:sz="0"/>
+              <w:bottom w:val="nil" w:color="FFFFFF" w:sz="0"/>
+              <w:right w:val="nil" w:color="FFFFFF" w:sz="0"/>
+            </w:tcBorders>
+            <w:vAlign w:val="center"/>
+          </w:tcPr>
+          <w:p>
+            <w:pPr>
+              <w:spacing w:after="40" w:before="40" w:line="276"/>
+              <w:jc w:val="center"/>
+            </w:pPr>
+            <w:r>
+              <w:rPr>
+                <w:rFonts w:ascii="宋体" w:cs="宋体" w:eastAsia="宋体" w:hAnsi="宋体"/>
+                <w:sz w:val="21"/>
+                <w:szCs w:val="21"/>
+              </w:rPr>
+              <w:t xml:space="preserve">部门id</w:t>
+            </w:r>
+          </w:p>
+        </w:tc>
+        <w:tc>
+          <w:tcPr>
+            <w:tcW w:type="dxa" w:w="1200"/>
+            <w:tcBorders>
+              <w:top w:val="nil" w:color="FFFFFF" w:sz="0"/>
+              <w:left w:val="nil" w:color="FFFFFF" w:sz="0"/>
+              <w:bottom w:val="nil" w:color="FFFFFF" w:sz="0"/>
+              <w:right w:val="nil" w:color="FFFFFF" w:sz="0"/>
+            </w:tcBorders>
+            <w:vAlign w:val="center"/>
+          </w:tcPr>
+          <w:p>
+            <w:pPr>
+              <w:spacing w:after="40" w:before="40" w:line="276"/>
+              <w:jc w:val="center"/>
+            </w:pPr>
+            <w:r>
+              <w:rPr>
+                <w:rFonts w:ascii="宋体" w:cs="宋体" w:eastAsia="宋体" w:hAnsi="宋体"/>
+                <w:sz w:val="21"/>
+                <w:szCs w:val="21"/>
+              </w:rPr>
+              <w:t xml:space="preserve">bigint</w:t>
+            </w:r>
+          </w:p>
+        </w:tc>
+        <w:tc>
+          <w:tcPr>
+            <w:tcW w:type="dxa" w:w="900"/>
+            <w:tcBorders>
+              <w:top w:val="nil" w:color="FFFFFF" w:sz="0"/>
+              <w:left w:val="nil" w:color="FFFFFF" w:sz="0"/>
+              <w:bottom w:val="nil" w:color="FFFFFF" w:sz="0"/>
+              <w:right w:val="nil" w:color="FFFFFF" w:sz="0"/>
+            </w:tcBorders>
+            <w:vAlign w:val="center"/>
+          </w:tcPr>
+          <w:p>
+            <w:pPr>
+              <w:spacing w:after="40" w:before="40" w:line="276"/>
+              <w:jc w:val="center"/>
+            </w:pPr>
+            <w:r>
+              <w:rPr>
+                <w:rFonts w:ascii="宋体" w:cs="宋体" w:eastAsia="宋体" w:hAnsi="宋体"/>
+                <w:sz w:val="21"/>
+                <w:szCs w:val="21"/>
+              </w:rPr>
+              <w:t xml:space="preserve">20</w:t>
+            </w:r>
+          </w:p>
+        </w:tc>
+        <w:tc>
+          <w:tcPr>
+            <w:tcW w:type="dxa" w:w="1200"/>
+            <w:tcBorders>
+              <w:top w:val="nil" w:color="FFFFFF" w:sz="0"/>
+              <w:left w:val="nil" w:color="FFFFFF" w:sz="0"/>
+              <w:bottom w:val="nil" w:color="FFFFFF" w:sz="0"/>
+              <w:right w:val="nil" w:color="FFFFFF" w:sz="0"/>
+            </w:tcBorders>
+            <w:vAlign w:val="center"/>
+          </w:tcPr>
+          <w:p>
+            <w:pPr>
+              <w:spacing w:after="40" w:before="40" w:line="276"/>
+              <w:jc w:val="center"/>
+            </w:pPr>
+            <w:r>
+              <w:rPr>
+                <w:rFonts w:ascii="宋体" w:cs="宋体" w:eastAsia="宋体" w:hAnsi="宋体"/>
+                <w:sz w:val="21"/>
+                <w:szCs w:val="21"/>
+              </w:rPr>
+              <w:t xml:space="preserve">否</w:t>
+            </w:r>
+          </w:p>
+        </w:tc>
+        <w:tc>
+          <w:tcPr>
+            <w:tcW w:type="dxa" w:w="1800"/>
+            <w:tcBorders>
+              <w:top w:val="nil" w:color="FFFFFF" w:sz="0"/>
+              <w:left w:val="nil" w:color="FFFFFF" w:sz="0"/>
+              <w:bottom w:val="nil" w:color="FFFFFF" w:sz="0"/>
+              <w:right w:val="nil" w:color="FFFFFF" w:sz="0"/>
+            </w:tcBorders>
+            <w:vAlign w:val="center"/>
+          </w:tcPr>
+          <w:p>
+            <w:pPr>
+              <w:spacing w:after="40" w:before="40" w:line="276"/>
+              <w:jc w:val="center"/>
+            </w:pPr>
+            <w:r>
+              <w:rPr>
+                <w:rFonts w:ascii="宋体" w:cs="宋体" w:eastAsia="宋体" w:hAnsi="宋体"/>
+                <w:sz w:val="21"/>
+                <w:szCs w:val="21"/>
+              </w:rPr>
+              <w:t xml:space="preserve">主键，自增</w:t>
+            </w:r>
+          </w:p>
+        </w:tc>
+      </w:tr>
+      <w:tr>
+        <w:tc>
+          <w:tcPr>
+            <w:tcW w:type="dxa" w:w="1200"/>
+            <w:tcBorders>
+              <w:top w:val="nil" w:color="FFFFFF" w:sz="0"/>
+              <w:left w:val="nil" w:color="FFFFFF" w:sz="0"/>
+              <w:bottom w:val="nil" w:color="FFFFFF" w:sz="0"/>
+              <w:right w:val="nil" w:color="FFFFFF" w:sz="0"/>
+            </w:tcBorders>
+            <w:vAlign w:val="center"/>
+          </w:tcPr>
+          <w:p>
+            <w:pPr>
+              <w:spacing w:after="40" w:before="40" w:line="276"/>
+              <w:jc w:val="center"/>
+            </w:pPr>
+            <w:r>
+              <w:rPr>
+                <w:rFonts w:ascii="宋体" w:cs="宋体" w:eastAsia="宋体" w:hAnsi="宋体"/>
+                <w:sz w:val="21"/>
+                <w:szCs w:val="21"/>
+              </w:rPr>
+              <w:t xml:space="preserve">parent_id</w:t>
+            </w:r>
+          </w:p>
+        </w:tc>
+        <w:tc>
+          <w:tcPr>
+            <w:tcW w:type="dxa" w:w="1200"/>
+            <w:tcBorders>
+              <w:top w:val="nil" w:color="FFFFFF" w:sz="0"/>
+              <w:left w:val="nil" w:color="FFFFFF" w:sz="0"/>
+              <w:bottom w:val="nil" w:color="FFFFFF" w:sz="0"/>
+              <w:right w:val="nil" w:color="FFFFFF" w:sz="0"/>
+            </w:tcBorders>
+            <w:vAlign w:val="center"/>
+          </w:tcPr>
+          <w:p>
+            <w:pPr>
+              <w:spacing w:after="40" w:before="40" w:line="276"/>
+              <w:jc w:val="center"/>
+            </w:pPr>
+            <w:r>
+              <w:rPr>
+                <w:rFonts w:ascii="宋体" w:cs="宋体" w:eastAsia="宋体" w:hAnsi="宋体"/>
+                <w:sz w:val="21"/>
+                <w:szCs w:val="21"/>
+              </w:rPr>
+              <w:t xml:space="preserve">父部门id</w:t>
+            </w:r>
+          </w:p>
+        </w:tc>
+        <w:tc>
+          <w:tcPr>
+            <w:tcW w:type="dxa" w:w="1200"/>
+            <w:tcBorders>
+              <w:top w:val="nil" w:color="FFFFFF" w:sz="0"/>
+              <w:left w:val="nil" w:color="FFFFFF" w:sz="0"/>
+              <w:bottom w:val="nil" w:color="FFFFFF" w:sz="0"/>
+              <w:right w:val="nil" w:color="FFFFFF" w:sz="0"/>
+            </w:tcBorders>
+            <w:vAlign w:val="center"/>
+          </w:tcPr>
+          <w:p>
+            <w:pPr>
+              <w:spacing w:after="40" w:before="40" w:line="276"/>
+              <w:jc w:val="center"/>
+            </w:pPr>
+            <w:r>
+              <w:rPr>
+                <w:rFonts w:ascii="宋体" w:cs="宋体" w:eastAsia="宋体" w:hAnsi="宋体"/>
+                <w:sz w:val="21"/>
+                <w:szCs w:val="21"/>
+              </w:rPr>
+              <w:t xml:space="preserve">bigint</w:t>
+            </w:r>
+          </w:p>
+        </w:tc>
+        <w:tc>
+          <w:tcPr>
+            <w:tcW w:type="dxa" w:w="900"/>
+            <w:tcBorders>
+              <w:top w:val="nil" w:color="FFFFFF" w:sz="0"/>
+              <w:left w:val="nil" w:color="FFFFFF" w:sz="0"/>
+              <w:bottom w:val="nil" w:color="FFFFFF" w:sz="0"/>
+              <w:right w:val="nil" w:color="FFFFFF" w:sz="0"/>
+            </w:tcBorders>
+            <w:vAlign w:val="center"/>
+          </w:tcPr>
+          <w:p>
+            <w:pPr>
+              <w:spacing w:after="40" w:before="40" w:line="276"/>
+              <w:jc w:val="center"/>
+            </w:pPr>
+            <w:r>
+              <w:rPr>
+                <w:rFonts w:ascii="宋体" w:cs="宋体" w:eastAsia="宋体" w:hAnsi="宋体"/>
+                <w:sz w:val="21"/>
+                <w:szCs w:val="21"/>
+              </w:rPr>
+              <w:t xml:space="preserve">20</w:t>
+            </w:r>
+          </w:p>
+        </w:tc>
+        <w:tc>
+          <w:tcPr>
+            <w:tcW w:type="dxa" w:w="1200"/>
+            <w:tcBorders>
+              <w:top w:val="nil" w:color="FFFFFF" w:sz="0"/>
+              <w:left w:val="nil" w:color="FFFFFF" w:sz="0"/>
+              <w:bottom w:val="nil" w:color="FFFFFF" w:sz="0"/>
+              <w:right w:val="nil" w:color="FFFFFF" w:sz="0"/>
+            </w:tcBorders>
+            <w:vAlign w:val="center"/>
+          </w:tcPr>
+          <w:p>
+            <w:pPr>
+              <w:spacing w:after="40" w:before="40" w:line="276"/>
+              <w:jc w:val="center"/>
+            </w:pPr>
+            <w:r>
+              <w:rPr>
+                <w:rFonts w:ascii="宋体" w:cs="宋体" w:eastAsia="宋体" w:hAnsi="宋体"/>
+                <w:sz w:val="21"/>
+                <w:szCs w:val="21"/>
+              </w:rPr>
+              <w:t xml:space="preserve">是</w:t>
+            </w:r>
+          </w:p>
+        </w:tc>
+        <w:tc>
+          <w:tcPr>
+            <w:tcW w:type="dxa" w:w="1800"/>
+            <w:tcBorders>
+              <w:top w:val="nil" w:color="FFFFFF" w:sz="0"/>
+              <w:left w:val="nil" w:color="FFFFFF" w:sz="0"/>
+              <w:bottom w:val="nil" w:color="FFFFFF" w:sz="0"/>
+              <w:right w:val="nil" w:color="FFFFFF" w:sz="0"/>
+            </w:tcBorders>
+            <w:vAlign w:val="center"/>
+          </w:tcPr>
+          <w:p>
+            <w:pPr>
+              <w:spacing w:after="40" w:before="40" w:line="276"/>
+              <w:jc w:val="center"/>
+            </w:pPr>
+            <w:r>
+              <w:rPr>
+                <w:rFonts w:ascii="宋体" w:cs="宋体" w:eastAsia="宋体" w:hAnsi="宋体"/>
+                <w:sz w:val="21"/>
+                <w:szCs w:val="21"/>
+              </w:rPr>
+              <w:t xml:space="preserve">顶级部门为0</w:t>
+            </w:r>
+          </w:p>
+        </w:tc>
+      </w:tr>
+      <w:tr>
+        <w:tc>
+          <w:tcPr>
+            <w:tcW w:type="dxa" w:w="1200"/>
+            <w:tcBorders>
+              <w:top w:val="nil" w:color="FFFFFF" w:sz="0"/>
+              <w:left w:val="nil" w:color="FFFFFF" w:sz="0"/>
+              <w:bottom w:val="nil" w:color="FFFFFF" w:sz="0"/>
+              <w:right w:val="nil" w:color="FFFFFF" w:sz="0"/>
+            </w:tcBorders>
+            <w:vAlign w:val="center"/>
+          </w:tcPr>
+          <w:p>
+            <w:pPr>
+              <w:spacing w:after="40" w:before="40" w:line="276"/>
+              <w:jc w:val="center"/>
+            </w:pPr>
+            <w:r>
+              <w:rPr>
+                <w:rFonts w:ascii="宋体" w:cs="宋体" w:eastAsia="宋体" w:hAnsi="宋体"/>
+                <w:sz w:val="21"/>
+                <w:szCs w:val="21"/>
+              </w:rPr>
+              <w:t xml:space="preserve">dept_name</w:t>
+            </w:r>
+          </w:p>
+        </w:tc>
+        <w:tc>
+          <w:tcPr>
+            <w:tcW w:type="dxa" w:w="1200"/>
+            <w:tcBorders>
+              <w:top w:val="nil" w:color="FFFFFF" w:sz="0"/>
+              <w:left w:val="nil" w:color="FFFFFF" w:sz="0"/>
+              <w:bottom w:val="nil" w:color="FFFFFF" w:sz="0"/>
+              <w:right w:val="nil" w:color="FFFFFF" w:sz="0"/>
+            </w:tcBorders>
+            <w:vAlign w:val="center"/>
+          </w:tcPr>
+          <w:p>
+            <w:pPr>
+              <w:spacing w:after="40" w:before="40" w:line="276"/>
+              <w:jc w:val="center"/>
+            </w:pPr>
+            <w:r>
+              <w:rPr>
+                <w:rFonts w:ascii="宋体" w:cs="宋体" w:eastAsia="宋体" w:hAnsi="宋体"/>
+                <w:sz w:val="21"/>
+                <w:szCs w:val="21"/>
+              </w:rPr>
+              <w:t xml:space="preserve">部门名称</w:t>
+            </w:r>
+          </w:p>
+        </w:tc>
+        <w:tc>
+          <w:tcPr>
+            <w:tcW w:type="dxa" w:w="1200"/>
+            <w:tcBorders>
+              <w:top w:val="nil" w:color="FFFFFF" w:sz="0"/>
+              <w:left w:val="nil" w:color="FFFFFF" w:sz="0"/>
+              <w:bottom w:val="nil" w:color="FFFFFF" w:sz="0"/>
+              <w:right w:val="nil" w:color="FFFFFF" w:sz="0"/>
+            </w:tcBorders>
+            <w:vAlign w:val="center"/>
+          </w:tcPr>
+          <w:p>
+            <w:pPr>
+              <w:spacing w:after="40" w:before="40" w:line="276"/>
+              <w:jc w:val="center"/>
+            </w:pPr>
+            <w:r>
+              <w:rPr>
+                <w:rFonts w:ascii="宋体" w:cs="宋体" w:eastAsia="宋体" w:hAnsi="宋体"/>
+                <w:sz w:val="21"/>
+                <w:szCs w:val="21"/>
+              </w:rPr>
+              <w:t xml:space="preserve">varchar</w:t>
+            </w:r>
+          </w:p>
+        </w:tc>
+        <w:tc>
+          <w:tcPr>
+            <w:tcW w:type="dxa" w:w="900"/>
+            <w:tcBorders>
+              <w:top w:val="nil" w:color="FFFFFF" w:sz="0"/>
+              <w:left w:val="nil" w:color="FFFFFF" w:sz="0"/>
+              <w:bottom w:val="nil" w:color="FFFFFF" w:sz="0"/>
+              <w:right w:val="nil" w:color="FFFFFF" w:sz="0"/>
+            </w:tcBorders>
+            <w:vAlign w:val="center"/>
+          </w:tcPr>
+          <w:p>
+            <w:pPr>
+              <w:spacing w:after="40" w:before="40" w:line="276"/>
+              <w:jc w:val="center"/>
+            </w:pPr>
+            <w:r>
+              <w:rPr>
+                <w:rFonts w:ascii="宋体" w:cs="宋体" w:eastAsia="宋体" w:hAnsi="宋体"/>
+                <w:sz w:val="21"/>
+                <w:szCs w:val="21"/>
+              </w:rPr>
+              <w:t xml:space="preserve">50</w:t>
+            </w:r>
+          </w:p>
+        </w:tc>
+        <w:tc>
+          <w:tcPr>
+            <w:tcW w:type="dxa" w:w="1200"/>
+            <w:tcBorders>
+              <w:top w:val="nil" w:color="FFFFFF" w:sz="0"/>
+              <w:left w:val="nil" w:color="FFFFFF" w:sz="0"/>
+              <w:bottom w:val="nil" w:color="FFFFFF" w:sz="0"/>
+              <w:right w:val="nil" w:color="FFFFFF" w:sz="0"/>
+            </w:tcBorders>
+            <w:vAlign w:val="center"/>
+          </w:tcPr>
+          <w:p>
+            <w:pPr>
+              <w:spacing w:after="40" w:before="40" w:line="276"/>
+              <w:jc w:val="center"/>
+            </w:pPr>
+            <w:r>
+              <w:rPr>
+                <w:rFonts w:ascii="宋体" w:cs="宋体" w:eastAsia="宋体" w:hAnsi="宋体"/>
+                <w:sz w:val="21"/>
+                <w:szCs w:val="21"/>
+              </w:rPr>
+              <w:t xml:space="preserve">否</w:t>
+            </w:r>
+          </w:p>
+        </w:tc>
+        <w:tc>
+          <w:tcPr>
+            <w:tcW w:type="dxa" w:w="1800"/>
+            <w:tcBorders>
+              <w:top w:val="nil" w:color="FFFFFF" w:sz="0"/>
+              <w:left w:val="nil" w:color="FFFFFF" w:sz="0"/>
+              <w:bottom w:val="nil" w:color="FFFFFF" w:sz="0"/>
+              <w:right w:val="nil" w:color="FFFFFF" w:sz="0"/>
+            </w:tcBorders>
+            <w:vAlign w:val="center"/>
+          </w:tcPr>
+          <w:p>
+            <w:pPr>
+              <w:spacing w:after="40" w:before="40" w:line="276"/>
+              <w:jc w:val="center"/>
+            </w:pPr>
+            <w:r>
+              <w:rPr>
+                <w:rFonts w:ascii="宋体" w:cs="宋体" w:eastAsia="宋体" w:hAnsi="宋体"/>
+                <w:sz w:val="21"/>
+                <w:szCs w:val="21"/>
+              </w:rPr>
+              <w:t xml:space="preserve">-</w:t>
+            </w:r>
+          </w:p>
+        </w:tc>
+      </w:tr>
+      <w:tr>
+        <w:tc>
+          <w:tcPr>
+            <w:tcW w:type="dxa" w:w="1200"/>
+            <w:tcBorders>
+              <w:top w:val="nil" w:color="FFFFFF" w:sz="0"/>
+              <w:left w:val="nil" w:color="FFFFFF" w:sz="0"/>
+              <w:bottom w:val="nil" w:color="FFFFFF" w:sz="0"/>
+              <w:right w:val="nil" w:color="FFFFFF" w:sz="0"/>
+            </w:tcBorders>
+            <w:vAlign w:val="center"/>
+          </w:tcPr>
+          <w:p>
+            <w:pPr>
+              <w:spacing w:after="40" w:before="40" w:line="276"/>
+              <w:jc w:val="center"/>
+            </w:pPr>
+            <w:r>
+              <w:rPr>
+                <w:rFonts w:ascii="宋体" w:cs="宋体" w:eastAsia="宋体" w:hAnsi="宋体"/>
+                <w:sz w:val="21"/>
+                <w:szCs w:val="21"/>
+              </w:rPr>
+              <w:t xml:space="preserve">dept_code</w:t>
+            </w:r>
+          </w:p>
+        </w:tc>
+        <w:tc>
+          <w:tcPr>
+            <w:tcW w:type="dxa" w:w="1200"/>
+            <w:tcBorders>
+              <w:top w:val="nil" w:color="FFFFFF" w:sz="0"/>
+              <w:left w:val="nil" w:color="FFFFFF" w:sz="0"/>
+              <w:bottom w:val="nil" w:color="FFFFFF" w:sz="0"/>
+              <w:right w:val="nil" w:color="FFFFFF" w:sz="0"/>
+            </w:tcBorders>
+            <w:vAlign w:val="center"/>
+          </w:tcPr>
+          <w:p>
+            <w:pPr>
+              <w:spacing w:after="40" w:before="40" w:line="276"/>
+              <w:jc w:val="center"/>
+            </w:pPr>
+            <w:r>
+              <w:rPr>
+                <w:rFonts w:ascii="宋体" w:cs="宋体" w:eastAsia="宋体" w:hAnsi="宋体"/>
+                <w:sz w:val="21"/>
+                <w:szCs w:val="21"/>
+              </w:rPr>
+              <w:t xml:space="preserve">部门编码</w:t>
+            </w:r>
+          </w:p>
+        </w:tc>
+        <w:tc>
+          <w:tcPr>
+            <w:tcW w:type="dxa" w:w="1200"/>
+            <w:tcBorders>
+              <w:top w:val="nil" w:color="FFFFFF" w:sz="0"/>
+              <w:left w:val="nil" w:color="FFFFFF" w:sz="0"/>
+              <w:bottom w:val="nil" w:color="FFFFFF" w:sz="0"/>
+              <w:right w:val="nil" w:color="FFFFFF" w:sz="0"/>
+            </w:tcBorders>
+            <w:vAlign w:val="center"/>
+          </w:tcPr>
+          <w:p>
+            <w:pPr>
+              <w:spacing w:after="40" w:before="40" w:line="276"/>
+              <w:jc w:val="center"/>
+            </w:pPr>
+            <w:r>
+              <w:rPr>
+                <w:rFonts w:ascii="宋体" w:cs="宋体" w:eastAsia="宋体" w:hAnsi="宋体"/>
+                <w:sz w:val="21"/>
+                <w:szCs w:val="21"/>
+              </w:rPr>
+              <w:t xml:space="preserve">varchar</w:t>
+            </w:r>
+          </w:p>
+        </w:tc>
+        <w:tc>
+          <w:tcPr>
+            <w:tcW w:type="dxa" w:w="900"/>
+            <w:tcBorders>
+              <w:top w:val="nil" w:color="FFFFFF" w:sz="0"/>
+              <w:left w:val="nil" w:color="FFFFFF" w:sz="0"/>
+              <w:bottom w:val="nil" w:color="FFFFFF" w:sz="0"/>
+              <w:right w:val="nil" w:color="FFFFFF" w:sz="0"/>
+            </w:tcBorders>
+            <w:vAlign w:val="center"/>
+          </w:tcPr>
+          <w:p>
+            <w:pPr>
+              <w:spacing w:after="40" w:before="40" w:line="276"/>
+              <w:jc w:val="center"/>
+            </w:pPr>
+            <w:r>
+              <w:rPr>
+                <w:rFonts w:ascii="宋体" w:cs="宋体" w:eastAsia="宋体" w:hAnsi="宋体"/>
+                <w:sz w:val="21"/>
+                <w:szCs w:val="21"/>
+              </w:rPr>
+              <w:t xml:space="preserve">50</w:t>
+            </w:r>
+          </w:p>
+        </w:tc>
+        <w:tc>
+          <w:tcPr>
+            <w:tcW w:type="dxa" w:w="1200"/>
+            <w:tcBorders>
+              <w:top w:val="nil" w:color="FFFFFF" w:sz="0"/>
+              <w:left w:val="nil" w:color="FFFFFF" w:sz="0"/>
+              <w:bottom w:val="nil" w:color="FFFFFF" w:sz="0"/>
+              <w:right w:val="nil" w:color="FFFFFF" w:sz="0"/>
+            </w:tcBorders>
+            <w:vAlign w:val="center"/>
+          </w:tcPr>
+          <w:p>
+            <w:pPr>
+              <w:spacing w:after="40" w:before="40" w:line="276"/>
+              <w:jc w:val="center"/>
+            </w:pPr>
+            <w:r>
+              <w:rPr>
+                <w:rFonts w:ascii="宋体" w:cs="宋体" w:eastAsia="宋体" w:hAnsi="宋体"/>
+                <w:sz w:val="21"/>
+                <w:szCs w:val="21"/>
+              </w:rPr>
+              <w:t xml:space="preserve">是</w:t>
+            </w:r>
+          </w:p>
+        </w:tc>
+        <w:tc>
+          <w:tcPr>
+            <w:tcW w:type="dxa" w:w="1800"/>
+            <w:tcBorders>
+              <w:top w:val="nil" w:color="FFFFFF" w:sz="0"/>
+              <w:left w:val="nil" w:color="FFFFFF" w:sz="0"/>
+              <w:bottom w:val="nil" w:color="FFFFFF" w:sz="0"/>
+              <w:right w:val="nil" w:color="FFFFFF" w:sz="0"/>
+            </w:tcBorders>
+            <w:vAlign w:val="center"/>
+          </w:tcPr>
+          <w:p>
+            <w:pPr>
+              <w:spacing w:after="40" w:before="40" w:line="276"/>
+              <w:jc w:val="center"/>
+            </w:pPr>
+            <w:r>
+              <w:rPr>
+                <w:rFonts w:ascii="宋体" w:cs="宋体" w:eastAsia="宋体" w:hAnsi="宋体"/>
+                <w:sz w:val="21"/>
+                <w:szCs w:val="21"/>
+              </w:rPr>
+              <w:t xml:space="preserve">唯一</w:t>
+            </w:r>
+          </w:p>
+        </w:tc>
+      </w:tr>
+      <w:tr>
+        <w:tc>
+          <w:tcPr>
+            <w:tcW w:type="dxa" w:w="1200"/>
+            <w:tcBorders>
+              <w:top w:val="nil" w:color="FFFFFF" w:sz="0"/>
+              <w:left w:val="nil" w:color="FFFFFF" w:sz="0"/>
+              <w:bottom w:val="nil" w:color="FFFFFF" w:sz="0"/>
+              <w:right w:val="nil" w:color="FFFFFF" w:sz="0"/>
+            </w:tcBorders>
+            <w:vAlign w:val="center"/>
+          </w:tcPr>
+          <w:p>
+            <w:pPr>
+              <w:spacing w:after="40" w:before="40" w:line="276"/>
+              <w:jc w:val="center"/>
+            </w:pPr>
+            <w:r>
+              <w:rPr>
+                <w:rFonts w:ascii="宋体" w:cs="宋体" w:eastAsia="宋体" w:hAnsi="宋体"/>
+                <w:sz w:val="21"/>
+                <w:szCs w:val="21"/>
+              </w:rPr>
+              <w:t xml:space="preserve">leader_id</w:t>
+            </w:r>
+          </w:p>
+        </w:tc>
+        <w:tc>
+          <w:tcPr>
+            <w:tcW w:type="dxa" w:w="1200"/>
+            <w:tcBorders>
+              <w:top w:val="nil" w:color="FFFFFF" w:sz="0"/>
+              <w:left w:val="nil" w:color="FFFFFF" w:sz="0"/>
+              <w:bottom w:val="nil" w:color="FFFFFF" w:sz="0"/>
+              <w:right w:val="nil" w:color="FFFFFF" w:sz="0"/>
+            </w:tcBorders>
+            <w:vAlign w:val="center"/>
+          </w:tcPr>
+          <w:p>
+            <w:pPr>
+              <w:spacing w:after="40" w:before="40" w:line="276"/>
+              <w:jc w:val="center"/>
+            </w:pPr>
+            <w:r>
+              <w:rPr>
+                <w:rFonts w:ascii="宋体" w:cs="宋体" w:eastAsia="宋体" w:hAnsi="宋体"/>
+                <w:sz w:val="21"/>
+                <w:szCs w:val="21"/>
+              </w:rPr>
+              <w:t xml:space="preserve">负责人id</w:t>
+            </w:r>
+          </w:p>
+        </w:tc>
+        <w:tc>
+          <w:tcPr>
+            <w:tcW w:type="dxa" w:w="1200"/>
+            <w:tcBorders>
+              <w:top w:val="nil" w:color="FFFFFF" w:sz="0"/>
+              <w:left w:val="nil" w:color="FFFFFF" w:sz="0"/>
+              <w:bottom w:val="nil" w:color="FFFFFF" w:sz="0"/>
+              <w:right w:val="nil" w:color="FFFFFF" w:sz="0"/>
+            </w:tcBorders>
+            <w:vAlign w:val="center"/>
+          </w:tcPr>
+          <w:p>
+            <w:pPr>
+              <w:spacing w:after="40" w:before="40" w:line="276"/>
+              <w:jc w:val="center"/>
+            </w:pPr>
+            <w:r>
+              <w:rPr>
+                <w:rFonts w:ascii="宋体" w:cs="宋体" w:eastAsia="宋体" w:hAnsi="宋体"/>
+                <w:sz w:val="21"/>
+                <w:szCs w:val="21"/>
+              </w:rPr>
+              <w:t xml:space="preserve">bigint</w:t>
+            </w:r>
+          </w:p>
+        </w:tc>
+        <w:tc>
+          <w:tcPr>
+            <w:tcW w:type="dxa" w:w="900"/>
+            <w:tcBorders>
+              <w:top w:val="nil" w:color="FFFFFF" w:sz="0"/>
+              <w:left w:val="nil" w:color="FFFFFF" w:sz="0"/>
+              <w:bottom w:val="nil" w:color="FFFFFF" w:sz="0"/>
+              <w:right w:val="nil" w:color="FFFFFF" w:sz="0"/>
+            </w:tcBorders>
+            <w:vAlign w:val="center"/>
+          </w:tcPr>
+          <w:p>
+            <w:pPr>
+              <w:spacing w:after="40" w:before="40" w:line="276"/>
+              <w:jc w:val="center"/>
+            </w:pPr>
+            <w:r>
+              <w:rPr>
+                <w:rFonts w:ascii="宋体" w:cs="宋体" w:eastAsia="宋体" w:hAnsi="宋体"/>
+                <w:sz w:val="21"/>
+                <w:szCs w:val="21"/>
+              </w:rPr>
+              <w:t xml:space="preserve">20</w:t>
+            </w:r>
+          </w:p>
+        </w:tc>
+        <w:tc>
+          <w:tcPr>
+            <w:tcW w:type="dxa" w:w="1200"/>
+            <w:tcBorders>
+              <w:top w:val="nil" w:color="FFFFFF" w:sz="0"/>
+              <w:left w:val="nil" w:color="FFFFFF" w:sz="0"/>
+              <w:bottom w:val="nil" w:color="FFFFFF" w:sz="0"/>
+              <w:right w:val="nil" w:color="FFFFFF" w:sz="0"/>
+            </w:tcBorders>
+            <w:vAlign w:val="center"/>
+          </w:tcPr>
+          <w:p>
+            <w:pPr>
+              <w:spacing w:after="40" w:before="40" w:line="276"/>
+              <w:jc w:val="center"/>
+            </w:pPr>
+            <w:r>
+              <w:rPr>
+                <w:rFonts w:ascii="宋体" w:cs="宋体" w:eastAsia="宋体" w:hAnsi="宋体"/>
+                <w:sz w:val="21"/>
+                <w:szCs w:val="21"/>
+              </w:rPr>
+              <w:t xml:space="preserve">是</w:t>
+            </w:r>
+          </w:p>
+        </w:tc>
+        <w:tc>
+          <w:tcPr>
+            <w:tcW w:type="dxa" w:w="1800"/>
+            <w:tcBorders>
+              <w:top w:val="nil" w:color="FFFFFF" w:sz="0"/>
+              <w:left w:val="nil" w:color="FFFFFF" w:sz="0"/>
+              <w:bottom w:val="nil" w:color="FFFFFF" w:sz="0"/>
+              <w:right w:val="nil" w:color="FFFFFF" w:sz="0"/>
+            </w:tcBorders>
+            <w:vAlign w:val="center"/>
+          </w:tcPr>
+          <w:p>
+            <w:pPr>
+              <w:spacing w:after="40" w:before="40" w:line="276"/>
+              <w:jc w:val="center"/>
+            </w:pPr>
+            <w:r>
+              <w:rPr>
+                <w:rFonts w:ascii="宋体" w:cs="宋体" w:eastAsia="宋体" w:hAnsi="宋体"/>
+                <w:sz w:val="21"/>
+                <w:szCs w:val="21"/>
+              </w:rPr>
+              <w:t xml:space="preserve">关联用户表</w:t>
+            </w:r>
+          </w:p>
+        </w:tc>
+      </w:tr>
+      <w:tr>
+        <w:tc>
+          <w:tcPr>
+            <w:tcW w:type="dxa" w:w="1200"/>
+            <w:tcBorders>
+              <w:top w:val="nil" w:color="FFFFFF" w:sz="0"/>
+              <w:left w:val="nil" w:color="FFFFFF" w:sz="0"/>
+              <w:bottom w:val="nil" w:color="FFFFFF" w:sz="0"/>
+              <w:right w:val="nil" w:color="FFFFFF" w:sz="0"/>
+            </w:tcBorders>
+            <w:vAlign w:val="center"/>
+          </w:tcPr>
+          <w:p>
+            <w:pPr>
+              <w:spacing w:after="40" w:before="40" w:line="276"/>
+              <w:jc w:val="center"/>
+            </w:pPr>
+            <w:r>
+              <w:rPr>
+                <w:rFonts w:ascii="宋体" w:cs="宋体" w:eastAsia="宋体" w:hAnsi="宋体"/>
+                <w:sz w:val="21"/>
+                <w:szCs w:val="21"/>
+              </w:rPr>
+              <w:t xml:space="preserve">sort_order</w:t>
+            </w:r>
+          </w:p>
+        </w:tc>
+        <w:tc>
+          <w:tcPr>
+            <w:tcW w:type="dxa" w:w="1200"/>
+            <w:tcBorders>
+              <w:top w:val="nil" w:color="FFFFFF" w:sz="0"/>
+              <w:left w:val="nil" w:color="FFFFFF" w:sz="0"/>
+              <w:bottom w:val="nil" w:color="FFFFFF" w:sz="0"/>
+              <w:right w:val="nil" w:color="FFFFFF" w:sz="0"/>
+            </w:tcBorders>
+            <w:vAlign w:val="center"/>
+          </w:tcPr>
+          <w:p>
+            <w:pPr>
+              <w:spacing w:after="40" w:before="40" w:line="276"/>
+              <w:jc w:val="center"/>
+            </w:pPr>
+            <w:r>
+              <w:rPr>
+                <w:rFonts w:ascii="宋体" w:cs="宋体" w:eastAsia="宋体" w:hAnsi="宋体"/>
+                <w:sz w:val="21"/>
+                <w:szCs w:val="21"/>
+              </w:rPr>
+              <w:t xml:space="preserve">排序号</w:t>
+            </w:r>
+          </w:p>
+        </w:tc>
+        <w:tc>
+          <w:tcPr>
+            <w:tcW w:type="dxa" w:w="1200"/>
+            <w:tcBorders>
+              <w:top w:val="nil" w:color="FFFFFF" w:sz="0"/>
+              <w:left w:val="nil" w:color="FFFFFF" w:sz="0"/>
+              <w:bottom w:val="nil" w:color="FFFFFF" w:sz="0"/>
+              <w:right w:val="nil" w:color="FFFFFF" w:sz="0"/>
+            </w:tcBorders>
+            <w:vAlign w:val="center"/>
+          </w:tcPr>
+          <w:p>
+            <w:pPr>
+              <w:spacing w:after="40" w:before="40" w:line="276"/>
+              <w:jc w:val="center"/>
+            </w:pPr>
+            <w:r>
+              <w:rPr>
+                <w:rFonts w:ascii="宋体" w:cs="宋体" w:eastAsia="宋体" w:hAnsi="宋体"/>
+                <w:sz w:val="21"/>
+                <w:szCs w:val="21"/>
+              </w:rPr>
+              <w:t xml:space="preserve">int</w:t>
+            </w:r>
+          </w:p>
+        </w:tc>
+        <w:tc>
+          <w:tcPr>
+            <w:tcW w:type="dxa" w:w="900"/>
+            <w:tcBorders>
+              <w:top w:val="nil" w:color="FFFFFF" w:sz="0"/>
+              <w:left w:val="nil" w:color="FFFFFF" w:sz="0"/>
+              <w:bottom w:val="nil" w:color="FFFFFF" w:sz="0"/>
+              <w:right w:val="nil" w:color="FFFFFF" w:sz="0"/>
+            </w:tcBorders>
+            <w:vAlign w:val="center"/>
+          </w:tcPr>
+          <w:p>
+            <w:pPr>
+              <w:spacing w:after="40" w:before="40" w:line="276"/>
+              <w:jc w:val="center"/>
+            </w:pPr>
+            <w:r>
+              <w:rPr>
+                <w:rFonts w:ascii="宋体" w:cs="宋体" w:eastAsia="宋体" w:hAnsi="宋体"/>
+                <w:sz w:val="21"/>
+                <w:szCs w:val="21"/>
+              </w:rPr>
+              <w:t xml:space="preserve">11</w:t>
+            </w:r>
+          </w:p>
+        </w:tc>
+        <w:tc>
+          <w:tcPr>
+            <w:tcW w:type="dxa" w:w="1200"/>
+            <w:tcBorders>
+              <w:top w:val="nil" w:color="FFFFFF" w:sz="0"/>
+              <w:left w:val="nil" w:color="FFFFFF" w:sz="0"/>
+              <w:bottom w:val="nil" w:color="FFFFFF" w:sz="0"/>
+              <w:right w:val="nil" w:color="FFFFFF" w:sz="0"/>
+            </w:tcBorders>
+            <w:vAlign w:val="center"/>
+          </w:tcPr>
+          <w:p>
+            <w:pPr>
+              <w:spacing w:after="40" w:before="40" w:line="276"/>
+              <w:jc w:val="center"/>
+            </w:pPr>
+            <w:r>
+              <w:rPr>
+                <w:rFonts w:ascii="宋体" w:cs="宋体" w:eastAsia="宋体" w:hAnsi="宋体"/>
+                <w:sz w:val="21"/>
+                <w:szCs w:val="21"/>
+              </w:rPr>
+              <w:t xml:space="preserve">是</w:t>
+            </w:r>
+          </w:p>
+        </w:tc>
+        <w:tc>
+          <w:tcPr>
+            <w:tcW w:type="dxa" w:w="1800"/>
+            <w:tcBorders>
+              <w:top w:val="nil" w:color="FFFFFF" w:sz="0"/>
+              <w:left w:val="nil" w:color="FFFFFF" w:sz="0"/>
+              <w:bottom w:val="nil" w:color="FFFFFF" w:sz="0"/>
+              <w:right w:val="nil" w:color="FFFFFF" w:sz="0"/>
+            </w:tcBorders>
+            <w:vAlign w:val="center"/>
+          </w:tcPr>
+          <w:p>
+            <w:pPr>
+              <w:spacing w:after="40" w:before="40" w:line="276"/>
+              <w:jc w:val="center"/>
+            </w:pPr>
+            <w:r>
+              <w:rPr>
+                <w:rFonts w:ascii="宋体" w:cs="宋体" w:eastAsia="宋体" w:hAnsi="宋体"/>
+                <w:sz w:val="21"/>
+                <w:szCs w:val="21"/>
+              </w:rPr>
+              <w:t xml:space="preserve">-</w:t>
+            </w:r>
+          </w:p>
+        </w:tc>
+      </w:tr>
+      <w:tr>
+        <w:tc>
+          <w:tcPr>
+            <w:tcW w:type="dxa" w:w="1200"/>
+            <w:tcBorders>
+              <w:top w:val="nil" w:color="FFFFFF" w:sz="0"/>
+              <w:left w:val="nil" w:color="FFFFFF" w:sz="0"/>
+              <w:bottom w:val="nil" w:color="FFFFFF" w:sz="0"/>
+              <w:right w:val="nil" w:color="FFFFFF" w:sz="0"/>
+            </w:tcBorders>
+            <w:vAlign w:val="center"/>
+          </w:tcPr>
+          <w:p>
+            <w:pPr>
+              <w:spacing w:after="40" w:before="40" w:line="276"/>
+              <w:jc w:val="center"/>
+            </w:pPr>
+            <w:r>
+              <w:rPr>
+                <w:rFonts w:ascii="宋体" w:cs="宋体" w:eastAsia="宋体" w:hAnsi="宋体"/>
+                <w:sz w:val="21"/>
+                <w:szCs w:val="21"/>
+              </w:rPr>
+              <w:t xml:space="preserve">level</w:t>
+            </w:r>
+          </w:p>
+        </w:tc>
+        <w:tc>
+          <w:tcPr>
+            <w:tcW w:type="dxa" w:w="1200"/>
+            <w:tcBorders>
+              <w:top w:val="nil" w:color="FFFFFF" w:sz="0"/>
+              <w:left w:val="nil" w:color="FFFFFF" w:sz="0"/>
+              <w:bottom w:val="nil" w:color="FFFFFF" w:sz="0"/>
+              <w:right w:val="nil" w:color="FFFFFF" w:sz="0"/>
+            </w:tcBorders>
+            <w:vAlign w:val="center"/>
+          </w:tcPr>
+          <w:p>
+            <w:pPr>
+              <w:spacing w:after="40" w:before="40" w:line="276"/>
+              <w:jc w:val="center"/>
+            </w:pPr>
+            <w:r>
+              <w:rPr>
+                <w:rFonts w:ascii="宋体" w:cs="宋体" w:eastAsia="宋体" w:hAnsi="宋体"/>
+                <w:sz w:val="21"/>
+                <w:szCs w:val="21"/>
+              </w:rPr>
+              <w:t xml:space="preserve">部门层级</w:t>
+            </w:r>
+          </w:p>
+        </w:tc>
+        <w:tc>
+          <w:tcPr>
+            <w:tcW w:type="dxa" w:w="1200"/>
+            <w:tcBorders>
+              <w:top w:val="nil" w:color="FFFFFF" w:sz="0"/>
+              <w:left w:val="nil" w:color="FFFFFF" w:sz="0"/>
+              <w:bottom w:val="nil" w:color="FFFFFF" w:sz="0"/>
+              <w:right w:val="nil" w:color="FFFFFF" w:sz="0"/>
+            </w:tcBorders>
+            <w:vAlign w:val="center"/>
+          </w:tcPr>
+          <w:p>
+            <w:pPr>
+              <w:spacing w:after="40" w:before="40" w:line="276"/>
+              <w:jc w:val="center"/>
+            </w:pPr>
+            <w:r>
+              <w:rPr>
+                <w:rFonts w:ascii="宋体" w:cs="宋体" w:eastAsia="宋体" w:hAnsi="宋体"/>
+                <w:sz w:val="21"/>
+                <w:szCs w:val="21"/>
+              </w:rPr>
+              <w:t xml:space="preserve">int</w:t>
+            </w:r>
+          </w:p>
+        </w:tc>
+        <w:tc>
+          <w:tcPr>
+            <w:tcW w:type="dxa" w:w="900"/>
+            <w:tcBorders>
+              <w:top w:val="nil" w:color="FFFFFF" w:sz="0"/>
+              <w:left w:val="nil" w:color="FFFFFF" w:sz="0"/>
+              <w:bottom w:val="nil" w:color="FFFFFF" w:sz="0"/>
+              <w:right w:val="nil" w:color="FFFFFF" w:sz="0"/>
+            </w:tcBorders>
+            <w:vAlign w:val="center"/>
+          </w:tcPr>
+          <w:p>
+            <w:pPr>
+              <w:spacing w:after="40" w:before="40" w:line="276"/>
+              <w:jc w:val="center"/>
+            </w:pPr>
+            <w:r>
+              <w:rPr>
+                <w:rFonts w:ascii="宋体" w:cs="宋体" w:eastAsia="宋体" w:hAnsi="宋体"/>
+                <w:sz w:val="21"/>
+                <w:szCs w:val="21"/>
+              </w:rPr>
+              <w:t xml:space="preserve">11</w:t>
+            </w:r>
+          </w:p>
+        </w:tc>
+        <w:tc>
+          <w:tcPr>
+            <w:tcW w:type="dxa" w:w="1200"/>
+            <w:tcBorders>
+              <w:top w:val="nil" w:color="FFFFFF" w:sz="0"/>
+              <w:left w:val="nil" w:color="FFFFFF" w:sz="0"/>
+              <w:bottom w:val="nil" w:color="FFFFFF" w:sz="0"/>
+              <w:right w:val="nil" w:color="FFFFFF" w:sz="0"/>
+            </w:tcBorders>
+            <w:vAlign w:val="center"/>
+          </w:tcPr>
+          <w:p>
+            <w:pPr>
+              <w:spacing w:after="40" w:before="40" w:line="276"/>
+              <w:jc w:val="center"/>
+            </w:pPr>
+            <w:r>
+              <w:rPr>
+                <w:rFonts w:ascii="宋体" w:cs="宋体" w:eastAsia="宋体" w:hAnsi="宋体"/>
+                <w:sz w:val="21"/>
+                <w:szCs w:val="21"/>
+              </w:rPr>
+              <w:t xml:space="preserve">是</w:t>
+            </w:r>
+          </w:p>
+        </w:tc>
+        <w:tc>
+          <w:tcPr>
+            <w:tcW w:type="dxa" w:w="1800"/>
+            <w:tcBorders>
+              <w:top w:val="nil" w:color="FFFFFF" w:sz="0"/>
+              <w:left w:val="nil" w:color="FFFFFF" w:sz="0"/>
+              <w:bottom w:val="nil" w:color="FFFFFF" w:sz="0"/>
+              <w:right w:val="nil" w:color="FFFFFF" w:sz="0"/>
+            </w:tcBorders>
+            <w:vAlign w:val="center"/>
+          </w:tcPr>
+          <w:p>
+            <w:pPr>
+              <w:spacing w:after="40" w:before="40" w:line="276"/>
+              <w:jc w:val="center"/>
+            </w:pPr>
+            <w:r>
+              <w:rPr>
+                <w:rFonts w:ascii="宋体" w:cs="宋体" w:eastAsia="宋体" w:hAnsi="宋体"/>
+                <w:sz w:val="21"/>
+                <w:szCs w:val="21"/>
+              </w:rPr>
+              <w:t xml:space="preserve">-</w:t>
+            </w:r>
+          </w:p>
+        </w:tc>
+      </w:tr>
+      <w:tr>
+        <w:tc>
+          <w:tcPr>
+            <w:tcW w:type="dxa" w:w="1200"/>
+            <w:tcBorders>
+              <w:top w:val="nil" w:color="FFFFFF" w:sz="0"/>
+              <w:left w:val="nil" w:color="FFFFFF" w:sz="0"/>
+              <w:bottom w:val="nil" w:color="FFFFFF" w:sz="0"/>
+              <w:right w:val="nil" w:color="FFFFFF" w:sz="0"/>
+            </w:tcBorders>
+            <w:vAlign w:val="center"/>
+          </w:tcPr>
+          <w:p>
+            <w:pPr>
+              <w:spacing w:after="40" w:before="40" w:line="276"/>
+              <w:jc w:val="center"/>
+            </w:pPr>
+            <w:r>
+              <w:rPr>
+                <w:rFonts w:ascii="宋体" w:cs="宋体" w:eastAsia="宋体" w:hAnsi="宋体"/>
+                <w:sz w:val="21"/>
+                <w:szCs w:val="21"/>
+              </w:rPr>
+              <w:t xml:space="preserve">ancestors</w:t>
+            </w:r>
+          </w:p>
+        </w:tc>
+        <w:tc>
+          <w:tcPr>
+            <w:tcW w:type="dxa" w:w="1200"/>
+            <w:tcBorders>
+              <w:top w:val="nil" w:color="FFFFFF" w:sz="0"/>
+              <w:left w:val="nil" w:color="FFFFFF" w:sz="0"/>
+              <w:bottom w:val="nil" w:color="FFFFFF" w:sz="0"/>
+              <w:right w:val="nil" w:color="FFFFFF" w:sz="0"/>
+            </w:tcBorders>
+            <w:vAlign w:val="center"/>
+          </w:tcPr>
+          <w:p>
+            <w:pPr>
+              <w:spacing w:after="40" w:before="40" w:line="276"/>
+              <w:jc w:val="center"/>
+            </w:pPr>
+            <w:r>
+              <w:rPr>
+                <w:rFonts w:ascii="宋体" w:cs="宋体" w:eastAsia="宋体" w:hAnsi="宋体"/>
+                <w:sz w:val="21"/>
+                <w:szCs w:val="21"/>
+              </w:rPr>
+              <w:t xml:space="preserve">祖级列表</w:t>
+            </w:r>
+          </w:p>
+        </w:tc>
+        <w:tc>
+          <w:tcPr>
+            <w:tcW w:type="dxa" w:w="1200"/>
+            <w:tcBorders>
+              <w:top w:val="nil" w:color="FFFFFF" w:sz="0"/>
+              <w:left w:val="nil" w:color="FFFFFF" w:sz="0"/>
+              <w:bottom w:val="nil" w:color="FFFFFF" w:sz="0"/>
+              <w:right w:val="nil" w:color="FFFFFF" w:sz="0"/>
+            </w:tcBorders>
+            <w:vAlign w:val="center"/>
+          </w:tcPr>
+          <w:p>
+            <w:pPr>
+              <w:spacing w:after="40" w:before="40" w:line="276"/>
+              <w:jc w:val="center"/>
+            </w:pPr>
+            <w:r>
+              <w:rPr>
+                <w:rFonts w:ascii="宋体" w:cs="宋体" w:eastAsia="宋体" w:hAnsi="宋体"/>
+                <w:sz w:val="21"/>
+                <w:szCs w:val="21"/>
+              </w:rPr>
+              <w:t xml:space="preserve">varchar</w:t>
+            </w:r>
+          </w:p>
+        </w:tc>
+        <w:tc>
+          <w:tcPr>
+            <w:tcW w:type="dxa" w:w="900"/>
+            <w:tcBorders>
+              <w:top w:val="nil" w:color="FFFFFF" w:sz="0"/>
+              <w:left w:val="nil" w:color="FFFFFF" w:sz="0"/>
+              <w:bottom w:val="nil" w:color="FFFFFF" w:sz="0"/>
+              <w:right w:val="nil" w:color="FFFFFF" w:sz="0"/>
+            </w:tcBorders>
+            <w:vAlign w:val="center"/>
+          </w:tcPr>
+          <w:p>
+            <w:pPr>
+              <w:spacing w:after="40" w:before="40" w:line="276"/>
+              <w:jc w:val="center"/>
+            </w:pPr>
+            <w:r>
+              <w:rPr>
+                <w:rFonts w:ascii="宋体" w:cs="宋体" w:eastAsia="宋体" w:hAnsi="宋体"/>
+                <w:sz w:val="21"/>
+                <w:szCs w:val="21"/>
+              </w:rPr>
+              <w:t xml:space="preserve">200</w:t>
+            </w:r>
+          </w:p>
+        </w:tc>
+        <w:tc>
+          <w:tcPr>
+            <w:tcW w:type="dxa" w:w="1200"/>
+            <w:tcBorders>
+              <w:top w:val="nil" w:color="FFFFFF" w:sz="0"/>
+              <w:left w:val="nil" w:color="FFFFFF" w:sz="0"/>
+              <w:bottom w:val="nil" w:color="FFFFFF" w:sz="0"/>
+              <w:right w:val="nil" w:color="FFFFFF" w:sz="0"/>
+            </w:tcBorders>
+            <w:vAlign w:val="center"/>
+          </w:tcPr>
+          <w:p>
+            <w:pPr>
+              <w:spacing w:after="40" w:before="40" w:line="276"/>
+              <w:jc w:val="center"/>
+            </w:pPr>
+            <w:r>
+              <w:rPr>
+                <w:rFonts w:ascii="宋体" w:cs="宋体" w:eastAsia="宋体" w:hAnsi="宋体"/>
+                <w:sz w:val="21"/>
+                <w:szCs w:val="21"/>
+              </w:rPr>
+              <w:t xml:space="preserve">是</w:t>
+            </w:r>
+          </w:p>
+        </w:tc>
+        <w:tc>
+          <w:tcPr>
+            <w:tcW w:type="dxa" w:w="1800"/>
+            <w:tcBorders>
+              <w:top w:val="nil" w:color="FFFFFF" w:sz="0"/>
+              <w:left w:val="nil" w:color="FFFFFF" w:sz="0"/>
+              <w:bottom w:val="nil" w:color="FFFFFF" w:sz="0"/>
+              <w:right w:val="nil" w:color="FFFFFF" w:sz="0"/>
+            </w:tcBorders>
+            <w:vAlign w:val="center"/>
+          </w:tcPr>
+          <w:p>
+            <w:pPr>
+              <w:spacing w:after="40" w:before="40" w:line="276"/>
+              <w:jc w:val="center"/>
+            </w:pPr>
+            <w:r>
+              <w:rPr>
+                <w:rFonts w:ascii="宋体" w:cs="宋体" w:eastAsia="宋体" w:hAnsi="宋体"/>
+                <w:sz w:val="21"/>
+                <w:szCs w:val="21"/>
+              </w:rPr>
+              <w:t xml:space="preserve">-</w:t>
+            </w:r>
+          </w:p>
+        </w:tc>
+      </w:tr>
+      <w:tr>
+        <w:tc>
+          <w:tcPr>
+            <w:tcW w:type="dxa" w:w="1200"/>
+            <w:tcBorders>
+              <w:top w:val="nil" w:color="FFFFFF" w:sz="0"/>
+              <w:left w:val="nil" w:color="FFFFFF" w:sz="0"/>
+              <w:bottom w:val="nil" w:color="FFFFFF" w:sz="0"/>
+              <w:right w:val="nil" w:color="FFFFFF" w:sz="0"/>
+            </w:tcBorders>
+            <w:vAlign w:val="center"/>
+          </w:tcPr>
+          <w:p>
+            <w:pPr>
+              <w:spacing w:after="40" w:before="40" w:line="276"/>
+              <w:jc w:val="center"/>
+            </w:pPr>
+            <w:r>
+              <w:rPr>
+                <w:rFonts w:ascii="宋体" w:cs="宋体" w:eastAsia="宋体" w:hAnsi="宋体"/>
+                <w:sz w:val="21"/>
+                <w:szCs w:val="21"/>
+              </w:rPr>
+              <w:t xml:space="preserve">status</w:t>
+            </w:r>
+          </w:p>
+        </w:tc>
+        <w:tc>
+          <w:tcPr>
+            <w:tcW w:type="dxa" w:w="1200"/>
+            <w:tcBorders>
+              <w:top w:val="nil" w:color="FFFFFF" w:sz="0"/>
+              <w:left w:val="nil" w:color="FFFFFF" w:sz="0"/>
+              <w:bottom w:val="nil" w:color="FFFFFF" w:sz="0"/>
+              <w:right w:val="nil" w:color="FFFFFF" w:sz="0"/>
+            </w:tcBorders>
+            <w:vAlign w:val="center"/>
+          </w:tcPr>
+          <w:p>
+            <w:pPr>
+              <w:spacing w:after="40" w:before="40" w:line="276"/>
+              <w:jc w:val="center"/>
+            </w:pPr>
+            <w:r>
+              <w:rPr>
+                <w:rFonts w:ascii="宋体" w:cs="宋体" w:eastAsia="宋体" w:hAnsi="宋体"/>
+                <w:sz w:val="21"/>
+                <w:szCs w:val="21"/>
+              </w:rPr>
+              <w:t xml:space="preserve">状态</w:t>
+            </w:r>
+          </w:p>
+        </w:tc>
+        <w:tc>
+          <w:tcPr>
+            <w:tcW w:type="dxa" w:w="1200"/>
+            <w:tcBorders>
+              <w:top w:val="nil" w:color="FFFFFF" w:sz="0"/>
+              <w:left w:val="nil" w:color="FFFFFF" w:sz="0"/>
+              <w:bottom w:val="nil" w:color="FFFFFF" w:sz="0"/>
+              <w:right w:val="nil" w:color="FFFFFF" w:sz="0"/>
+            </w:tcBorders>
+            <w:vAlign w:val="center"/>
+          </w:tcPr>
+          <w:p>
+            <w:pPr>
+              <w:spacing w:after="40" w:before="40" w:line="276"/>
+              <w:jc w:val="center"/>
+            </w:pPr>
+            <w:r>
+              <w:rPr>
+                <w:rFonts w:ascii="宋体" w:cs="宋体" w:eastAsia="宋体" w:hAnsi="宋体"/>
+                <w:sz w:val="21"/>
+                <w:szCs w:val="21"/>
+              </w:rPr>
+              <w:t xml:space="preserve">tinyint</w:t>
+            </w:r>
+          </w:p>
+        </w:tc>
+        <w:tc>
+          <w:tcPr>
+            <w:tcW w:type="dxa" w:w="900"/>
+            <w:tcBorders>
+              <w:top w:val="nil" w:color="FFFFFF" w:sz="0"/>
+              <w:left w:val="nil" w:color="FFFFFF" w:sz="0"/>
+              <w:bottom w:val="nil" w:color="FFFFFF" w:sz="0"/>
+              <w:right w:val="nil" w:color="FFFFFF" w:sz="0"/>
+            </w:tcBorders>
+            <w:vAlign w:val="center"/>
+          </w:tcPr>
+          <w:p>
+            <w:pPr>
+              <w:spacing w:after="40" w:before="40" w:line="276"/>
+              <w:jc w:val="center"/>
+            </w:pPr>
+            <w:r>
+              <w:rPr>
+                <w:rFonts w:ascii="宋体" w:cs="宋体" w:eastAsia="宋体" w:hAnsi="宋体"/>
+                <w:sz w:val="21"/>
+                <w:szCs w:val="21"/>
+              </w:rPr>
+              <w:t xml:space="preserve">1</w:t>
+            </w:r>
+          </w:p>
+        </w:tc>
+        <w:tc>
+          <w:tcPr>
+            <w:tcW w:type="dxa" w:w="1200"/>
+            <w:tcBorders>
+              <w:top w:val="nil" w:color="FFFFFF" w:sz="0"/>
+              <w:left w:val="nil" w:color="FFFFFF" w:sz="0"/>
+              <w:bottom w:val="nil" w:color="FFFFFF" w:sz="0"/>
+              <w:right w:val="nil" w:color="FFFFFF" w:sz="0"/>
+            </w:tcBorders>
+            <w:vAlign w:val="center"/>
+          </w:tcPr>
+          <w:p>
+            <w:pPr>
+              <w:spacing w:after="40" w:before="40" w:line="276"/>
+              <w:jc w:val="center"/>
+            </w:pPr>
+            <w:r>
+              <w:rPr>
+                <w:rFonts w:ascii="宋体" w:cs="宋体" w:eastAsia="宋体" w:hAnsi="宋体"/>
+                <w:sz w:val="21"/>
+                <w:szCs w:val="21"/>
+              </w:rPr>
+              <w:t xml:space="preserve">是</w:t>
+            </w:r>
+          </w:p>
+        </w:tc>
+        <w:tc>
+          <w:tcPr>
+            <w:tcW w:type="dxa" w:w="1800"/>
+            <w:tcBorders>
+              <w:top w:val="nil" w:color="FFFFFF" w:sz="0"/>
+              <w:left w:val="nil" w:color="FFFFFF" w:sz="0"/>
+              <w:bottom w:val="nil" w:color="FFFFFF" w:sz="0"/>
+              <w:right w:val="nil" w:color="FFFFFF" w:sz="0"/>
+            </w:tcBorders>
+            <w:vAlign w:val="center"/>
+          </w:tcPr>
+          <w:p>
+            <w:pPr>
+              <w:spacing w:after="40" w:before="40" w:line="276"/>
+              <w:jc w:val="center"/>
+            </w:pPr>
+            <w:r>
+              <w:rPr>
+                <w:rFonts w:ascii="宋体" w:cs="宋体" w:eastAsia="宋体" w:hAnsi="宋体"/>
+                <w:sz w:val="21"/>
+                <w:szCs w:val="21"/>
+              </w:rPr>
+              <w:t xml:space="preserve">0禁用/1正常</w:t>
+            </w:r>
+          </w:p>
+        </w:tc>
+      </w:tr>
+    </w:tbl>
+    <w:p>
+      <w:pPr>
+        <w:spacing w:after="100" w:before="100" w:line="312"/>
+        <w:jc w:val="center"/>
+      </w:pPr>
+      <w:r>
+        <w:rPr>
+          <w:rFonts w:ascii="宋体" w:cs="宋体" w:eastAsia="宋体" w:hAnsi="宋体"/>
+          <w:sz w:val="21"/>
+          <w:szCs w:val="21"/>
+        </w:rPr>
+        <w:t xml:space="preserve">表7 sys_dept部门表</w:t>
+      </w:r>
+    </w:p>
+    <w:p>
+      <w:pPr>
+        <w:spacing w:after="100" w:before="100" w:line="312"/>
+        <w:ind w:firstLine="480"/>
+      </w:pPr>
+      <w:r>
+        <w:rPr>
+          <w:rFonts w:ascii="宋体" w:cs="宋体" w:eastAsia="宋体" w:hAnsi="宋体"/>
+          <w:sz w:val="24"/>
+          <w:szCs w:val="24"/>
+        </w:rPr>
+        <w:t xml:space="preserve">（8）角色表（sys_role）用于存储系统角色信息，实现RBAC权限模型中的角色管理，支持数据权限范围配置，详细设计如表8所示。</w:t>
+      </w:r>
+    </w:p>
+    <w:tbl>
+      <w:tblPr>
+        <w:tblW w:type="auto" w:w="100"/>
+        <w:jc w:val="center"/>
+        <w:tblBorders>
+          <w:top w:val="single" w:color="auto" w:sz="4"/>
+          <w:left w:val="single" w:color="auto" w:sz="4"/>
+          <w:bottom w:val="single" w:color="auto" w:sz="4"/>
+          <w:right w:val="single" w:color="auto" w:sz="4"/>
+          <w:insideH w:val="single" w:color="auto" w:sz="4"/>
+          <w:insideV w:val="single" w:color="auto" w:sz="4"/>
+        </w:tblBorders>
+        <w:tblCellMar>
+          <w:top w:type="dxa" w:w="60"/>
+          <w:left w:type="dxa" w:w="120"/>
+          <w:bottom w:type="dxa" w:w="60"/>
+          <w:right w:type="dxa" w:w="120"/>
+        </w:tblCellMar>
+      </w:tblPr>
+      <w:tr>
+        <w:trPr>
+          <w:tblHeader/>
+        </w:trPr>
+        <w:tc>
+          <w:tcPr>
+            <w:tcW w:type="dxa" w:w="1200"/>
+            <w:tcBorders>
+              <w:top w:val="single" w:color="000000" w:sz="12"/>
+              <w:left w:val="nil" w:color="FFFFFF" w:sz="0"/>
+              <w:bottom w:val="single" w:color="000000" w:sz="6"/>
+              <w:right w:val="nil" w:color="FFFFFF" w:sz="0"/>
+            </w:tcBorders>
+            <w:vAlign w:val="center"/>
+          </w:tcPr>
+          <w:p>
+            <w:pPr>
+              <w:spacing w:after="60" w:before="60" w:line="276"/>
+              <w:jc w:val="center"/>
+            </w:pPr>
+            <w:r>
+              <w:rPr>
+                <w:rFonts w:ascii="宋体" w:cs="宋体" w:eastAsia="宋体" w:hAnsi="宋体"/>
+                <w:b/>
+                <w:bCs/>
+                <w:sz w:val="21"/>
+                <w:szCs w:val="21"/>
+              </w:rPr>
+              <w:t xml:space="preserve">字段名称</w:t>
+            </w:r>
+          </w:p>
+        </w:tc>
+        <w:tc>
+          <w:tcPr>
+            <w:tcW w:type="dxa" w:w="1200"/>
+            <w:tcBorders>
+              <w:top w:val="single" w:color="000000" w:sz="12"/>
+              <w:left w:val="nil" w:color="FFFFFF" w:sz="0"/>
+              <w:bottom w:val="single" w:color="000000" w:sz="6"/>
+              <w:right w:val="nil" w:color="FFFFFF" w:sz="0"/>
+            </w:tcBorders>
+            <w:vAlign w:val="center"/>
+          </w:tcPr>
+          <w:p>
+            <w:pPr>
+              <w:spacing w:after="60" w:before="60" w:line="276"/>
+              <w:jc w:val="center"/>
+            </w:pPr>
+            <w:r>
+              <w:rPr>
+                <w:rFonts w:ascii="宋体" w:cs="宋体" w:eastAsia="宋体" w:hAnsi="宋体"/>
+                <w:b/>
+                <w:bCs/>
+                <w:sz w:val="21"/>
+                <w:szCs w:val="21"/>
+              </w:rPr>
+              <w:t xml:space="preserve">字段描述</w:t>
+            </w:r>
+          </w:p>
+        </w:tc>
+        <w:tc>
+          <w:tcPr>
+            <w:tcW w:type="dxa" w:w="1200"/>
+            <w:tcBorders>
+              <w:top w:val="single" w:color="000000" w:sz="12"/>
+              <w:left w:val="nil" w:color="FFFFFF" w:sz="0"/>
+              <w:bottom w:val="single" w:color="000000" w:sz="6"/>
+              <w:right w:val="nil" w:color="FFFFFF" w:sz="0"/>
+            </w:tcBorders>
+            <w:vAlign w:val="center"/>
+          </w:tcPr>
+          <w:p>
+            <w:pPr>
+              <w:spacing w:after="60" w:before="60" w:line="276"/>
+              <w:jc w:val="center"/>
+            </w:pPr>
+            <w:r>
+              <w:rPr>
+                <w:rFonts w:ascii="宋体" w:cs="宋体" w:eastAsia="宋体" w:hAnsi="宋体"/>
+                <w:b/>
+                <w:bCs/>
+                <w:sz w:val="21"/>
+                <w:szCs w:val="21"/>
+              </w:rPr>
+              <w:t xml:space="preserve">字段类型</w:t>
+            </w:r>
+          </w:p>
+        </w:tc>
+        <w:tc>
+          <w:tcPr>
+            <w:tcW w:type="dxa" w:w="900"/>
+            <w:tcBorders>
+              <w:top w:val="single" w:color="000000" w:sz="12"/>
+              <w:left w:val="nil" w:color="FFFFFF" w:sz="0"/>
+              <w:bottom w:val="single" w:color="000000" w:sz="6"/>
+              <w:right w:val="nil" w:color="FFFFFF" w:sz="0"/>
+            </w:tcBorders>
+            <w:vAlign w:val="center"/>
+          </w:tcPr>
+          <w:p>
+            <w:pPr>
+              <w:spacing w:after="60" w:before="60" w:line="276"/>
+              <w:jc w:val="center"/>
+            </w:pPr>
+            <w:r>
+              <w:rPr>
+                <w:rFonts w:ascii="宋体" w:cs="宋体" w:eastAsia="宋体" w:hAnsi="宋体"/>
+                <w:b/>
+                <w:bCs/>
+                <w:sz w:val="21"/>
+                <w:szCs w:val="21"/>
+              </w:rPr>
+              <w:t xml:space="preserve">长度</w:t>
+            </w:r>
+          </w:p>
+        </w:tc>
+        <w:tc>
+          <w:tcPr>
+            <w:tcW w:type="dxa" w:w="1200"/>
+            <w:tcBorders>
+              <w:top w:val="single" w:color="000000" w:sz="12"/>
+              <w:left w:val="nil" w:color="FFFFFF" w:sz="0"/>
+              <w:bottom w:val="single" w:color="000000" w:sz="6"/>
+              <w:right w:val="nil" w:color="FFFFFF" w:sz="0"/>
+            </w:tcBorders>
+            <w:vAlign w:val="center"/>
+          </w:tcPr>
+          <w:p>
+            <w:pPr>
+              <w:spacing w:after="60" w:before="60" w:line="276"/>
+              <w:jc w:val="center"/>
+            </w:pPr>
+            <w:r>
+              <w:rPr>
+                <w:rFonts w:ascii="宋体" w:cs="宋体" w:eastAsia="宋体" w:hAnsi="宋体"/>
+                <w:b/>
+                <w:bCs/>
+                <w:sz w:val="21"/>
+                <w:szCs w:val="21"/>
+              </w:rPr>
+              <w:t xml:space="preserve">是否允许空值</w:t>
+            </w:r>
+          </w:p>
+        </w:tc>
+        <w:tc>
+          <w:tcPr>
+            <w:tcW w:type="dxa" w:w="1800"/>
+            <w:tcBorders>
+              <w:top w:val="single" w:color="000000" w:sz="12"/>
+              <w:left w:val="nil" w:color="FFFFFF" w:sz="0"/>
+              <w:bottom w:val="single" w:color="000000" w:sz="6"/>
+              <w:right w:val="nil" w:color="FFFFFF" w:sz="0"/>
+            </w:tcBorders>
+            <w:vAlign w:val="center"/>
+          </w:tcPr>
+          <w:p>
+            <w:pPr>
+              <w:spacing w:after="60" w:before="60" w:line="276"/>
+              <w:jc w:val="center"/>
+            </w:pPr>
+            <w:r>
+              <w:rPr>
+                <w:rFonts w:ascii="宋体" w:cs="宋体" w:eastAsia="宋体" w:hAnsi="宋体"/>
+                <w:b/>
+                <w:bCs/>
+                <w:sz w:val="21"/>
+                <w:szCs w:val="21"/>
+              </w:rPr>
+              <w:t xml:space="preserve">备注</w:t>
+            </w:r>
+          </w:p>
+        </w:tc>
+      </w:tr>
+      <w:tr>
+        <w:tc>
+          <w:tcPr>
+            <w:tcW w:type="dxa" w:w="1200"/>
+            <w:tcBorders>
+              <w:top w:val="nil" w:color="FFFFFF" w:sz="0"/>
+              <w:left w:val="nil" w:color="FFFFFF" w:sz="0"/>
+              <w:bottom w:val="nil" w:color="FFFFFF" w:sz="0"/>
+              <w:right w:val="nil" w:color="FFFFFF" w:sz="0"/>
+            </w:tcBorders>
+            <w:vAlign w:val="center"/>
+          </w:tcPr>
+          <w:p>
+            <w:pPr>
+              <w:spacing w:after="40" w:before="40" w:line="276"/>
+              <w:jc w:val="center"/>
+            </w:pPr>
+            <w:r>
+              <w:rPr>
+                <w:rFonts w:ascii="宋体" w:cs="宋体" w:eastAsia="宋体" w:hAnsi="宋体"/>
+                <w:sz w:val="21"/>
+                <w:szCs w:val="21"/>
+              </w:rPr>
+              <w:t xml:space="preserve">id</w:t>
+            </w:r>
+          </w:p>
+        </w:tc>
+        <w:tc>
+          <w:tcPr>
+            <w:tcW w:type="dxa" w:w="1200"/>
+            <w:tcBorders>
+              <w:top w:val="nil" w:color="FFFFFF" w:sz="0"/>
+              <w:left w:val="nil" w:color="FFFFFF" w:sz="0"/>
+              <w:bottom w:val="nil" w:color="FFFFFF" w:sz="0"/>
+              <w:right w:val="nil" w:color="FFFFFF" w:sz="0"/>
+            </w:tcBorders>
+            <w:vAlign w:val="center"/>
+          </w:tcPr>
+          <w:p>
+            <w:pPr>
+              <w:spacing w:after="40" w:before="40" w:line="276"/>
+              <w:jc w:val="center"/>
+            </w:pPr>
+            <w:r>
+              <w:rPr>
+                <w:rFonts w:ascii="宋体" w:cs="宋体" w:eastAsia="宋体" w:hAnsi="宋体"/>
+                <w:sz w:val="21"/>
+                <w:szCs w:val="21"/>
+              </w:rPr>
+              <w:t xml:space="preserve">角色id</w:t>
+            </w:r>
+          </w:p>
+        </w:tc>
+        <w:tc>
+          <w:tcPr>
+            <w:tcW w:type="dxa" w:w="1200"/>
+            <w:tcBorders>
+              <w:top w:val="nil" w:color="FFFFFF" w:sz="0"/>
+              <w:left w:val="nil" w:color="FFFFFF" w:sz="0"/>
+              <w:bottom w:val="nil" w:color="FFFFFF" w:sz="0"/>
+              <w:right w:val="nil" w:color="FFFFFF" w:sz="0"/>
+            </w:tcBorders>
+            <w:vAlign w:val="center"/>
+          </w:tcPr>
+          <w:p>
+            <w:pPr>
+              <w:spacing w:after="40" w:before="40" w:line="276"/>
+              <w:jc w:val="center"/>
+            </w:pPr>
+            <w:r>
+              <w:rPr>
+                <w:rFonts w:ascii="宋体" w:cs="宋体" w:eastAsia="宋体" w:hAnsi="宋体"/>
+                <w:sz w:val="21"/>
+                <w:szCs w:val="21"/>
+              </w:rPr>
+              <w:t xml:space="preserve">bigint</w:t>
+            </w:r>
+          </w:p>
+        </w:tc>
+        <w:tc>
+          <w:tcPr>
+            <w:tcW w:type="dxa" w:w="900"/>
+            <w:tcBorders>
+              <w:top w:val="nil" w:color="FFFFFF" w:sz="0"/>
+              <w:left w:val="nil" w:color="FFFFFF" w:sz="0"/>
+              <w:bottom w:val="nil" w:color="FFFFFF" w:sz="0"/>
+              <w:right w:val="nil" w:color="FFFFFF" w:sz="0"/>
+            </w:tcBorders>
+            <w:vAlign w:val="center"/>
+          </w:tcPr>
+          <w:p>
+            <w:pPr>
+              <w:spacing w:after="40" w:before="40" w:line="276"/>
+              <w:jc w:val="center"/>
+            </w:pPr>
+            <w:r>
+              <w:rPr>
+                <w:rFonts w:ascii="宋体" w:cs="宋体" w:eastAsia="宋体" w:hAnsi="宋体"/>
+                <w:sz w:val="21"/>
+                <w:szCs w:val="21"/>
+              </w:rPr>
+              <w:t xml:space="preserve">20</w:t>
+            </w:r>
+          </w:p>
+        </w:tc>
+        <w:tc>
+          <w:tcPr>
+            <w:tcW w:type="dxa" w:w="1200"/>
+            <w:tcBorders>
+              <w:top w:val="nil" w:color="FFFFFF" w:sz="0"/>
+              <w:left w:val="nil" w:color="FFFFFF" w:sz="0"/>
+              <w:bottom w:val="nil" w:color="FFFFFF" w:sz="0"/>
+              <w:right w:val="nil" w:color="FFFFFF" w:sz="0"/>
+            </w:tcBorders>
+            <w:vAlign w:val="center"/>
+          </w:tcPr>
+          <w:p>
+            <w:pPr>
+              <w:spacing w:after="40" w:before="40" w:line="276"/>
+              <w:jc w:val="center"/>
+            </w:pPr>
+            <w:r>
+              <w:rPr>
+                <w:rFonts w:ascii="宋体" w:cs="宋体" w:eastAsia="宋体" w:hAnsi="宋体"/>
+                <w:sz w:val="21"/>
+                <w:szCs w:val="21"/>
+              </w:rPr>
+              <w:t xml:space="preserve">否</w:t>
+            </w:r>
+          </w:p>
+        </w:tc>
+        <w:tc>
+          <w:tcPr>
+            <w:tcW w:type="dxa" w:w="1800"/>
+            <w:tcBorders>
+              <w:top w:val="nil" w:color="FFFFFF" w:sz="0"/>
+              <w:left w:val="nil" w:color="FFFFFF" w:sz="0"/>
+              <w:bottom w:val="nil" w:color="FFFFFF" w:sz="0"/>
+              <w:right w:val="nil" w:color="FFFFFF" w:sz="0"/>
+            </w:tcBorders>
+            <w:vAlign w:val="center"/>
+          </w:tcPr>
+          <w:p>
+            <w:pPr>
+              <w:spacing w:after="40" w:before="40" w:line="276"/>
+              <w:jc w:val="center"/>
+            </w:pPr>
+            <w:r>
+              <w:rPr>
+                <w:rFonts w:ascii="宋体" w:cs="宋体" w:eastAsia="宋体" w:hAnsi="宋体"/>
+                <w:sz w:val="21"/>
+                <w:szCs w:val="21"/>
+              </w:rPr>
+              <w:t xml:space="preserve">主键，自增</w:t>
+            </w:r>
+          </w:p>
+        </w:tc>
+      </w:tr>
+      <w:tr>
+        <w:tc>
+          <w:tcPr>
+            <w:tcW w:type="dxa" w:w="1200"/>
+            <w:tcBorders>
+              <w:top w:val="nil" w:color="FFFFFF" w:sz="0"/>
+              <w:left w:val="nil" w:color="FFFFFF" w:sz="0"/>
+              <w:bottom w:val="nil" w:color="FFFFFF" w:sz="0"/>
+              <w:right w:val="nil" w:color="FFFFFF" w:sz="0"/>
+            </w:tcBorders>
+            <w:vAlign w:val="center"/>
+          </w:tcPr>
+          <w:p>
+            <w:pPr>
+              <w:spacing w:after="40" w:before="40" w:line="276"/>
+              <w:jc w:val="center"/>
+            </w:pPr>
+            <w:r>
+              <w:rPr>
+                <w:rFonts w:ascii="宋体" w:cs="宋体" w:eastAsia="宋体" w:hAnsi="宋体"/>
+                <w:sz w:val="21"/>
+                <w:szCs w:val="21"/>
+              </w:rPr>
+              <w:t xml:space="preserve">role_code</w:t>
+            </w:r>
+          </w:p>
+        </w:tc>
+        <w:tc>
+          <w:tcPr>
+            <w:tcW w:type="dxa" w:w="1200"/>
+            <w:tcBorders>
+              <w:top w:val="nil" w:color="FFFFFF" w:sz="0"/>
+              <w:left w:val="nil" w:color="FFFFFF" w:sz="0"/>
+              <w:bottom w:val="nil" w:color="FFFFFF" w:sz="0"/>
+              <w:right w:val="nil" w:color="FFFFFF" w:sz="0"/>
+            </w:tcBorders>
+            <w:vAlign w:val="center"/>
+          </w:tcPr>
+          <w:p>
+            <w:pPr>
+              <w:spacing w:after="40" w:before="40" w:line="276"/>
+              <w:jc w:val="center"/>
+            </w:pPr>
+            <w:r>
+              <w:rPr>
+                <w:rFonts w:ascii="宋体" w:cs="宋体" w:eastAsia="宋体" w:hAnsi="宋体"/>
+                <w:sz w:val="21"/>
+                <w:szCs w:val="21"/>
+              </w:rPr>
+              <w:t xml:space="preserve">角色编码</w:t>
+            </w:r>
+          </w:p>
+        </w:tc>
+        <w:tc>
+          <w:tcPr>
+            <w:tcW w:type="dxa" w:w="1200"/>
+            <w:tcBorders>
+              <w:top w:val="nil" w:color="FFFFFF" w:sz="0"/>
+              <w:left w:val="nil" w:color="FFFFFF" w:sz="0"/>
+              <w:bottom w:val="nil" w:color="FFFFFF" w:sz="0"/>
+              <w:right w:val="nil" w:color="FFFFFF" w:sz="0"/>
+            </w:tcBorders>
+            <w:vAlign w:val="center"/>
+          </w:tcPr>
+          <w:p>
+            <w:pPr>
+              <w:spacing w:after="40" w:before="40" w:line="276"/>
+              <w:jc w:val="center"/>
+            </w:pPr>
+            <w:r>
+              <w:rPr>
+                <w:rFonts w:ascii="宋体" w:cs="宋体" w:eastAsia="宋体" w:hAnsi="宋体"/>
+                <w:sz w:val="21"/>
+                <w:szCs w:val="21"/>
+              </w:rPr>
+              <w:t xml:space="preserve">varchar</w:t>
+            </w:r>
+          </w:p>
+        </w:tc>
+        <w:tc>
+          <w:tcPr>
+            <w:tcW w:type="dxa" w:w="900"/>
+            <w:tcBorders>
+              <w:top w:val="nil" w:color="FFFFFF" w:sz="0"/>
+              <w:left w:val="nil" w:color="FFFFFF" w:sz="0"/>
+              <w:bottom w:val="nil" w:color="FFFFFF" w:sz="0"/>
+              <w:right w:val="nil" w:color="FFFFFF" w:sz="0"/>
+            </w:tcBorders>
+            <w:vAlign w:val="center"/>
+          </w:tcPr>
+          <w:p>
+            <w:pPr>
+              <w:spacing w:after="40" w:before="40" w:line="276"/>
+              <w:jc w:val="center"/>
+            </w:pPr>
+            <w:r>
+              <w:rPr>
+                <w:rFonts w:ascii="宋体" w:cs="宋体" w:eastAsia="宋体" w:hAnsi="宋体"/>
+                <w:sz w:val="21"/>
+                <w:szCs w:val="21"/>
+              </w:rPr>
+              <w:t xml:space="preserve">50</w:t>
+            </w:r>
+          </w:p>
+        </w:tc>
+        <w:tc>
+          <w:tcPr>
+            <w:tcW w:type="dxa" w:w="1200"/>
+            <w:tcBorders>
+              <w:top w:val="nil" w:color="FFFFFF" w:sz="0"/>
+              <w:left w:val="nil" w:color="FFFFFF" w:sz="0"/>
+              <w:bottom w:val="nil" w:color="FFFFFF" w:sz="0"/>
+              <w:right w:val="nil" w:color="FFFFFF" w:sz="0"/>
+            </w:tcBorders>
+            <w:vAlign w:val="center"/>
+          </w:tcPr>
+          <w:p>
+            <w:pPr>
+              <w:spacing w:after="40" w:before="40" w:line="276"/>
+              <w:jc w:val="center"/>
+            </w:pPr>
+            <w:r>
+              <w:rPr>
+                <w:rFonts w:ascii="宋体" w:cs="宋体" w:eastAsia="宋体" w:hAnsi="宋体"/>
+                <w:sz w:val="21"/>
+                <w:szCs w:val="21"/>
+              </w:rPr>
+              <w:t xml:space="preserve">否</w:t>
+            </w:r>
+          </w:p>
+        </w:tc>
+        <w:tc>
+          <w:tcPr>
+            <w:tcW w:type="dxa" w:w="1800"/>
+            <w:tcBorders>
+              <w:top w:val="nil" w:color="FFFFFF" w:sz="0"/>
+              <w:left w:val="nil" w:color="FFFFFF" w:sz="0"/>
+              <w:bottom w:val="nil" w:color="FFFFFF" w:sz="0"/>
+              <w:right w:val="nil" w:color="FFFFFF" w:sz="0"/>
+            </w:tcBorders>
+            <w:vAlign w:val="center"/>
+          </w:tcPr>
+          <w:p>
+            <w:pPr>
+              <w:spacing w:after="40" w:before="40" w:line="276"/>
+              <w:jc w:val="center"/>
+            </w:pPr>
+            <w:r>
+              <w:rPr>
+                <w:rFonts w:ascii="宋体" w:cs="宋体" w:eastAsia="宋体" w:hAnsi="宋体"/>
+                <w:sz w:val="21"/>
+                <w:szCs w:val="21"/>
+              </w:rPr>
+              <w:t xml:space="preserve">唯一</w:t>
+            </w:r>
+          </w:p>
+        </w:tc>
+      </w:tr>
+      <w:tr>
+        <w:tc>
+          <w:tcPr>
+            <w:tcW w:type="dxa" w:w="1200"/>
+            <w:tcBorders>
+              <w:top w:val="nil" w:color="FFFFFF" w:sz="0"/>
+              <w:left w:val="nil" w:color="FFFFFF" w:sz="0"/>
+              <w:bottom w:val="nil" w:color="FFFFFF" w:sz="0"/>
+              <w:right w:val="nil" w:color="FFFFFF" w:sz="0"/>
+            </w:tcBorders>
+            <w:vAlign w:val="center"/>
+          </w:tcPr>
+          <w:p>
+            <w:pPr>
+              <w:spacing w:after="40" w:before="40" w:line="276"/>
+              <w:jc w:val="center"/>
+            </w:pPr>
+            <w:r>
+              <w:rPr>
+                <w:rFonts w:ascii="宋体" w:cs="宋体" w:eastAsia="宋体" w:hAnsi="宋体"/>
+                <w:sz w:val="21"/>
+                <w:szCs w:val="21"/>
+              </w:rPr>
+              <w:t xml:space="preserve">role_name</w:t>
+            </w:r>
+          </w:p>
+        </w:tc>
+        <w:tc>
+          <w:tcPr>
+            <w:tcW w:type="dxa" w:w="1200"/>
+            <w:tcBorders>
+              <w:top w:val="nil" w:color="FFFFFF" w:sz="0"/>
+              <w:left w:val="nil" w:color="FFFFFF" w:sz="0"/>
+              <w:bottom w:val="nil" w:color="FFFFFF" w:sz="0"/>
+              <w:right w:val="nil" w:color="FFFFFF" w:sz="0"/>
+            </w:tcBorders>
+            <w:vAlign w:val="center"/>
+          </w:tcPr>
+          <w:p>
+            <w:pPr>
+              <w:spacing w:after="40" w:before="40" w:line="276"/>
+              <w:jc w:val="center"/>
+            </w:pPr>
+            <w:r>
+              <w:rPr>
+                <w:rFonts w:ascii="宋体" w:cs="宋体" w:eastAsia="宋体" w:hAnsi="宋体"/>
+                <w:sz w:val="21"/>
+                <w:szCs w:val="21"/>
+              </w:rPr>
+              <w:t xml:space="preserve">角色名称</w:t>
+            </w:r>
+          </w:p>
+        </w:tc>
+        <w:tc>
+          <w:tcPr>
+            <w:tcW w:type="dxa" w:w="1200"/>
+            <w:tcBorders>
+              <w:top w:val="nil" w:color="FFFFFF" w:sz="0"/>
+              <w:left w:val="nil" w:color="FFFFFF" w:sz="0"/>
+              <w:bottom w:val="nil" w:color="FFFFFF" w:sz="0"/>
+              <w:right w:val="nil" w:color="FFFFFF" w:sz="0"/>
+            </w:tcBorders>
+            <w:vAlign w:val="center"/>
+          </w:tcPr>
+          <w:p>
+            <w:pPr>
+              <w:spacing w:after="40" w:before="40" w:line="276"/>
+              <w:jc w:val="center"/>
+            </w:pPr>
+            <w:r>
+              <w:rPr>
+                <w:rFonts w:ascii="宋体" w:cs="宋体" w:eastAsia="宋体" w:hAnsi="宋体"/>
+                <w:sz w:val="21"/>
+                <w:szCs w:val="21"/>
+              </w:rPr>
+              <w:t xml:space="preserve">varchar</w:t>
+            </w:r>
+          </w:p>
+        </w:tc>
+        <w:tc>
+          <w:tcPr>
+            <w:tcW w:type="dxa" w:w="900"/>
+            <w:tcBorders>
+              <w:top w:val="nil" w:color="FFFFFF" w:sz="0"/>
+              <w:left w:val="nil" w:color="FFFFFF" w:sz="0"/>
+              <w:bottom w:val="nil" w:color="FFFFFF" w:sz="0"/>
+              <w:right w:val="nil" w:color="FFFFFF" w:sz="0"/>
+            </w:tcBorders>
+            <w:vAlign w:val="center"/>
+          </w:tcPr>
+          <w:p>
+            <w:pPr>
+              <w:spacing w:after="40" w:before="40" w:line="276"/>
+              <w:jc w:val="center"/>
+            </w:pPr>
+            <w:r>
+              <w:rPr>
+                <w:rFonts w:ascii="宋体" w:cs="宋体" w:eastAsia="宋体" w:hAnsi="宋体"/>
+                <w:sz w:val="21"/>
+                <w:szCs w:val="21"/>
+              </w:rPr>
+              <w:t xml:space="preserve">50</w:t>
+            </w:r>
+          </w:p>
+        </w:tc>
+        <w:tc>
+          <w:tcPr>
+            <w:tcW w:type="dxa" w:w="1200"/>
+            <w:tcBorders>
+              <w:top w:val="nil" w:color="FFFFFF" w:sz="0"/>
+              <w:left w:val="nil" w:color="FFFFFF" w:sz="0"/>
+              <w:bottom w:val="nil" w:color="FFFFFF" w:sz="0"/>
+              <w:right w:val="nil" w:color="FFFFFF" w:sz="0"/>
+            </w:tcBorders>
+            <w:vAlign w:val="center"/>
+          </w:tcPr>
+          <w:p>
+            <w:pPr>
+              <w:spacing w:after="40" w:before="40" w:line="276"/>
+              <w:jc w:val="center"/>
+            </w:pPr>
+            <w:r>
+              <w:rPr>
+                <w:rFonts w:ascii="宋体" w:cs="宋体" w:eastAsia="宋体" w:hAnsi="宋体"/>
+                <w:sz w:val="21"/>
+                <w:szCs w:val="21"/>
+              </w:rPr>
+              <w:t xml:space="preserve">否</w:t>
+            </w:r>
+          </w:p>
+        </w:tc>
+        <w:tc>
+          <w:tcPr>
+            <w:tcW w:type="dxa" w:w="1800"/>
+            <w:tcBorders>
+              <w:top w:val="nil" w:color="FFFFFF" w:sz="0"/>
+              <w:left w:val="nil" w:color="FFFFFF" w:sz="0"/>
+              <w:bottom w:val="nil" w:color="FFFFFF" w:sz="0"/>
+              <w:right w:val="nil" w:color="FFFFFF" w:sz="0"/>
+            </w:tcBorders>
+            <w:vAlign w:val="center"/>
+          </w:tcPr>
+          <w:p>
+            <w:pPr>
+              <w:spacing w:after="40" w:before="40" w:line="276"/>
+              <w:jc w:val="center"/>
+            </w:pPr>
+            <w:r>
+              <w:rPr>
+                <w:rFonts w:ascii="宋体" w:cs="宋体" w:eastAsia="宋体" w:hAnsi="宋体"/>
+                <w:sz w:val="21"/>
+                <w:szCs w:val="21"/>
+              </w:rPr>
+              <w:t xml:space="preserve">-</w:t>
+            </w:r>
+          </w:p>
+        </w:tc>
+      </w:tr>
+      <w:tr>
+        <w:tc>
+          <w:tcPr>
+            <w:tcW w:type="dxa" w:w="1200"/>
+            <w:tcBorders>
+              <w:top w:val="nil" w:color="FFFFFF" w:sz="0"/>
+              <w:left w:val="nil" w:color="FFFFFF" w:sz="0"/>
+              <w:bottom w:val="nil" w:color="FFFFFF" w:sz="0"/>
+              <w:right w:val="nil" w:color="FFFFFF" w:sz="0"/>
+            </w:tcBorders>
+            <w:vAlign w:val="center"/>
+          </w:tcPr>
+          <w:p>
+            <w:pPr>
+              <w:spacing w:after="40" w:before="40" w:line="276"/>
+              <w:jc w:val="center"/>
+            </w:pPr>
+            <w:r>
+              <w:rPr>
+                <w:rFonts w:ascii="宋体" w:cs="宋体" w:eastAsia="宋体" w:hAnsi="宋体"/>
+                <w:sz w:val="21"/>
+                <w:szCs w:val="21"/>
+              </w:rPr>
+              <w:t xml:space="preserve">role_desc</w:t>
+            </w:r>
+          </w:p>
+        </w:tc>
+        <w:tc>
+          <w:tcPr>
+            <w:tcW w:type="dxa" w:w="1200"/>
+            <w:tcBorders>
+              <w:top w:val="nil" w:color="FFFFFF" w:sz="0"/>
+              <w:left w:val="nil" w:color="FFFFFF" w:sz="0"/>
+              <w:bottom w:val="nil" w:color="FFFFFF" w:sz="0"/>
+              <w:right w:val="nil" w:color="FFFFFF" w:sz="0"/>
+            </w:tcBorders>
+            <w:vAlign w:val="center"/>
+          </w:tcPr>
+          <w:p>
+            <w:pPr>
+              <w:spacing w:after="40" w:before="40" w:line="276"/>
+              <w:jc w:val="center"/>
+            </w:pPr>
+            <w:r>
+              <w:rPr>
+                <w:rFonts w:ascii="宋体" w:cs="宋体" w:eastAsia="宋体" w:hAnsi="宋体"/>
+                <w:sz w:val="21"/>
+                <w:szCs w:val="21"/>
+              </w:rPr>
+              <w:t xml:space="preserve">角色描述</w:t>
+            </w:r>
+          </w:p>
+        </w:tc>
+        <w:tc>
+          <w:tcPr>
+            <w:tcW w:type="dxa" w:w="1200"/>
+            <w:tcBorders>
+              <w:top w:val="nil" w:color="FFFFFF" w:sz="0"/>
+              <w:left w:val="nil" w:color="FFFFFF" w:sz="0"/>
+              <w:bottom w:val="nil" w:color="FFFFFF" w:sz="0"/>
+              <w:right w:val="nil" w:color="FFFFFF" w:sz="0"/>
+            </w:tcBorders>
+            <w:vAlign w:val="center"/>
+          </w:tcPr>
+          <w:p>
+            <w:pPr>
+              <w:spacing w:after="40" w:before="40" w:line="276"/>
+              <w:jc w:val="center"/>
+            </w:pPr>
+            <w:r>
+              <w:rPr>
+                <w:rFonts w:ascii="宋体" w:cs="宋体" w:eastAsia="宋体" w:hAnsi="宋体"/>
+                <w:sz w:val="21"/>
+                <w:szCs w:val="21"/>
+              </w:rPr>
+              <w:t xml:space="preserve">varchar</w:t>
+            </w:r>
+          </w:p>
+        </w:tc>
+        <w:tc>
+          <w:tcPr>
+            <w:tcW w:type="dxa" w:w="900"/>
+            <w:tcBorders>
+              <w:top w:val="nil" w:color="FFFFFF" w:sz="0"/>
+              <w:left w:val="nil" w:color="FFFFFF" w:sz="0"/>
+              <w:bottom w:val="nil" w:color="FFFFFF" w:sz="0"/>
+              <w:right w:val="nil" w:color="FFFFFF" w:sz="0"/>
+            </w:tcBorders>
+            <w:vAlign w:val="center"/>
+          </w:tcPr>
+          <w:p>
+            <w:pPr>
+              <w:spacing w:after="40" w:before="40" w:line="276"/>
+              <w:jc w:val="center"/>
+            </w:pPr>
+            <w:r>
+              <w:rPr>
+                <w:rFonts w:ascii="宋体" w:cs="宋体" w:eastAsia="宋体" w:hAnsi="宋体"/>
+                <w:sz w:val="21"/>
+                <w:szCs w:val="21"/>
+              </w:rPr>
+              <w:t xml:space="preserve">200</w:t>
+            </w:r>
+          </w:p>
+        </w:tc>
+        <w:tc>
+          <w:tcPr>
+            <w:tcW w:type="dxa" w:w="1200"/>
+            <w:tcBorders>
+              <w:top w:val="nil" w:color="FFFFFF" w:sz="0"/>
+              <w:left w:val="nil" w:color="FFFFFF" w:sz="0"/>
+              <w:bottom w:val="nil" w:color="FFFFFF" w:sz="0"/>
+              <w:right w:val="nil" w:color="FFFFFF" w:sz="0"/>
+            </w:tcBorders>
+            <w:vAlign w:val="center"/>
+          </w:tcPr>
+          <w:p>
+            <w:pPr>
+              <w:spacing w:after="40" w:before="40" w:line="276"/>
+              <w:jc w:val="center"/>
+            </w:pPr>
+            <w:r>
+              <w:rPr>
+                <w:rFonts w:ascii="宋体" w:cs="宋体" w:eastAsia="宋体" w:hAnsi="宋体"/>
+                <w:sz w:val="21"/>
+                <w:szCs w:val="21"/>
+              </w:rPr>
+              <w:t xml:space="preserve">是</w:t>
+            </w:r>
+          </w:p>
+        </w:tc>
+        <w:tc>
+          <w:tcPr>
+            <w:tcW w:type="dxa" w:w="1800"/>
+            <w:tcBorders>
+              <w:top w:val="nil" w:color="FFFFFF" w:sz="0"/>
+              <w:left w:val="nil" w:color="FFFFFF" w:sz="0"/>
+              <w:bottom w:val="nil" w:color="FFFFFF" w:sz="0"/>
+              <w:right w:val="nil" w:color="FFFFFF" w:sz="0"/>
+            </w:tcBorders>
+            <w:vAlign w:val="center"/>
+          </w:tcPr>
+          <w:p>
+            <w:pPr>
+              <w:spacing w:after="40" w:before="40" w:line="276"/>
+              <w:jc w:val="center"/>
+            </w:pPr>
+            <w:r>
+              <w:rPr>
+                <w:rFonts w:ascii="宋体" w:cs="宋体" w:eastAsia="宋体" w:hAnsi="宋体"/>
+                <w:sz w:val="21"/>
+                <w:szCs w:val="21"/>
+              </w:rPr>
+              <w:t xml:space="preserve">-</w:t>
+            </w:r>
+          </w:p>
+        </w:tc>
+      </w:tr>
+      <w:tr>
+        <w:tc>
+          <w:tcPr>
+            <w:tcW w:type="dxa" w:w="1200"/>
+            <w:tcBorders>
+              <w:top w:val="nil" w:color="FFFFFF" w:sz="0"/>
+              <w:left w:val="nil" w:color="FFFFFF" w:sz="0"/>
+              <w:bottom w:val="nil" w:color="FFFFFF" w:sz="0"/>
+              <w:right w:val="nil" w:color="FFFFFF" w:sz="0"/>
+            </w:tcBorders>
+            <w:vAlign w:val="center"/>
+          </w:tcPr>
+          <w:p>
+            <w:pPr>
+              <w:spacing w:after="40" w:before="40" w:line="276"/>
+              <w:jc w:val="center"/>
+            </w:pPr>
+            <w:r>
+              <w:rPr>
+                <w:rFonts w:ascii="宋体" w:cs="宋体" w:eastAsia="宋体" w:hAnsi="宋体"/>
+                <w:sz w:val="21"/>
+                <w:szCs w:val="21"/>
+              </w:rPr>
+              <w:t xml:space="preserve">data_scope</w:t>
+            </w:r>
+          </w:p>
+        </w:tc>
+        <w:tc>
+          <w:tcPr>
+            <w:tcW w:type="dxa" w:w="1200"/>
+            <w:tcBorders>
+              <w:top w:val="nil" w:color="FFFFFF" w:sz="0"/>
+              <w:left w:val="nil" w:color="FFFFFF" w:sz="0"/>
+              <w:bottom w:val="nil" w:color="FFFFFF" w:sz="0"/>
+              <w:right w:val="nil" w:color="FFFFFF" w:sz="0"/>
+            </w:tcBorders>
+            <w:vAlign w:val="center"/>
+          </w:tcPr>
+          <w:p>
+            <w:pPr>
+              <w:spacing w:after="40" w:before="40" w:line="276"/>
+              <w:jc w:val="center"/>
+            </w:pPr>
+            <w:r>
+              <w:rPr>
+                <w:rFonts w:ascii="宋体" w:cs="宋体" w:eastAsia="宋体" w:hAnsi="宋体"/>
+                <w:sz w:val="21"/>
+                <w:szCs w:val="21"/>
+              </w:rPr>
+              <w:t xml:space="preserve">数据范围</w:t>
+            </w:r>
+          </w:p>
+        </w:tc>
+        <w:tc>
+          <w:tcPr>
+            <w:tcW w:type="dxa" w:w="1200"/>
+            <w:tcBorders>
+              <w:top w:val="nil" w:color="FFFFFF" w:sz="0"/>
+              <w:left w:val="nil" w:color="FFFFFF" w:sz="0"/>
+              <w:bottom w:val="nil" w:color="FFFFFF" w:sz="0"/>
+              <w:right w:val="nil" w:color="FFFFFF" w:sz="0"/>
+            </w:tcBorders>
+            <w:vAlign w:val="center"/>
+          </w:tcPr>
+          <w:p>
+            <w:pPr>
+              <w:spacing w:after="40" w:before="40" w:line="276"/>
+              <w:jc w:val="center"/>
+            </w:pPr>
+            <w:r>
+              <w:rPr>
+                <w:rFonts w:ascii="宋体" w:cs="宋体" w:eastAsia="宋体" w:hAnsi="宋体"/>
+                <w:sz w:val="21"/>
+                <w:szCs w:val="21"/>
+              </w:rPr>
+              <w:t xml:space="preserve">tinyint</w:t>
+            </w:r>
+          </w:p>
+        </w:tc>
+        <w:tc>
+          <w:tcPr>
+            <w:tcW w:type="dxa" w:w="900"/>
+            <w:tcBorders>
+              <w:top w:val="nil" w:color="FFFFFF" w:sz="0"/>
+              <w:left w:val="nil" w:color="FFFFFF" w:sz="0"/>
+              <w:bottom w:val="nil" w:color="FFFFFF" w:sz="0"/>
+              <w:right w:val="nil" w:color="FFFFFF" w:sz="0"/>
+            </w:tcBorders>
+            <w:vAlign w:val="center"/>
+          </w:tcPr>
+          <w:p>
+            <w:pPr>
+              <w:spacing w:after="40" w:before="40" w:line="276"/>
+              <w:jc w:val="center"/>
+            </w:pPr>
+            <w:r>
+              <w:rPr>
+                <w:rFonts w:ascii="宋体" w:cs="宋体" w:eastAsia="宋体" w:hAnsi="宋体"/>
+                <w:sz w:val="21"/>
+                <w:szCs w:val="21"/>
+              </w:rPr>
+              <w:t xml:space="preserve">1</w:t>
+            </w:r>
+          </w:p>
+        </w:tc>
+        <w:tc>
+          <w:tcPr>
+            <w:tcW w:type="dxa" w:w="1200"/>
+            <w:tcBorders>
+              <w:top w:val="nil" w:color="FFFFFF" w:sz="0"/>
+              <w:left w:val="nil" w:color="FFFFFF" w:sz="0"/>
+              <w:bottom w:val="nil" w:color="FFFFFF" w:sz="0"/>
+              <w:right w:val="nil" w:color="FFFFFF" w:sz="0"/>
+            </w:tcBorders>
+            <w:vAlign w:val="center"/>
+          </w:tcPr>
+          <w:p>
+            <w:pPr>
+              <w:spacing w:after="40" w:before="40" w:line="276"/>
+              <w:jc w:val="center"/>
+            </w:pPr>
+            <w:r>
+              <w:rPr>
+                <w:rFonts w:ascii="宋体" w:cs="宋体" w:eastAsia="宋体" w:hAnsi="宋体"/>
+                <w:sz w:val="21"/>
+                <w:szCs w:val="21"/>
+              </w:rPr>
+              <w:t xml:space="preserve">是</w:t>
+            </w:r>
+          </w:p>
+        </w:tc>
+        <w:tc>
+          <w:tcPr>
+            <w:tcW w:type="dxa" w:w="1800"/>
+            <w:tcBorders>
+              <w:top w:val="nil" w:color="FFFFFF" w:sz="0"/>
+              <w:left w:val="nil" w:color="FFFFFF" w:sz="0"/>
+              <w:bottom w:val="nil" w:color="FFFFFF" w:sz="0"/>
+              <w:right w:val="nil" w:color="FFFFFF" w:sz="0"/>
+            </w:tcBorders>
+            <w:vAlign w:val="center"/>
+          </w:tcPr>
+          <w:p>
+            <w:pPr>
+              <w:spacing w:after="40" w:before="40" w:line="276"/>
+              <w:jc w:val="center"/>
+            </w:pPr>
+            <w:r>
+              <w:rPr>
+                <w:rFonts w:ascii="宋体" w:cs="宋体" w:eastAsia="宋体" w:hAnsi="宋体"/>
+                <w:sz w:val="21"/>
+                <w:szCs w:val="21"/>
+              </w:rPr>
+              <w:t xml:space="preserve">1全部/2本部门/3本人</w:t>
+            </w:r>
+          </w:p>
+        </w:tc>
+      </w:tr>
+      <w:tr>
+        <w:tc>
+          <w:tcPr>
+            <w:tcW w:type="dxa" w:w="1200"/>
+            <w:tcBorders>
+              <w:top w:val="nil" w:color="FFFFFF" w:sz="0"/>
+              <w:left w:val="nil" w:color="FFFFFF" w:sz="0"/>
+              <w:bottom w:val="nil" w:color="FFFFFF" w:sz="0"/>
+              <w:right w:val="nil" w:color="FFFFFF" w:sz="0"/>
+            </w:tcBorders>
+            <w:vAlign w:val="center"/>
+          </w:tcPr>
+          <w:p>
+            <w:pPr>
+              <w:spacing w:after="40" w:before="40" w:line="276"/>
+              <w:jc w:val="center"/>
+            </w:pPr>
+            <w:r>
+              <w:rPr>
+                <w:rFonts w:ascii="宋体" w:cs="宋体" w:eastAsia="宋体" w:hAnsi="宋体"/>
+                <w:sz w:val="21"/>
+                <w:szCs w:val="21"/>
+              </w:rPr>
+              <w:t xml:space="preserve">sort_order</w:t>
+            </w:r>
+          </w:p>
+        </w:tc>
+        <w:tc>
+          <w:tcPr>
+            <w:tcW w:type="dxa" w:w="1200"/>
+            <w:tcBorders>
+              <w:top w:val="nil" w:color="FFFFFF" w:sz="0"/>
+              <w:left w:val="nil" w:color="FFFFFF" w:sz="0"/>
+              <w:bottom w:val="nil" w:color="FFFFFF" w:sz="0"/>
+              <w:right w:val="nil" w:color="FFFFFF" w:sz="0"/>
+            </w:tcBorders>
+            <w:vAlign w:val="center"/>
+          </w:tcPr>
+          <w:p>
+            <w:pPr>
+              <w:spacing w:after="40" w:before="40" w:line="276"/>
+              <w:jc w:val="center"/>
+            </w:pPr>
+            <w:r>
+              <w:rPr>
+                <w:rFonts w:ascii="宋体" w:cs="宋体" w:eastAsia="宋体" w:hAnsi="宋体"/>
+                <w:sz w:val="21"/>
+                <w:szCs w:val="21"/>
+              </w:rPr>
+              <w:t xml:space="preserve">排序号</w:t>
+            </w:r>
+          </w:p>
+        </w:tc>
+        <w:tc>
+          <w:tcPr>
+            <w:tcW w:type="dxa" w:w="1200"/>
+            <w:tcBorders>
+              <w:top w:val="nil" w:color="FFFFFF" w:sz="0"/>
+              <w:left w:val="nil" w:color="FFFFFF" w:sz="0"/>
+              <w:bottom w:val="nil" w:color="FFFFFF" w:sz="0"/>
+              <w:right w:val="nil" w:color="FFFFFF" w:sz="0"/>
+            </w:tcBorders>
+            <w:vAlign w:val="center"/>
+          </w:tcPr>
+          <w:p>
+            <w:pPr>
+              <w:spacing w:after="40" w:before="40" w:line="276"/>
+              <w:jc w:val="center"/>
+            </w:pPr>
+            <w:r>
+              <w:rPr>
+                <w:rFonts w:ascii="宋体" w:cs="宋体" w:eastAsia="宋体" w:hAnsi="宋体"/>
+                <w:sz w:val="21"/>
+                <w:szCs w:val="21"/>
+              </w:rPr>
+              <w:t xml:space="preserve">int</w:t>
+            </w:r>
+          </w:p>
+        </w:tc>
+        <w:tc>
+          <w:tcPr>
+            <w:tcW w:type="dxa" w:w="900"/>
+            <w:tcBorders>
+              <w:top w:val="nil" w:color="FFFFFF" w:sz="0"/>
+              <w:left w:val="nil" w:color="FFFFFF" w:sz="0"/>
+              <w:bottom w:val="nil" w:color="FFFFFF" w:sz="0"/>
+              <w:right w:val="nil" w:color="FFFFFF" w:sz="0"/>
+            </w:tcBorders>
+            <w:vAlign w:val="center"/>
+          </w:tcPr>
+          <w:p>
+            <w:pPr>
+              <w:spacing w:after="40" w:before="40" w:line="276"/>
+              <w:jc w:val="center"/>
+            </w:pPr>
+            <w:r>
+              <w:rPr>
+                <w:rFonts w:ascii="宋体" w:cs="宋体" w:eastAsia="宋体" w:hAnsi="宋体"/>
+                <w:sz w:val="21"/>
+                <w:szCs w:val="21"/>
+              </w:rPr>
+              <w:t xml:space="preserve">11</w:t>
+            </w:r>
+          </w:p>
+        </w:tc>
+        <w:tc>
+          <w:tcPr>
+            <w:tcW w:type="dxa" w:w="1200"/>
+            <w:tcBorders>
+              <w:top w:val="nil" w:color="FFFFFF" w:sz="0"/>
+              <w:left w:val="nil" w:color="FFFFFF" w:sz="0"/>
+              <w:bottom w:val="nil" w:color="FFFFFF" w:sz="0"/>
+              <w:right w:val="nil" w:color="FFFFFF" w:sz="0"/>
+            </w:tcBorders>
+            <w:vAlign w:val="center"/>
+          </w:tcPr>
+          <w:p>
+            <w:pPr>
+              <w:spacing w:after="40" w:before="40" w:line="276"/>
+              <w:jc w:val="center"/>
+            </w:pPr>
+            <w:r>
+              <w:rPr>
+                <w:rFonts w:ascii="宋体" w:cs="宋体" w:eastAsia="宋体" w:hAnsi="宋体"/>
+                <w:sz w:val="21"/>
+                <w:szCs w:val="21"/>
+              </w:rPr>
+              <w:t xml:space="preserve">是</w:t>
+            </w:r>
+          </w:p>
+        </w:tc>
+        <w:tc>
+          <w:tcPr>
+            <w:tcW w:type="dxa" w:w="1800"/>
+            <w:tcBorders>
+              <w:top w:val="nil" w:color="FFFFFF" w:sz="0"/>
+              <w:left w:val="nil" w:color="FFFFFF" w:sz="0"/>
+              <w:bottom w:val="nil" w:color="FFFFFF" w:sz="0"/>
+              <w:right w:val="nil" w:color="FFFFFF" w:sz="0"/>
+            </w:tcBorders>
+            <w:vAlign w:val="center"/>
+          </w:tcPr>
+          <w:p>
+            <w:pPr>
+              <w:spacing w:after="40" w:before="40" w:line="276"/>
+              <w:jc w:val="center"/>
+            </w:pPr>
+            <w:r>
+              <w:rPr>
+                <w:rFonts w:ascii="宋体" w:cs="宋体" w:eastAsia="宋体" w:hAnsi="宋体"/>
+                <w:sz w:val="21"/>
+                <w:szCs w:val="21"/>
+              </w:rPr>
+              <w:t xml:space="preserve">-</w:t>
+            </w:r>
+          </w:p>
+        </w:tc>
+      </w:tr>
+      <w:tr>
+        <w:tc>
+          <w:tcPr>
+            <w:tcW w:type="dxa" w:w="1200"/>
+            <w:tcBorders>
+              <w:top w:val="nil" w:color="FFFFFF" w:sz="0"/>
+              <w:left w:val="nil" w:color="FFFFFF" w:sz="0"/>
+              <w:bottom w:val="nil" w:color="FFFFFF" w:sz="0"/>
+              <w:right w:val="nil" w:color="FFFFFF" w:sz="0"/>
+            </w:tcBorders>
+            <w:vAlign w:val="center"/>
+          </w:tcPr>
+          <w:p>
+            <w:pPr>
+              <w:spacing w:after="40" w:before="40" w:line="276"/>
+              <w:jc w:val="center"/>
+            </w:pPr>
+            <w:r>
+              <w:rPr>
+                <w:rFonts w:ascii="宋体" w:cs="宋体" w:eastAsia="宋体" w:hAnsi="宋体"/>
+                <w:sz w:val="21"/>
+                <w:szCs w:val="21"/>
+              </w:rPr>
+              <w:t xml:space="preserve">status</w:t>
+            </w:r>
+          </w:p>
+        </w:tc>
+        <w:tc>
+          <w:tcPr>
+            <w:tcW w:type="dxa" w:w="1200"/>
+            <w:tcBorders>
+              <w:top w:val="nil" w:color="FFFFFF" w:sz="0"/>
+              <w:left w:val="nil" w:color="FFFFFF" w:sz="0"/>
+              <w:bottom w:val="nil" w:color="FFFFFF" w:sz="0"/>
+              <w:right w:val="nil" w:color="FFFFFF" w:sz="0"/>
+            </w:tcBorders>
+            <w:vAlign w:val="center"/>
+          </w:tcPr>
+          <w:p>
+            <w:pPr>
+              <w:spacing w:after="40" w:before="40" w:line="276"/>
+              <w:jc w:val="center"/>
+            </w:pPr>
+            <w:r>
+              <w:rPr>
+                <w:rFonts w:ascii="宋体" w:cs="宋体" w:eastAsia="宋体" w:hAnsi="宋体"/>
+                <w:sz w:val="21"/>
+                <w:szCs w:val="21"/>
+              </w:rPr>
+              <w:t xml:space="preserve">状态</w:t>
+            </w:r>
+          </w:p>
+        </w:tc>
+        <w:tc>
+          <w:tcPr>
+            <w:tcW w:type="dxa" w:w="1200"/>
+            <w:tcBorders>
+              <w:top w:val="nil" w:color="FFFFFF" w:sz="0"/>
+              <w:left w:val="nil" w:color="FFFFFF" w:sz="0"/>
+              <w:bottom w:val="nil" w:color="FFFFFF" w:sz="0"/>
+              <w:right w:val="nil" w:color="FFFFFF" w:sz="0"/>
+            </w:tcBorders>
+            <w:vAlign w:val="center"/>
+          </w:tcPr>
+          <w:p>
+            <w:pPr>
+              <w:spacing w:after="40" w:before="40" w:line="276"/>
+              <w:jc w:val="center"/>
+            </w:pPr>
+            <w:r>
+              <w:rPr>
+                <w:rFonts w:ascii="宋体" w:cs="宋体" w:eastAsia="宋体" w:hAnsi="宋体"/>
+                <w:sz w:val="21"/>
+                <w:szCs w:val="21"/>
+              </w:rPr>
+              <w:t xml:space="preserve">tinyint</w:t>
+            </w:r>
+          </w:p>
+        </w:tc>
+        <w:tc>
+          <w:tcPr>
+            <w:tcW w:type="dxa" w:w="900"/>
+            <w:tcBorders>
+              <w:top w:val="nil" w:color="FFFFFF" w:sz="0"/>
+              <w:left w:val="nil" w:color="FFFFFF" w:sz="0"/>
+              <w:bottom w:val="nil" w:color="FFFFFF" w:sz="0"/>
+              <w:right w:val="nil" w:color="FFFFFF" w:sz="0"/>
+            </w:tcBorders>
+            <w:vAlign w:val="center"/>
+          </w:tcPr>
+          <w:p>
+            <w:pPr>
+              <w:spacing w:after="40" w:before="40" w:line="276"/>
+              <w:jc w:val="center"/>
+            </w:pPr>
+            <w:r>
+              <w:rPr>
+                <w:rFonts w:ascii="宋体" w:cs="宋体" w:eastAsia="宋体" w:hAnsi="宋体"/>
+                <w:sz w:val="21"/>
+                <w:szCs w:val="21"/>
+              </w:rPr>
+              <w:t xml:space="preserve">1</w:t>
+            </w:r>
+          </w:p>
+        </w:tc>
+        <w:tc>
+          <w:tcPr>
+            <w:tcW w:type="dxa" w:w="1200"/>
+            <w:tcBorders>
+              <w:top w:val="nil" w:color="FFFFFF" w:sz="0"/>
+              <w:left w:val="nil" w:color="FFFFFF" w:sz="0"/>
+              <w:bottom w:val="nil" w:color="FFFFFF" w:sz="0"/>
+              <w:right w:val="nil" w:color="FFFFFF" w:sz="0"/>
+            </w:tcBorders>
+            <w:vAlign w:val="center"/>
+          </w:tcPr>
+          <w:p>
+            <w:pPr>
+              <w:spacing w:after="40" w:before="40" w:line="276"/>
+              <w:jc w:val="center"/>
+            </w:pPr>
+            <w:r>
+              <w:rPr>
+                <w:rFonts w:ascii="宋体" w:cs="宋体" w:eastAsia="宋体" w:hAnsi="宋体"/>
+                <w:sz w:val="21"/>
+                <w:szCs w:val="21"/>
+              </w:rPr>
+              <w:t xml:space="preserve">是</w:t>
+            </w:r>
+          </w:p>
+        </w:tc>
+        <w:tc>
+          <w:tcPr>
+            <w:tcW w:type="dxa" w:w="1800"/>
+            <w:tcBorders>
+              <w:top w:val="nil" w:color="FFFFFF" w:sz="0"/>
+              <w:left w:val="nil" w:color="FFFFFF" w:sz="0"/>
+              <w:bottom w:val="nil" w:color="FFFFFF" w:sz="0"/>
+              <w:right w:val="nil" w:color="FFFFFF" w:sz="0"/>
+            </w:tcBorders>
+            <w:vAlign w:val="center"/>
+          </w:tcPr>
+          <w:p>
+            <w:pPr>
+              <w:spacing w:after="40" w:before="40" w:line="276"/>
+              <w:jc w:val="center"/>
+            </w:pPr>
+            <w:r>
+              <w:rPr>
+                <w:rFonts w:ascii="宋体" w:cs="宋体" w:eastAsia="宋体" w:hAnsi="宋体"/>
+                <w:sz w:val="21"/>
+                <w:szCs w:val="21"/>
+              </w:rPr>
+              <w:t xml:space="preserve">0禁用/1正常</w:t>
+            </w:r>
+          </w:p>
+        </w:tc>
+      </w:tr>
+    </w:tbl>
+    <w:p>
+      <w:pPr>
+        <w:spacing w:after="100" w:before="100" w:line="312"/>
+        <w:jc w:val="center"/>
+      </w:pPr>
+      <w:r>
+        <w:rPr>
+          <w:rFonts w:ascii="宋体" w:cs="宋体" w:eastAsia="宋体" w:hAnsi="宋体"/>
+          <w:sz w:val="21"/>
+          <w:szCs w:val="21"/>
+        </w:rPr>
+        <w:t xml:space="preserve">表8 sys_role角色表</w:t>
+      </w:r>
+    </w:p>
+    <w:p>
+      <w:pPr>
+        <w:spacing w:after="100" w:before="100" w:line="312"/>
+        <w:ind w:firstLine="480"/>
+      </w:pPr>
+      <w:r>
+        <w:rPr>
+          <w:rFonts w:ascii="宋体" w:cs="宋体" w:eastAsia="宋体" w:hAnsi="宋体"/>
+          <w:sz w:val="24"/>
+          <w:szCs w:val="24"/>
+        </w:rPr>
+        <w:t xml:space="preserve">（9）岗位表（sys_position）用于存储企业岗位信息，包括岗位级别、任职要求和所属部门，详细设计如表9所示。</w:t>
+      </w:r>
+    </w:p>
+    <w:tbl>
+      <w:tblPr>
+        <w:tblW w:type="auto" w:w="100"/>
+        <w:jc w:val="center"/>
+        <w:tblBorders>
+          <w:top w:val="single" w:color="auto" w:sz="4"/>
+          <w:left w:val="single" w:color="auto" w:sz="4"/>
+          <w:bottom w:val="single" w:color="auto" w:sz="4"/>
+          <w:right w:val="single" w:color="auto" w:sz="4"/>
+          <w:insideH w:val="single" w:color="auto" w:sz="4"/>
+          <w:insideV w:val="single" w:color="auto" w:sz="4"/>
+        </w:tblBorders>
+        <w:tblCellMar>
+          <w:top w:type="dxa" w:w="60"/>
+          <w:left w:type="dxa" w:w="120"/>
+          <w:bottom w:type="dxa" w:w="60"/>
+          <w:right w:type="dxa" w:w="120"/>
+        </w:tblCellMar>
+      </w:tblPr>
+      <w:tr>
+        <w:trPr>
+          <w:tblHeader/>
+        </w:trPr>
+        <w:tc>
+          <w:tcPr>
+            <w:tcW w:type="dxa" w:w="1200"/>
+            <w:tcBorders>
+              <w:top w:val="single" w:color="000000" w:sz="12"/>
+              <w:left w:val="nil" w:color="FFFFFF" w:sz="0"/>
+              <w:bottom w:val="single" w:color="000000" w:sz="6"/>
+              <w:right w:val="nil" w:color="FFFFFF" w:sz="0"/>
+            </w:tcBorders>
+            <w:vAlign w:val="center"/>
+          </w:tcPr>
+          <w:p>
+            <w:pPr>
+              <w:spacing w:after="60" w:before="60" w:line="276"/>
+              <w:jc w:val="center"/>
+            </w:pPr>
+            <w:r>
+              <w:rPr>
+                <w:rFonts w:ascii="宋体" w:cs="宋体" w:eastAsia="宋体" w:hAnsi="宋体"/>
+                <w:b/>
+                <w:bCs/>
+                <w:sz w:val="21"/>
+                <w:szCs w:val="21"/>
+              </w:rPr>
+              <w:t xml:space="preserve">字段名称</w:t>
+            </w:r>
+          </w:p>
+        </w:tc>
+        <w:tc>
+          <w:tcPr>
+            <w:tcW w:type="dxa" w:w="1200"/>
+            <w:tcBorders>
+              <w:top w:val="single" w:color="000000" w:sz="12"/>
+              <w:left w:val="nil" w:color="FFFFFF" w:sz="0"/>
+              <w:bottom w:val="single" w:color="000000" w:sz="6"/>
+              <w:right w:val="nil" w:color="FFFFFF" w:sz="0"/>
+            </w:tcBorders>
+            <w:vAlign w:val="center"/>
+          </w:tcPr>
+          <w:p>
+            <w:pPr>
+              <w:spacing w:after="60" w:before="60" w:line="276"/>
+              <w:jc w:val="center"/>
+            </w:pPr>
+            <w:r>
+              <w:rPr>
+                <w:rFonts w:ascii="宋体" w:cs="宋体" w:eastAsia="宋体" w:hAnsi="宋体"/>
+                <w:b/>
+                <w:bCs/>
+                <w:sz w:val="21"/>
+                <w:szCs w:val="21"/>
+              </w:rPr>
+              <w:t xml:space="preserve">字段描述</w:t>
+            </w:r>
+          </w:p>
+        </w:tc>
+        <w:tc>
+          <w:tcPr>
+            <w:tcW w:type="dxa" w:w="1200"/>
+            <w:tcBorders>
+              <w:top w:val="single" w:color="000000" w:sz="12"/>
+              <w:left w:val="nil" w:color="FFFFFF" w:sz="0"/>
+              <w:bottom w:val="single" w:color="000000" w:sz="6"/>
+              <w:right w:val="nil" w:color="FFFFFF" w:sz="0"/>
+            </w:tcBorders>
+            <w:vAlign w:val="center"/>
+          </w:tcPr>
+          <w:p>
+            <w:pPr>
+              <w:spacing w:after="60" w:before="60" w:line="276"/>
+              <w:jc w:val="center"/>
+            </w:pPr>
+            <w:r>
+              <w:rPr>
+                <w:rFonts w:ascii="宋体" w:cs="宋体" w:eastAsia="宋体" w:hAnsi="宋体"/>
+                <w:b/>
+                <w:bCs/>
+                <w:sz w:val="21"/>
+                <w:szCs w:val="21"/>
+              </w:rPr>
+              <w:t xml:space="preserve">字段类型</w:t>
+            </w:r>
+          </w:p>
+        </w:tc>
+        <w:tc>
+          <w:tcPr>
+            <w:tcW w:type="dxa" w:w="900"/>
+            <w:tcBorders>
+              <w:top w:val="single" w:color="000000" w:sz="12"/>
+              <w:left w:val="nil" w:color="FFFFFF" w:sz="0"/>
+              <w:bottom w:val="single" w:color="000000" w:sz="6"/>
+              <w:right w:val="nil" w:color="FFFFFF" w:sz="0"/>
+            </w:tcBorders>
+            <w:vAlign w:val="center"/>
+          </w:tcPr>
+          <w:p>
+            <w:pPr>
+              <w:spacing w:after="60" w:before="60" w:line="276"/>
+              <w:jc w:val="center"/>
+            </w:pPr>
+            <w:r>
+              <w:rPr>
+                <w:rFonts w:ascii="宋体" w:cs="宋体" w:eastAsia="宋体" w:hAnsi="宋体"/>
+                <w:b/>
+                <w:bCs/>
+                <w:sz w:val="21"/>
+                <w:szCs w:val="21"/>
+              </w:rPr>
+              <w:t xml:space="preserve">长度</w:t>
+            </w:r>
+          </w:p>
+        </w:tc>
+        <w:tc>
+          <w:tcPr>
+            <w:tcW w:type="dxa" w:w="1200"/>
+            <w:tcBorders>
+              <w:top w:val="single" w:color="000000" w:sz="12"/>
+              <w:left w:val="nil" w:color="FFFFFF" w:sz="0"/>
+              <w:bottom w:val="single" w:color="000000" w:sz="6"/>
+              <w:right w:val="nil" w:color="FFFFFF" w:sz="0"/>
+            </w:tcBorders>
+            <w:vAlign w:val="center"/>
+          </w:tcPr>
+          <w:p>
+            <w:pPr>
+              <w:spacing w:after="60" w:before="60" w:line="276"/>
+              <w:jc w:val="center"/>
+            </w:pPr>
+            <w:r>
+              <w:rPr>
+                <w:rFonts w:ascii="宋体" w:cs="宋体" w:eastAsia="宋体" w:hAnsi="宋体"/>
+                <w:b/>
+                <w:bCs/>
+                <w:sz w:val="21"/>
+                <w:szCs w:val="21"/>
+              </w:rPr>
+              <w:t xml:space="preserve">是否允许空值</w:t>
+            </w:r>
+          </w:p>
+        </w:tc>
+        <w:tc>
+          <w:tcPr>
+            <w:tcW w:type="dxa" w:w="1800"/>
+            <w:tcBorders>
+              <w:top w:val="single" w:color="000000" w:sz="12"/>
+              <w:left w:val="nil" w:color="FFFFFF" w:sz="0"/>
+              <w:bottom w:val="single" w:color="000000" w:sz="6"/>
+              <w:right w:val="nil" w:color="FFFFFF" w:sz="0"/>
+            </w:tcBorders>
+            <w:vAlign w:val="center"/>
+          </w:tcPr>
+          <w:p>
+            <w:pPr>
+              <w:spacing w:after="60" w:before="60" w:line="276"/>
+              <w:jc w:val="center"/>
+            </w:pPr>
+            <w:r>
+              <w:rPr>
+                <w:rFonts w:ascii="宋体" w:cs="宋体" w:eastAsia="宋体" w:hAnsi="宋体"/>
+                <w:b/>
+                <w:bCs/>
+                <w:sz w:val="21"/>
+                <w:szCs w:val="21"/>
+              </w:rPr>
+              <w:t xml:space="preserve">备注</w:t>
+            </w:r>
+          </w:p>
+        </w:tc>
+      </w:tr>
+      <w:tr>
+        <w:tc>
+          <w:tcPr>
+            <w:tcW w:type="dxa" w:w="1200"/>
+            <w:tcBorders>
+              <w:top w:val="nil" w:color="FFFFFF" w:sz="0"/>
+              <w:left w:val="nil" w:color="FFFFFF" w:sz="0"/>
+              <w:bottom w:val="nil" w:color="FFFFFF" w:sz="0"/>
+              <w:right w:val="nil" w:color="FFFFFF" w:sz="0"/>
+            </w:tcBorders>
+            <w:vAlign w:val="center"/>
+          </w:tcPr>
+          <w:p>
+            <w:pPr>
+              <w:spacing w:after="40" w:before="40" w:line="276"/>
+              <w:jc w:val="center"/>
+            </w:pPr>
+            <w:r>
+              <w:rPr>
+                <w:rFonts w:ascii="宋体" w:cs="宋体" w:eastAsia="宋体" w:hAnsi="宋体"/>
+                <w:sz w:val="21"/>
+                <w:szCs w:val="21"/>
+              </w:rPr>
+              <w:t xml:space="preserve">id</w:t>
+            </w:r>
+          </w:p>
+        </w:tc>
+        <w:tc>
+          <w:tcPr>
+            <w:tcW w:type="dxa" w:w="1200"/>
+            <w:tcBorders>
+              <w:top w:val="nil" w:color="FFFFFF" w:sz="0"/>
+              <w:left w:val="nil" w:color="FFFFFF" w:sz="0"/>
+              <w:bottom w:val="nil" w:color="FFFFFF" w:sz="0"/>
+              <w:right w:val="nil" w:color="FFFFFF" w:sz="0"/>
+            </w:tcBorders>
+            <w:vAlign w:val="center"/>
+          </w:tcPr>
+          <w:p>
+            <w:pPr>
+              <w:spacing w:after="40" w:before="40" w:line="276"/>
+              <w:jc w:val="center"/>
+            </w:pPr>
+            <w:r>
+              <w:rPr>
+                <w:rFonts w:ascii="宋体" w:cs="宋体" w:eastAsia="宋体" w:hAnsi="宋体"/>
+                <w:sz w:val="21"/>
+                <w:szCs w:val="21"/>
+              </w:rPr>
+              <w:t xml:space="preserve">岗位id</w:t>
+            </w:r>
+          </w:p>
+        </w:tc>
+        <w:tc>
+          <w:tcPr>
+            <w:tcW w:type="dxa" w:w="1200"/>
+            <w:tcBorders>
+              <w:top w:val="nil" w:color="FFFFFF" w:sz="0"/>
+              <w:left w:val="nil" w:color="FFFFFF" w:sz="0"/>
+              <w:bottom w:val="nil" w:color="FFFFFF" w:sz="0"/>
+              <w:right w:val="nil" w:color="FFFFFF" w:sz="0"/>
+            </w:tcBorders>
+            <w:vAlign w:val="center"/>
+          </w:tcPr>
+          <w:p>
+            <w:pPr>
+              <w:spacing w:after="40" w:before="40" w:line="276"/>
+              <w:jc w:val="center"/>
+            </w:pPr>
+            <w:r>
+              <w:rPr>
+                <w:rFonts w:ascii="宋体" w:cs="宋体" w:eastAsia="宋体" w:hAnsi="宋体"/>
+                <w:sz w:val="21"/>
+                <w:szCs w:val="21"/>
+              </w:rPr>
+              <w:t xml:space="preserve">bigint</w:t>
+            </w:r>
+          </w:p>
+        </w:tc>
+        <w:tc>
+          <w:tcPr>
+            <w:tcW w:type="dxa" w:w="900"/>
+            <w:tcBorders>
+              <w:top w:val="nil" w:color="FFFFFF" w:sz="0"/>
+              <w:left w:val="nil" w:color="FFFFFF" w:sz="0"/>
+              <w:bottom w:val="nil" w:color="FFFFFF" w:sz="0"/>
+              <w:right w:val="nil" w:color="FFFFFF" w:sz="0"/>
+            </w:tcBorders>
+            <w:vAlign w:val="center"/>
+          </w:tcPr>
+          <w:p>
+            <w:pPr>
+              <w:spacing w:after="40" w:before="40" w:line="276"/>
+              <w:jc w:val="center"/>
+            </w:pPr>
+            <w:r>
+              <w:rPr>
+                <w:rFonts w:ascii="宋体" w:cs="宋体" w:eastAsia="宋体" w:hAnsi="宋体"/>
+                <w:sz w:val="21"/>
+                <w:szCs w:val="21"/>
+              </w:rPr>
+              <w:t xml:space="preserve">20</w:t>
+            </w:r>
+          </w:p>
+        </w:tc>
+        <w:tc>
+          <w:tcPr>
+            <w:tcW w:type="dxa" w:w="1200"/>
+            <w:tcBorders>
+              <w:top w:val="nil" w:color="FFFFFF" w:sz="0"/>
+              <w:left w:val="nil" w:color="FFFFFF" w:sz="0"/>
+              <w:bottom w:val="nil" w:color="FFFFFF" w:sz="0"/>
+              <w:right w:val="nil" w:color="FFFFFF" w:sz="0"/>
+            </w:tcBorders>
+            <w:vAlign w:val="center"/>
+          </w:tcPr>
+          <w:p>
+            <w:pPr>
+              <w:spacing w:after="40" w:before="40" w:line="276"/>
+              <w:jc w:val="center"/>
+            </w:pPr>
+            <w:r>
+              <w:rPr>
+                <w:rFonts w:ascii="宋体" w:cs="宋体" w:eastAsia="宋体" w:hAnsi="宋体"/>
+                <w:sz w:val="21"/>
+                <w:szCs w:val="21"/>
+              </w:rPr>
+              <w:t xml:space="preserve">否</w:t>
+            </w:r>
+          </w:p>
+        </w:tc>
+        <w:tc>
+          <w:tcPr>
+            <w:tcW w:type="dxa" w:w="1800"/>
+            <w:tcBorders>
+              <w:top w:val="nil" w:color="FFFFFF" w:sz="0"/>
+              <w:left w:val="nil" w:color="FFFFFF" w:sz="0"/>
+              <w:bottom w:val="nil" w:color="FFFFFF" w:sz="0"/>
+              <w:right w:val="nil" w:color="FFFFFF" w:sz="0"/>
+            </w:tcBorders>
+            <w:vAlign w:val="center"/>
+          </w:tcPr>
+          <w:p>
+            <w:pPr>
+              <w:spacing w:after="40" w:before="40" w:line="276"/>
+              <w:jc w:val="center"/>
+            </w:pPr>
+            <w:r>
+              <w:rPr>
+                <w:rFonts w:ascii="宋体" w:cs="宋体" w:eastAsia="宋体" w:hAnsi="宋体"/>
+                <w:sz w:val="21"/>
+                <w:szCs w:val="21"/>
+              </w:rPr>
+              <w:t xml:space="preserve">主键，自增</w:t>
+            </w:r>
+          </w:p>
+        </w:tc>
+      </w:tr>
+      <w:tr>
+        <w:tc>
+          <w:tcPr>
+            <w:tcW w:type="dxa" w:w="1200"/>
+            <w:tcBorders>
+              <w:top w:val="nil" w:color="FFFFFF" w:sz="0"/>
+              <w:left w:val="nil" w:color="FFFFFF" w:sz="0"/>
+              <w:bottom w:val="nil" w:color="FFFFFF" w:sz="0"/>
+              <w:right w:val="nil" w:color="FFFFFF" w:sz="0"/>
+            </w:tcBorders>
+            <w:vAlign w:val="center"/>
+          </w:tcPr>
+          <w:p>
+            <w:pPr>
+              <w:spacing w:after="40" w:before="40" w:line="276"/>
+              <w:jc w:val="center"/>
+            </w:pPr>
+            <w:r>
+              <w:rPr>
+                <w:rFonts w:ascii="宋体" w:cs="宋体" w:eastAsia="宋体" w:hAnsi="宋体"/>
+                <w:sz w:val="21"/>
+                <w:szCs w:val="21"/>
+              </w:rPr>
+              <w:t xml:space="preserve">position_name</w:t>
+            </w:r>
+          </w:p>
+        </w:tc>
+        <w:tc>
+          <w:tcPr>
+            <w:tcW w:type="dxa" w:w="1200"/>
+            <w:tcBorders>
+              <w:top w:val="nil" w:color="FFFFFF" w:sz="0"/>
+              <w:left w:val="nil" w:color="FFFFFF" w:sz="0"/>
+              <w:bottom w:val="nil" w:color="FFFFFF" w:sz="0"/>
+              <w:right w:val="nil" w:color="FFFFFF" w:sz="0"/>
+            </w:tcBorders>
+            <w:vAlign w:val="center"/>
+          </w:tcPr>
+          <w:p>
+            <w:pPr>
+              <w:spacing w:after="40" w:before="40" w:line="276"/>
+              <w:jc w:val="center"/>
+            </w:pPr>
+            <w:r>
+              <w:rPr>
+                <w:rFonts w:ascii="宋体" w:cs="宋体" w:eastAsia="宋体" w:hAnsi="宋体"/>
+                <w:sz w:val="21"/>
+                <w:szCs w:val="21"/>
+              </w:rPr>
+              <w:t xml:space="preserve">岗位名称</w:t>
+            </w:r>
+          </w:p>
+        </w:tc>
+        <w:tc>
+          <w:tcPr>
+            <w:tcW w:type="dxa" w:w="1200"/>
+            <w:tcBorders>
+              <w:top w:val="nil" w:color="FFFFFF" w:sz="0"/>
+              <w:left w:val="nil" w:color="FFFFFF" w:sz="0"/>
+              <w:bottom w:val="nil" w:color="FFFFFF" w:sz="0"/>
+              <w:right w:val="nil" w:color="FFFFFF" w:sz="0"/>
+            </w:tcBorders>
+            <w:vAlign w:val="center"/>
+          </w:tcPr>
+          <w:p>
+            <w:pPr>
+              <w:spacing w:after="40" w:before="40" w:line="276"/>
+              <w:jc w:val="center"/>
+            </w:pPr>
+            <w:r>
+              <w:rPr>
+                <w:rFonts w:ascii="宋体" w:cs="宋体" w:eastAsia="宋体" w:hAnsi="宋体"/>
+                <w:sz w:val="21"/>
+                <w:szCs w:val="21"/>
+              </w:rPr>
+              <w:t xml:space="preserve">varchar</w:t>
+            </w:r>
+          </w:p>
+        </w:tc>
+        <w:tc>
+          <w:tcPr>
+            <w:tcW w:type="dxa" w:w="900"/>
+            <w:tcBorders>
+              <w:top w:val="nil" w:color="FFFFFF" w:sz="0"/>
+              <w:left w:val="nil" w:color="FFFFFF" w:sz="0"/>
+              <w:bottom w:val="nil" w:color="FFFFFF" w:sz="0"/>
+              <w:right w:val="nil" w:color="FFFFFF" w:sz="0"/>
+            </w:tcBorders>
+            <w:vAlign w:val="center"/>
+          </w:tcPr>
+          <w:p>
+            <w:pPr>
+              <w:spacing w:after="40" w:before="40" w:line="276"/>
+              <w:jc w:val="center"/>
+            </w:pPr>
+            <w:r>
+              <w:rPr>
+                <w:rFonts w:ascii="宋体" w:cs="宋体" w:eastAsia="宋体" w:hAnsi="宋体"/>
+                <w:sz w:val="21"/>
+                <w:szCs w:val="21"/>
+              </w:rPr>
+              <w:t xml:space="preserve">50</w:t>
+            </w:r>
+          </w:p>
+        </w:tc>
+        <w:tc>
+          <w:tcPr>
+            <w:tcW w:type="dxa" w:w="1200"/>
+            <w:tcBorders>
+              <w:top w:val="nil" w:color="FFFFFF" w:sz="0"/>
+              <w:left w:val="nil" w:color="FFFFFF" w:sz="0"/>
+              <w:bottom w:val="nil" w:color="FFFFFF" w:sz="0"/>
+              <w:right w:val="nil" w:color="FFFFFF" w:sz="0"/>
+            </w:tcBorders>
+            <w:vAlign w:val="center"/>
+          </w:tcPr>
+          <w:p>
+            <w:pPr>
+              <w:spacing w:after="40" w:before="40" w:line="276"/>
+              <w:jc w:val="center"/>
+            </w:pPr>
+            <w:r>
+              <w:rPr>
+                <w:rFonts w:ascii="宋体" w:cs="宋体" w:eastAsia="宋体" w:hAnsi="宋体"/>
+                <w:sz w:val="21"/>
+                <w:szCs w:val="21"/>
+              </w:rPr>
+              <w:t xml:space="preserve">否</w:t>
+            </w:r>
+          </w:p>
+        </w:tc>
+        <w:tc>
+          <w:tcPr>
+            <w:tcW w:type="dxa" w:w="1800"/>
+            <w:tcBorders>
+              <w:top w:val="nil" w:color="FFFFFF" w:sz="0"/>
+              <w:left w:val="nil" w:color="FFFFFF" w:sz="0"/>
+              <w:bottom w:val="nil" w:color="FFFFFF" w:sz="0"/>
+              <w:right w:val="nil" w:color="FFFFFF" w:sz="0"/>
+            </w:tcBorders>
+            <w:vAlign w:val="center"/>
+          </w:tcPr>
+          <w:p>
+            <w:pPr>
+              <w:spacing w:after="40" w:before="40" w:line="276"/>
+              <w:jc w:val="center"/>
+            </w:pPr>
+            <w:r>
+              <w:rPr>
+                <w:rFonts w:ascii="宋体" w:cs="宋体" w:eastAsia="宋体" w:hAnsi="宋体"/>
+                <w:sz w:val="21"/>
+                <w:szCs w:val="21"/>
+              </w:rPr>
+              <w:t xml:space="preserve">-</w:t>
+            </w:r>
+          </w:p>
+        </w:tc>
+      </w:tr>
+      <w:tr>
+        <w:tc>
+          <w:tcPr>
+            <w:tcW w:type="dxa" w:w="1200"/>
+            <w:tcBorders>
+              <w:top w:val="nil" w:color="FFFFFF" w:sz="0"/>
+              <w:left w:val="nil" w:color="FFFFFF" w:sz="0"/>
+              <w:bottom w:val="nil" w:color="FFFFFF" w:sz="0"/>
+              <w:right w:val="nil" w:color="FFFFFF" w:sz="0"/>
+            </w:tcBorders>
+            <w:vAlign w:val="center"/>
+          </w:tcPr>
+          <w:p>
+            <w:pPr>
+              <w:spacing w:after="40" w:before="40" w:line="276"/>
+              <w:jc w:val="center"/>
+            </w:pPr>
+            <w:r>
+              <w:rPr>
+                <w:rFonts w:ascii="宋体" w:cs="宋体" w:eastAsia="宋体" w:hAnsi="宋体"/>
+                <w:sz w:val="21"/>
+                <w:szCs w:val="21"/>
+              </w:rPr>
+              <w:t xml:space="preserve">position_code</w:t>
+            </w:r>
+          </w:p>
+        </w:tc>
+        <w:tc>
+          <w:tcPr>
+            <w:tcW w:type="dxa" w:w="1200"/>
+            <w:tcBorders>
+              <w:top w:val="nil" w:color="FFFFFF" w:sz="0"/>
+              <w:left w:val="nil" w:color="FFFFFF" w:sz="0"/>
+              <w:bottom w:val="nil" w:color="FFFFFF" w:sz="0"/>
+              <w:right w:val="nil" w:color="FFFFFF" w:sz="0"/>
+            </w:tcBorders>
+            <w:vAlign w:val="center"/>
+          </w:tcPr>
+          <w:p>
+            <w:pPr>
+              <w:spacing w:after="40" w:before="40" w:line="276"/>
+              <w:jc w:val="center"/>
+            </w:pPr>
+            <w:r>
+              <w:rPr>
+                <w:rFonts w:ascii="宋体" w:cs="宋体" w:eastAsia="宋体" w:hAnsi="宋体"/>
+                <w:sz w:val="21"/>
+                <w:szCs w:val="21"/>
+              </w:rPr>
+              <w:t xml:space="preserve">岗位编码</w:t>
+            </w:r>
+          </w:p>
+        </w:tc>
+        <w:tc>
+          <w:tcPr>
+            <w:tcW w:type="dxa" w:w="1200"/>
+            <w:tcBorders>
+              <w:top w:val="nil" w:color="FFFFFF" w:sz="0"/>
+              <w:left w:val="nil" w:color="FFFFFF" w:sz="0"/>
+              <w:bottom w:val="nil" w:color="FFFFFF" w:sz="0"/>
+              <w:right w:val="nil" w:color="FFFFFF" w:sz="0"/>
+            </w:tcBorders>
+            <w:vAlign w:val="center"/>
+          </w:tcPr>
+          <w:p>
+            <w:pPr>
+              <w:spacing w:after="40" w:before="40" w:line="276"/>
+              <w:jc w:val="center"/>
+            </w:pPr>
+            <w:r>
+              <w:rPr>
+                <w:rFonts w:ascii="宋体" w:cs="宋体" w:eastAsia="宋体" w:hAnsi="宋体"/>
+                <w:sz w:val="21"/>
+                <w:szCs w:val="21"/>
+              </w:rPr>
+              <w:t xml:space="preserve">varchar</w:t>
+            </w:r>
+          </w:p>
+        </w:tc>
+        <w:tc>
+          <w:tcPr>
+            <w:tcW w:type="dxa" w:w="900"/>
+            <w:tcBorders>
+              <w:top w:val="nil" w:color="FFFFFF" w:sz="0"/>
+              <w:left w:val="nil" w:color="FFFFFF" w:sz="0"/>
+              <w:bottom w:val="nil" w:color="FFFFFF" w:sz="0"/>
+              <w:right w:val="nil" w:color="FFFFFF" w:sz="0"/>
+            </w:tcBorders>
+            <w:vAlign w:val="center"/>
+          </w:tcPr>
+          <w:p>
+            <w:pPr>
+              <w:spacing w:after="40" w:before="40" w:line="276"/>
+              <w:jc w:val="center"/>
+            </w:pPr>
+            <w:r>
+              <w:rPr>
+                <w:rFonts w:ascii="宋体" w:cs="宋体" w:eastAsia="宋体" w:hAnsi="宋体"/>
+                <w:sz w:val="21"/>
+                <w:szCs w:val="21"/>
+              </w:rPr>
+              <w:t xml:space="preserve">50</w:t>
+            </w:r>
+          </w:p>
+        </w:tc>
+        <w:tc>
+          <w:tcPr>
+            <w:tcW w:type="dxa" w:w="1200"/>
+            <w:tcBorders>
+              <w:top w:val="nil" w:color="FFFFFF" w:sz="0"/>
+              <w:left w:val="nil" w:color="FFFFFF" w:sz="0"/>
+              <w:bottom w:val="nil" w:color="FFFFFF" w:sz="0"/>
+              <w:right w:val="nil" w:color="FFFFFF" w:sz="0"/>
+            </w:tcBorders>
+            <w:vAlign w:val="center"/>
+          </w:tcPr>
+          <w:p>
+            <w:pPr>
+              <w:spacing w:after="40" w:before="40" w:line="276"/>
+              <w:jc w:val="center"/>
+            </w:pPr>
+            <w:r>
+              <w:rPr>
+                <w:rFonts w:ascii="宋体" w:cs="宋体" w:eastAsia="宋体" w:hAnsi="宋体"/>
+                <w:sz w:val="21"/>
+                <w:szCs w:val="21"/>
+              </w:rPr>
+              <w:t xml:space="preserve">是</w:t>
+            </w:r>
+          </w:p>
+        </w:tc>
+        <w:tc>
+          <w:tcPr>
+            <w:tcW w:type="dxa" w:w="1800"/>
+            <w:tcBorders>
+              <w:top w:val="nil" w:color="FFFFFF" w:sz="0"/>
+              <w:left w:val="nil" w:color="FFFFFF" w:sz="0"/>
+              <w:bottom w:val="nil" w:color="FFFFFF" w:sz="0"/>
+              <w:right w:val="nil" w:color="FFFFFF" w:sz="0"/>
+            </w:tcBorders>
+            <w:vAlign w:val="center"/>
+          </w:tcPr>
+          <w:p>
+            <w:pPr>
+              <w:spacing w:after="40" w:before="40" w:line="276"/>
+              <w:jc w:val="center"/>
+            </w:pPr>
+            <w:r>
+              <w:rPr>
+                <w:rFonts w:ascii="宋体" w:cs="宋体" w:eastAsia="宋体" w:hAnsi="宋体"/>
+                <w:sz w:val="21"/>
+                <w:szCs w:val="21"/>
+              </w:rPr>
+              <w:t xml:space="preserve">唯一</w:t>
+            </w:r>
+          </w:p>
+        </w:tc>
+      </w:tr>
+      <w:tr>
+        <w:tc>
+          <w:tcPr>
+            <w:tcW w:type="dxa" w:w="1200"/>
+            <w:tcBorders>
+              <w:top w:val="nil" w:color="FFFFFF" w:sz="0"/>
+              <w:left w:val="nil" w:color="FFFFFF" w:sz="0"/>
+              <w:bottom w:val="nil" w:color="FFFFFF" w:sz="0"/>
+              <w:right w:val="nil" w:color="FFFFFF" w:sz="0"/>
+            </w:tcBorders>
+            <w:vAlign w:val="center"/>
+          </w:tcPr>
+          <w:p>
+            <w:pPr>
+              <w:spacing w:after="40" w:before="40" w:line="276"/>
+              <w:jc w:val="center"/>
+            </w:pPr>
+            <w:r>
+              <w:rPr>
+                <w:rFonts w:ascii="宋体" w:cs="宋体" w:eastAsia="宋体" w:hAnsi="宋体"/>
+                <w:sz w:val="21"/>
+                <w:szCs w:val="21"/>
+              </w:rPr>
+              <w:t xml:space="preserve">position_level</w:t>
+            </w:r>
+          </w:p>
+        </w:tc>
+        <w:tc>
+          <w:tcPr>
+            <w:tcW w:type="dxa" w:w="1200"/>
+            <w:tcBorders>
+              <w:top w:val="nil" w:color="FFFFFF" w:sz="0"/>
+              <w:left w:val="nil" w:color="FFFFFF" w:sz="0"/>
+              <w:bottom w:val="nil" w:color="FFFFFF" w:sz="0"/>
+              <w:right w:val="nil" w:color="FFFFFF" w:sz="0"/>
+            </w:tcBorders>
+            <w:vAlign w:val="center"/>
+          </w:tcPr>
+          <w:p>
+            <w:pPr>
+              <w:spacing w:after="40" w:before="40" w:line="276"/>
+              <w:jc w:val="center"/>
+            </w:pPr>
+            <w:r>
+              <w:rPr>
+                <w:rFonts w:ascii="宋体" w:cs="宋体" w:eastAsia="宋体" w:hAnsi="宋体"/>
+                <w:sz w:val="21"/>
+                <w:szCs w:val="21"/>
+              </w:rPr>
+              <w:t xml:space="preserve">职级</w:t>
+            </w:r>
+          </w:p>
+        </w:tc>
+        <w:tc>
+          <w:tcPr>
+            <w:tcW w:type="dxa" w:w="1200"/>
+            <w:tcBorders>
+              <w:top w:val="nil" w:color="FFFFFF" w:sz="0"/>
+              <w:left w:val="nil" w:color="FFFFFF" w:sz="0"/>
+              <w:bottom w:val="nil" w:color="FFFFFF" w:sz="0"/>
+              <w:right w:val="nil" w:color="FFFFFF" w:sz="0"/>
+            </w:tcBorders>
+            <w:vAlign w:val="center"/>
+          </w:tcPr>
+          <w:p>
+            <w:pPr>
+              <w:spacing w:after="40" w:before="40" w:line="276"/>
+              <w:jc w:val="center"/>
+            </w:pPr>
+            <w:r>
+              <w:rPr>
+                <w:rFonts w:ascii="宋体" w:cs="宋体" w:eastAsia="宋体" w:hAnsi="宋体"/>
+                <w:sz w:val="21"/>
+                <w:szCs w:val="21"/>
+              </w:rPr>
+              <w:t xml:space="preserve">varchar</w:t>
+            </w:r>
+          </w:p>
+        </w:tc>
+        <w:tc>
+          <w:tcPr>
+            <w:tcW w:type="dxa" w:w="900"/>
+            <w:tcBorders>
+              <w:top w:val="nil" w:color="FFFFFF" w:sz="0"/>
+              <w:left w:val="nil" w:color="FFFFFF" w:sz="0"/>
+              <w:bottom w:val="nil" w:color="FFFFFF" w:sz="0"/>
+              <w:right w:val="nil" w:color="FFFFFF" w:sz="0"/>
+            </w:tcBorders>
+            <w:vAlign w:val="center"/>
+          </w:tcPr>
+          <w:p>
+            <w:pPr>
+              <w:spacing w:after="40" w:before="40" w:line="276"/>
+              <w:jc w:val="center"/>
+            </w:pPr>
+            <w:r>
+              <w:rPr>
+                <w:rFonts w:ascii="宋体" w:cs="宋体" w:eastAsia="宋体" w:hAnsi="宋体"/>
+                <w:sz w:val="21"/>
+                <w:szCs w:val="21"/>
+              </w:rPr>
+              <w:t xml:space="preserve">20</w:t>
+            </w:r>
+          </w:p>
+        </w:tc>
+        <w:tc>
+          <w:tcPr>
+            <w:tcW w:type="dxa" w:w="1200"/>
+            <w:tcBorders>
+              <w:top w:val="nil" w:color="FFFFFF" w:sz="0"/>
+              <w:left w:val="nil" w:color="FFFFFF" w:sz="0"/>
+              <w:bottom w:val="nil" w:color="FFFFFF" w:sz="0"/>
+              <w:right w:val="nil" w:color="FFFFFF" w:sz="0"/>
+            </w:tcBorders>
+            <w:vAlign w:val="center"/>
+          </w:tcPr>
+          <w:p>
+            <w:pPr>
+              <w:spacing w:after="40" w:before="40" w:line="276"/>
+              <w:jc w:val="center"/>
+            </w:pPr>
+            <w:r>
+              <w:rPr>
+                <w:rFonts w:ascii="宋体" w:cs="宋体" w:eastAsia="宋体" w:hAnsi="宋体"/>
+                <w:sz w:val="21"/>
+                <w:szCs w:val="21"/>
+              </w:rPr>
+              <w:t xml:space="preserve">是</w:t>
+            </w:r>
+          </w:p>
+        </w:tc>
+        <w:tc>
+          <w:tcPr>
+            <w:tcW w:type="dxa" w:w="1800"/>
+            <w:tcBorders>
+              <w:top w:val="nil" w:color="FFFFFF" w:sz="0"/>
+              <w:left w:val="nil" w:color="FFFFFF" w:sz="0"/>
+              <w:bottom w:val="nil" w:color="FFFFFF" w:sz="0"/>
+              <w:right w:val="nil" w:color="FFFFFF" w:sz="0"/>
+            </w:tcBorders>
+            <w:vAlign w:val="center"/>
+          </w:tcPr>
+          <w:p>
+            <w:pPr>
+              <w:spacing w:after="40" w:before="40" w:line="276"/>
+              <w:jc w:val="center"/>
+            </w:pPr>
+            <w:r>
+              <w:rPr>
+                <w:rFonts w:ascii="宋体" w:cs="宋体" w:eastAsia="宋体" w:hAnsi="宋体"/>
+                <w:sz w:val="21"/>
+                <w:szCs w:val="21"/>
+              </w:rPr>
+              <w:t xml:space="preserve">初级/中级/高级/专家</w:t>
+            </w:r>
+          </w:p>
+        </w:tc>
+      </w:tr>
+      <w:tr>
+        <w:tc>
+          <w:tcPr>
+            <w:tcW w:type="dxa" w:w="1200"/>
+            <w:tcBorders>
+              <w:top w:val="nil" w:color="FFFFFF" w:sz="0"/>
+              <w:left w:val="nil" w:color="FFFFFF" w:sz="0"/>
+              <w:bottom w:val="nil" w:color="FFFFFF" w:sz="0"/>
+              <w:right w:val="nil" w:color="FFFFFF" w:sz="0"/>
+            </w:tcBorders>
+            <w:vAlign w:val="center"/>
+          </w:tcPr>
+          <w:p>
+            <w:pPr>
+              <w:spacing w:after="40" w:before="40" w:line="276"/>
+              <w:jc w:val="center"/>
+            </w:pPr>
+            <w:r>
+              <w:rPr>
+                <w:rFonts w:ascii="宋体" w:cs="宋体" w:eastAsia="宋体" w:hAnsi="宋体"/>
+                <w:sz w:val="21"/>
+                <w:szCs w:val="21"/>
+              </w:rPr>
+              <w:t xml:space="preserve">dept_id</w:t>
+            </w:r>
+          </w:p>
+        </w:tc>
+        <w:tc>
+          <w:tcPr>
+            <w:tcW w:type="dxa" w:w="1200"/>
+            <w:tcBorders>
+              <w:top w:val="nil" w:color="FFFFFF" w:sz="0"/>
+              <w:left w:val="nil" w:color="FFFFFF" w:sz="0"/>
+              <w:bottom w:val="nil" w:color="FFFFFF" w:sz="0"/>
+              <w:right w:val="nil" w:color="FFFFFF" w:sz="0"/>
+            </w:tcBorders>
+            <w:vAlign w:val="center"/>
+          </w:tcPr>
+          <w:p>
+            <w:pPr>
+              <w:spacing w:after="40" w:before="40" w:line="276"/>
+              <w:jc w:val="center"/>
+            </w:pPr>
+            <w:r>
+              <w:rPr>
+                <w:rFonts w:ascii="宋体" w:cs="宋体" w:eastAsia="宋体" w:hAnsi="宋体"/>
+                <w:sz w:val="21"/>
+                <w:szCs w:val="21"/>
+              </w:rPr>
+              <w:t xml:space="preserve">所属部门id</w:t>
+            </w:r>
+          </w:p>
+        </w:tc>
+        <w:tc>
+          <w:tcPr>
+            <w:tcW w:type="dxa" w:w="1200"/>
+            <w:tcBorders>
+              <w:top w:val="nil" w:color="FFFFFF" w:sz="0"/>
+              <w:left w:val="nil" w:color="FFFFFF" w:sz="0"/>
+              <w:bottom w:val="nil" w:color="FFFFFF" w:sz="0"/>
+              <w:right w:val="nil" w:color="FFFFFF" w:sz="0"/>
+            </w:tcBorders>
+            <w:vAlign w:val="center"/>
+          </w:tcPr>
+          <w:p>
+            <w:pPr>
+              <w:spacing w:after="40" w:before="40" w:line="276"/>
+              <w:jc w:val="center"/>
+            </w:pPr>
+            <w:r>
+              <w:rPr>
+                <w:rFonts w:ascii="宋体" w:cs="宋体" w:eastAsia="宋体" w:hAnsi="宋体"/>
+                <w:sz w:val="21"/>
+                <w:szCs w:val="21"/>
+              </w:rPr>
+              <w:t xml:space="preserve">bigint</w:t>
+            </w:r>
+          </w:p>
+        </w:tc>
+        <w:tc>
+          <w:tcPr>
+            <w:tcW w:type="dxa" w:w="900"/>
+            <w:tcBorders>
+              <w:top w:val="nil" w:color="FFFFFF" w:sz="0"/>
+              <w:left w:val="nil" w:color="FFFFFF" w:sz="0"/>
+              <w:bottom w:val="nil" w:color="FFFFFF" w:sz="0"/>
+              <w:right w:val="nil" w:color="FFFFFF" w:sz="0"/>
+            </w:tcBorders>
+            <w:vAlign w:val="center"/>
+          </w:tcPr>
+          <w:p>
+            <w:pPr>
+              <w:spacing w:after="40" w:before="40" w:line="276"/>
+              <w:jc w:val="center"/>
+            </w:pPr>
+            <w:r>
+              <w:rPr>
+                <w:rFonts w:ascii="宋体" w:cs="宋体" w:eastAsia="宋体" w:hAnsi="宋体"/>
+                <w:sz w:val="21"/>
+                <w:szCs w:val="21"/>
+              </w:rPr>
+              <w:t xml:space="preserve">20</w:t>
+            </w:r>
+          </w:p>
+        </w:tc>
+        <w:tc>
+          <w:tcPr>
+            <w:tcW w:type="dxa" w:w="1200"/>
+            <w:tcBorders>
+              <w:top w:val="nil" w:color="FFFFFF" w:sz="0"/>
+              <w:left w:val="nil" w:color="FFFFFF" w:sz="0"/>
+              <w:bottom w:val="nil" w:color="FFFFFF" w:sz="0"/>
+              <w:right w:val="nil" w:color="FFFFFF" w:sz="0"/>
+            </w:tcBorders>
+            <w:vAlign w:val="center"/>
+          </w:tcPr>
+          <w:p>
+            <w:pPr>
+              <w:spacing w:after="40" w:before="40" w:line="276"/>
+              <w:jc w:val="center"/>
+            </w:pPr>
+            <w:r>
+              <w:rPr>
+                <w:rFonts w:ascii="宋体" w:cs="宋体" w:eastAsia="宋体" w:hAnsi="宋体"/>
+                <w:sz w:val="21"/>
+                <w:szCs w:val="21"/>
+              </w:rPr>
+              <w:t xml:space="preserve">是</w:t>
+            </w:r>
+          </w:p>
+        </w:tc>
+        <w:tc>
+          <w:tcPr>
+            <w:tcW w:type="dxa" w:w="1800"/>
+            <w:tcBorders>
+              <w:top w:val="nil" w:color="FFFFFF" w:sz="0"/>
+              <w:left w:val="nil" w:color="FFFFFF" w:sz="0"/>
+              <w:bottom w:val="nil" w:color="FFFFFF" w:sz="0"/>
+              <w:right w:val="nil" w:color="FFFFFF" w:sz="0"/>
+            </w:tcBorders>
+            <w:vAlign w:val="center"/>
+          </w:tcPr>
+          <w:p>
+            <w:pPr>
+              <w:spacing w:after="40" w:before="40" w:line="276"/>
+              <w:jc w:val="center"/>
+            </w:pPr>
+            <w:r>
+              <w:rPr>
+                <w:rFonts w:ascii="宋体" w:cs="宋体" w:eastAsia="宋体" w:hAnsi="宋体"/>
+                <w:sz w:val="21"/>
+                <w:szCs w:val="21"/>
+              </w:rPr>
+              <w:t xml:space="preserve">关联部门表</w:t>
+            </w:r>
+          </w:p>
+        </w:tc>
+      </w:tr>
+      <w:tr>
+        <w:tc>
+          <w:tcPr>
+            <w:tcW w:type="dxa" w:w="1200"/>
+            <w:tcBorders>
+              <w:top w:val="nil" w:color="FFFFFF" w:sz="0"/>
+              <w:left w:val="nil" w:color="FFFFFF" w:sz="0"/>
+              <w:bottom w:val="nil" w:color="FFFFFF" w:sz="0"/>
+              <w:right w:val="nil" w:color="FFFFFF" w:sz="0"/>
+            </w:tcBorders>
+            <w:vAlign w:val="center"/>
+          </w:tcPr>
+          <w:p>
+            <w:pPr>
+              <w:spacing w:after="40" w:before="40" w:line="276"/>
+              <w:jc w:val="center"/>
+            </w:pPr>
+            <w:r>
+              <w:rPr>
+                <w:rFonts w:ascii="宋体" w:cs="宋体" w:eastAsia="宋体" w:hAnsi="宋体"/>
+                <w:sz w:val="21"/>
+                <w:szCs w:val="21"/>
+              </w:rPr>
+              <w:t xml:space="preserve">sort_order</w:t>
+            </w:r>
+          </w:p>
+        </w:tc>
+        <w:tc>
+          <w:tcPr>
+            <w:tcW w:type="dxa" w:w="1200"/>
+            <w:tcBorders>
+              <w:top w:val="nil" w:color="FFFFFF" w:sz="0"/>
+              <w:left w:val="nil" w:color="FFFFFF" w:sz="0"/>
+              <w:bottom w:val="nil" w:color="FFFFFF" w:sz="0"/>
+              <w:right w:val="nil" w:color="FFFFFF" w:sz="0"/>
+            </w:tcBorders>
+            <w:vAlign w:val="center"/>
+          </w:tcPr>
+          <w:p>
+            <w:pPr>
+              <w:spacing w:after="40" w:before="40" w:line="276"/>
+              <w:jc w:val="center"/>
+            </w:pPr>
+            <w:r>
+              <w:rPr>
+                <w:rFonts w:ascii="宋体" w:cs="宋体" w:eastAsia="宋体" w:hAnsi="宋体"/>
+                <w:sz w:val="21"/>
+                <w:szCs w:val="21"/>
+              </w:rPr>
+              <w:t xml:space="preserve">排序号</w:t>
+            </w:r>
+          </w:p>
+        </w:tc>
+        <w:tc>
+          <w:tcPr>
+            <w:tcW w:type="dxa" w:w="1200"/>
+            <w:tcBorders>
+              <w:top w:val="nil" w:color="FFFFFF" w:sz="0"/>
+              <w:left w:val="nil" w:color="FFFFFF" w:sz="0"/>
+              <w:bottom w:val="nil" w:color="FFFFFF" w:sz="0"/>
+              <w:right w:val="nil" w:color="FFFFFF" w:sz="0"/>
+            </w:tcBorders>
+            <w:vAlign w:val="center"/>
+          </w:tcPr>
+          <w:p>
+            <w:pPr>
+              <w:spacing w:after="40" w:before="40" w:line="276"/>
+              <w:jc w:val="center"/>
+            </w:pPr>
+            <w:r>
+              <w:rPr>
+                <w:rFonts w:ascii="宋体" w:cs="宋体" w:eastAsia="宋体" w:hAnsi="宋体"/>
+                <w:sz w:val="21"/>
+                <w:szCs w:val="21"/>
+              </w:rPr>
+              <w:t xml:space="preserve">int</w:t>
+            </w:r>
+          </w:p>
+        </w:tc>
+        <w:tc>
+          <w:tcPr>
+            <w:tcW w:type="dxa" w:w="900"/>
+            <w:tcBorders>
+              <w:top w:val="nil" w:color="FFFFFF" w:sz="0"/>
+              <w:left w:val="nil" w:color="FFFFFF" w:sz="0"/>
+              <w:bottom w:val="nil" w:color="FFFFFF" w:sz="0"/>
+              <w:right w:val="nil" w:color="FFFFFF" w:sz="0"/>
+            </w:tcBorders>
+            <w:vAlign w:val="center"/>
+          </w:tcPr>
+          <w:p>
+            <w:pPr>
+              <w:spacing w:after="40" w:before="40" w:line="276"/>
+              <w:jc w:val="center"/>
+            </w:pPr>
+            <w:r>
+              <w:rPr>
+                <w:rFonts w:ascii="宋体" w:cs="宋体" w:eastAsia="宋体" w:hAnsi="宋体"/>
+                <w:sz w:val="21"/>
+                <w:szCs w:val="21"/>
+              </w:rPr>
+              <w:t xml:space="preserve">11</w:t>
+            </w:r>
+          </w:p>
+        </w:tc>
+        <w:tc>
+          <w:tcPr>
+            <w:tcW w:type="dxa" w:w="1200"/>
+            <w:tcBorders>
+              <w:top w:val="nil" w:color="FFFFFF" w:sz="0"/>
+              <w:left w:val="nil" w:color="FFFFFF" w:sz="0"/>
+              <w:bottom w:val="nil" w:color="FFFFFF" w:sz="0"/>
+              <w:right w:val="nil" w:color="FFFFFF" w:sz="0"/>
+            </w:tcBorders>
+            <w:vAlign w:val="center"/>
+          </w:tcPr>
+          <w:p>
+            <w:pPr>
+              <w:spacing w:after="40" w:before="40" w:line="276"/>
+              <w:jc w:val="center"/>
+            </w:pPr>
+            <w:r>
+              <w:rPr>
+                <w:rFonts w:ascii="宋体" w:cs="宋体" w:eastAsia="宋体" w:hAnsi="宋体"/>
+                <w:sz w:val="21"/>
+                <w:szCs w:val="21"/>
+              </w:rPr>
+              <w:t xml:space="preserve">是</w:t>
+            </w:r>
+          </w:p>
+        </w:tc>
+        <w:tc>
+          <w:tcPr>
+            <w:tcW w:type="dxa" w:w="1800"/>
+            <w:tcBorders>
+              <w:top w:val="nil" w:color="FFFFFF" w:sz="0"/>
+              <w:left w:val="nil" w:color="FFFFFF" w:sz="0"/>
+              <w:bottom w:val="nil" w:color="FFFFFF" w:sz="0"/>
+              <w:right w:val="nil" w:color="FFFFFF" w:sz="0"/>
+            </w:tcBorders>
+            <w:vAlign w:val="center"/>
+          </w:tcPr>
+          <w:p>
+            <w:pPr>
+              <w:spacing w:after="40" w:before="40" w:line="276"/>
+              <w:jc w:val="center"/>
+            </w:pPr>
+            <w:r>
+              <w:rPr>
+                <w:rFonts w:ascii="宋体" w:cs="宋体" w:eastAsia="宋体" w:hAnsi="宋体"/>
+                <w:sz w:val="21"/>
+                <w:szCs w:val="21"/>
+              </w:rPr>
+              <w:t xml:space="preserve">-</w:t>
+            </w:r>
+          </w:p>
+        </w:tc>
+      </w:tr>
+      <w:tr>
+        <w:tc>
+          <w:tcPr>
+            <w:tcW w:type="dxa" w:w="1200"/>
+            <w:tcBorders>
+              <w:top w:val="nil" w:color="FFFFFF" w:sz="0"/>
+              <w:left w:val="nil" w:color="FFFFFF" w:sz="0"/>
+              <w:bottom w:val="nil" w:color="FFFFFF" w:sz="0"/>
+              <w:right w:val="nil" w:color="FFFFFF" w:sz="0"/>
+            </w:tcBorders>
+            <w:vAlign w:val="center"/>
+          </w:tcPr>
+          <w:p>
+            <w:pPr>
+              <w:spacing w:after="40" w:before="40" w:line="276"/>
+              <w:jc w:val="center"/>
+            </w:pPr>
+            <w:r>
+              <w:rPr>
+                <w:rFonts w:ascii="宋体" w:cs="宋体" w:eastAsia="宋体" w:hAnsi="宋体"/>
+                <w:sz w:val="21"/>
+                <w:szCs w:val="21"/>
+              </w:rPr>
+              <w:t xml:space="preserve">status</w:t>
+            </w:r>
+          </w:p>
+        </w:tc>
+        <w:tc>
+          <w:tcPr>
+            <w:tcW w:type="dxa" w:w="1200"/>
+            <w:tcBorders>
+              <w:top w:val="nil" w:color="FFFFFF" w:sz="0"/>
+              <w:left w:val="nil" w:color="FFFFFF" w:sz="0"/>
+              <w:bottom w:val="nil" w:color="FFFFFF" w:sz="0"/>
+              <w:right w:val="nil" w:color="FFFFFF" w:sz="0"/>
+            </w:tcBorders>
+            <w:vAlign w:val="center"/>
+          </w:tcPr>
+          <w:p>
+            <w:pPr>
+              <w:spacing w:after="40" w:before="40" w:line="276"/>
+              <w:jc w:val="center"/>
+            </w:pPr>
+            <w:r>
+              <w:rPr>
+                <w:rFonts w:ascii="宋体" w:cs="宋体" w:eastAsia="宋体" w:hAnsi="宋体"/>
+                <w:sz w:val="21"/>
+                <w:szCs w:val="21"/>
+              </w:rPr>
+              <w:t xml:space="preserve">状态</w:t>
+            </w:r>
+          </w:p>
+        </w:tc>
+        <w:tc>
+          <w:tcPr>
+            <w:tcW w:type="dxa" w:w="1200"/>
+            <w:tcBorders>
+              <w:top w:val="nil" w:color="FFFFFF" w:sz="0"/>
+              <w:left w:val="nil" w:color="FFFFFF" w:sz="0"/>
+              <w:bottom w:val="nil" w:color="FFFFFF" w:sz="0"/>
+              <w:right w:val="nil" w:color="FFFFFF" w:sz="0"/>
+            </w:tcBorders>
+            <w:vAlign w:val="center"/>
+          </w:tcPr>
+          <w:p>
+            <w:pPr>
+              <w:spacing w:after="40" w:before="40" w:line="276"/>
+              <w:jc w:val="center"/>
+            </w:pPr>
+            <w:r>
+              <w:rPr>
+                <w:rFonts w:ascii="宋体" w:cs="宋体" w:eastAsia="宋体" w:hAnsi="宋体"/>
+                <w:sz w:val="21"/>
+                <w:szCs w:val="21"/>
+              </w:rPr>
+              <w:t xml:space="preserve">tinyint</w:t>
+            </w:r>
+          </w:p>
+        </w:tc>
+        <w:tc>
+          <w:tcPr>
+            <w:tcW w:type="dxa" w:w="900"/>
+            <w:tcBorders>
+              <w:top w:val="nil" w:color="FFFFFF" w:sz="0"/>
+              <w:left w:val="nil" w:color="FFFFFF" w:sz="0"/>
+              <w:bottom w:val="nil" w:color="FFFFFF" w:sz="0"/>
+              <w:right w:val="nil" w:color="FFFFFF" w:sz="0"/>
+            </w:tcBorders>
+            <w:vAlign w:val="center"/>
+          </w:tcPr>
+          <w:p>
+            <w:pPr>
+              <w:spacing w:after="40" w:before="40" w:line="276"/>
+              <w:jc w:val="center"/>
+            </w:pPr>
+            <w:r>
+              <w:rPr>
+                <w:rFonts w:ascii="宋体" w:cs="宋体" w:eastAsia="宋体" w:hAnsi="宋体"/>
+                <w:sz w:val="21"/>
+                <w:szCs w:val="21"/>
+              </w:rPr>
+              <w:t xml:space="preserve">1</w:t>
+            </w:r>
+          </w:p>
+        </w:tc>
+        <w:tc>
+          <w:tcPr>
+            <w:tcW w:type="dxa" w:w="1200"/>
+            <w:tcBorders>
+              <w:top w:val="nil" w:color="FFFFFF" w:sz="0"/>
+              <w:left w:val="nil" w:color="FFFFFF" w:sz="0"/>
+              <w:bottom w:val="nil" w:color="FFFFFF" w:sz="0"/>
+              <w:right w:val="nil" w:color="FFFFFF" w:sz="0"/>
+            </w:tcBorders>
+            <w:vAlign w:val="center"/>
+          </w:tcPr>
+          <w:p>
+            <w:pPr>
+              <w:spacing w:after="40" w:before="40" w:line="276"/>
+              <w:jc w:val="center"/>
+            </w:pPr>
+            <w:r>
+              <w:rPr>
+                <w:rFonts w:ascii="宋体" w:cs="宋体" w:eastAsia="宋体" w:hAnsi="宋体"/>
+                <w:sz w:val="21"/>
+                <w:szCs w:val="21"/>
+              </w:rPr>
+              <w:t xml:space="preserve">是</w:t>
+            </w:r>
+          </w:p>
+        </w:tc>
+        <w:tc>
+          <w:tcPr>
+            <w:tcW w:type="dxa" w:w="1800"/>
+            <w:tcBorders>
+              <w:top w:val="nil" w:color="FFFFFF" w:sz="0"/>
+              <w:left w:val="nil" w:color="FFFFFF" w:sz="0"/>
+              <w:bottom w:val="nil" w:color="FFFFFF" w:sz="0"/>
+              <w:right w:val="nil" w:color="FFFFFF" w:sz="0"/>
+            </w:tcBorders>
+            <w:vAlign w:val="center"/>
+          </w:tcPr>
+          <w:p>
+            <w:pPr>
+              <w:spacing w:after="40" w:before="40" w:line="276"/>
+              <w:jc w:val="center"/>
+            </w:pPr>
+            <w:r>
+              <w:rPr>
+                <w:rFonts w:ascii="宋体" w:cs="宋体" w:eastAsia="宋体" w:hAnsi="宋体"/>
+                <w:sz w:val="21"/>
+                <w:szCs w:val="21"/>
+              </w:rPr>
+              <w:t xml:space="preserve">0禁用/1正常</w:t>
+            </w:r>
+          </w:p>
+        </w:tc>
+      </w:tr>
+    </w:tbl>
+    <w:p>
+      <w:pPr>
+        <w:spacing w:after="100" w:before="100" w:line="312"/>
+        <w:jc w:val="center"/>
+      </w:pPr>
+      <w:r>
+        <w:rPr>
+          <w:rFonts w:ascii="宋体" w:cs="宋体" w:eastAsia="宋体" w:hAnsi="宋体"/>
+          <w:sz w:val="21"/>
+          <w:szCs w:val="21"/>
+        </w:rPr>
+        <w:t xml:space="preserve">表9 sys_position岗位表</w:t>
+      </w:r>
+    </w:p>
+    <w:p>
+      <w:pPr>
+        <w:spacing w:after="100" w:before="100" w:line="312"/>
+        <w:ind w:firstLine="480"/>
+      </w:pPr>
+      <w:r>
+        <w:rPr>
+          <w:rFonts w:ascii="宋体" w:cs="宋体" w:eastAsia="宋体" w:hAnsi="宋体"/>
+          <w:sz w:val="24"/>
+          <w:szCs w:val="24"/>
+        </w:rPr>
+        <w:t xml:space="preserve">（10）试卷表（exam_paper）用于存储试卷信息，支持手动组卷和随机组卷两种模式，可设置防作弊参数，详细设计如表10所示。</w:t>
+      </w:r>
+    </w:p>
+    <w:tbl>
+      <w:tblPr>
+        <w:tblW w:type="auto" w:w="100"/>
+        <w:jc w:val="center"/>
+        <w:tblBorders>
+          <w:top w:val="single" w:color="auto" w:sz="4"/>
+          <w:left w:val="single" w:color="auto" w:sz="4"/>
+          <w:bottom w:val="single" w:color="auto" w:sz="4"/>
+          <w:right w:val="single" w:color="auto" w:sz="4"/>
+          <w:insideH w:val="single" w:color="auto" w:sz="4"/>
+          <w:insideV w:val="single" w:color="auto" w:sz="4"/>
+        </w:tblBorders>
+        <w:tblCellMar>
+          <w:top w:type="dxa" w:w="60"/>
+          <w:left w:type="dxa" w:w="120"/>
+          <w:bottom w:type="dxa" w:w="60"/>
+          <w:right w:type="dxa" w:w="120"/>
+        </w:tblCellMar>
+      </w:tblPr>
+      <w:tr>
+        <w:trPr>
+          <w:tblHeader/>
+        </w:trPr>
+        <w:tc>
+          <w:tcPr>
+            <w:tcW w:type="dxa" w:w="1200"/>
+            <w:tcBorders>
+              <w:top w:val="single" w:color="000000" w:sz="12"/>
+              <w:left w:val="nil" w:color="FFFFFF" w:sz="0"/>
+              <w:bottom w:val="single" w:color="000000" w:sz="6"/>
+              <w:right w:val="nil" w:color="FFFFFF" w:sz="0"/>
+            </w:tcBorders>
+            <w:vAlign w:val="center"/>
+          </w:tcPr>
+          <w:p>
+            <w:pPr>
+              <w:spacing w:after="60" w:before="60" w:line="276"/>
+              <w:jc w:val="center"/>
+            </w:pPr>
+            <w:r>
+              <w:rPr>
+                <w:rFonts w:ascii="宋体" w:cs="宋体" w:eastAsia="宋体" w:hAnsi="宋体"/>
+                <w:b/>
+                <w:bCs/>
+                <w:sz w:val="21"/>
+                <w:szCs w:val="21"/>
+              </w:rPr>
+              <w:t xml:space="preserve">字段名称</w:t>
+            </w:r>
+          </w:p>
+        </w:tc>
+        <w:tc>
+          <w:tcPr>
+            <w:tcW w:type="dxa" w:w="1200"/>
+            <w:tcBorders>
+              <w:top w:val="single" w:color="000000" w:sz="12"/>
+              <w:left w:val="nil" w:color="FFFFFF" w:sz="0"/>
+              <w:bottom w:val="single" w:color="000000" w:sz="6"/>
+              <w:right w:val="nil" w:color="FFFFFF" w:sz="0"/>
+            </w:tcBorders>
+            <w:vAlign w:val="center"/>
+          </w:tcPr>
+          <w:p>
+            <w:pPr>
+              <w:spacing w:after="60" w:before="60" w:line="276"/>
+              <w:jc w:val="center"/>
+            </w:pPr>
+            <w:r>
+              <w:rPr>
+                <w:rFonts w:ascii="宋体" w:cs="宋体" w:eastAsia="宋体" w:hAnsi="宋体"/>
+                <w:b/>
+                <w:bCs/>
+                <w:sz w:val="21"/>
+                <w:szCs w:val="21"/>
+              </w:rPr>
+              <w:t xml:space="preserve">字段描述</w:t>
+            </w:r>
+          </w:p>
+        </w:tc>
+        <w:tc>
+          <w:tcPr>
+            <w:tcW w:type="dxa" w:w="1200"/>
+            <w:tcBorders>
+              <w:top w:val="single" w:color="000000" w:sz="12"/>
+              <w:left w:val="nil" w:color="FFFFFF" w:sz="0"/>
+              <w:bottom w:val="single" w:color="000000" w:sz="6"/>
+              <w:right w:val="nil" w:color="FFFFFF" w:sz="0"/>
+            </w:tcBorders>
+            <w:vAlign w:val="center"/>
+          </w:tcPr>
+          <w:p>
+            <w:pPr>
+              <w:spacing w:after="60" w:before="60" w:line="276"/>
+              <w:jc w:val="center"/>
+            </w:pPr>
+            <w:r>
+              <w:rPr>
+                <w:rFonts w:ascii="宋体" w:cs="宋体" w:eastAsia="宋体" w:hAnsi="宋体"/>
+                <w:b/>
+                <w:bCs/>
+                <w:sz w:val="21"/>
+                <w:szCs w:val="21"/>
+              </w:rPr>
+              <w:t xml:space="preserve">字段类型</w:t>
+            </w:r>
+          </w:p>
+        </w:tc>
+        <w:tc>
+          <w:tcPr>
+            <w:tcW w:type="dxa" w:w="900"/>
+            <w:tcBorders>
+              <w:top w:val="single" w:color="000000" w:sz="12"/>
+              <w:left w:val="nil" w:color="FFFFFF" w:sz="0"/>
+              <w:bottom w:val="single" w:color="000000" w:sz="6"/>
+              <w:right w:val="nil" w:color="FFFFFF" w:sz="0"/>
+            </w:tcBorders>
+            <w:vAlign w:val="center"/>
+          </w:tcPr>
+          <w:p>
+            <w:pPr>
+              <w:spacing w:after="60" w:before="60" w:line="276"/>
+              <w:jc w:val="center"/>
+            </w:pPr>
+            <w:r>
+              <w:rPr>
+                <w:rFonts w:ascii="宋体" w:cs="宋体" w:eastAsia="宋体" w:hAnsi="宋体"/>
+                <w:b/>
+                <w:bCs/>
+                <w:sz w:val="21"/>
+                <w:szCs w:val="21"/>
+              </w:rPr>
+              <w:t xml:space="preserve">长度</w:t>
+            </w:r>
+          </w:p>
+        </w:tc>
+        <w:tc>
+          <w:tcPr>
+            <w:tcW w:type="dxa" w:w="1200"/>
+            <w:tcBorders>
+              <w:top w:val="single" w:color="000000" w:sz="12"/>
+              <w:left w:val="nil" w:color="FFFFFF" w:sz="0"/>
+              <w:bottom w:val="single" w:color="000000" w:sz="6"/>
+              <w:right w:val="nil" w:color="FFFFFF" w:sz="0"/>
+            </w:tcBorders>
+            <w:vAlign w:val="center"/>
+          </w:tcPr>
+          <w:p>
+            <w:pPr>
+              <w:spacing w:after="60" w:before="60" w:line="276"/>
+              <w:jc w:val="center"/>
+            </w:pPr>
+            <w:r>
+              <w:rPr>
+                <w:rFonts w:ascii="宋体" w:cs="宋体" w:eastAsia="宋体" w:hAnsi="宋体"/>
+                <w:b/>
+                <w:bCs/>
+                <w:sz w:val="21"/>
+                <w:szCs w:val="21"/>
+              </w:rPr>
+              <w:t xml:space="preserve">是否允许空值</w:t>
+            </w:r>
+          </w:p>
+        </w:tc>
+        <w:tc>
+          <w:tcPr>
+            <w:tcW w:type="dxa" w:w="1800"/>
+            <w:tcBorders>
+              <w:top w:val="single" w:color="000000" w:sz="12"/>
+              <w:left w:val="nil" w:color="FFFFFF" w:sz="0"/>
+              <w:bottom w:val="single" w:color="000000" w:sz="6"/>
+              <w:right w:val="nil" w:color="FFFFFF" w:sz="0"/>
+            </w:tcBorders>
+            <w:vAlign w:val="center"/>
+          </w:tcPr>
+          <w:p>
+            <w:pPr>
+              <w:spacing w:after="60" w:before="60" w:line="276"/>
+              <w:jc w:val="center"/>
+            </w:pPr>
+            <w:r>
+              <w:rPr>
+                <w:rFonts w:ascii="宋体" w:cs="宋体" w:eastAsia="宋体" w:hAnsi="宋体"/>
+                <w:b/>
+                <w:bCs/>
+                <w:sz w:val="21"/>
+                <w:szCs w:val="21"/>
+              </w:rPr>
+              <w:t xml:space="preserve">备注</w:t>
+            </w:r>
+          </w:p>
+        </w:tc>
+      </w:tr>
+      <w:tr>
+        <w:tc>
+          <w:tcPr>
+            <w:tcW w:type="dxa" w:w="1200"/>
+            <w:tcBorders>
+              <w:top w:val="nil" w:color="FFFFFF" w:sz="0"/>
+              <w:left w:val="nil" w:color="FFFFFF" w:sz="0"/>
+              <w:bottom w:val="nil" w:color="FFFFFF" w:sz="0"/>
+              <w:right w:val="nil" w:color="FFFFFF" w:sz="0"/>
+            </w:tcBorders>
+            <w:vAlign w:val="center"/>
+          </w:tcPr>
+          <w:p>
+            <w:pPr>
+              <w:spacing w:after="40" w:before="40" w:line="276"/>
+              <w:jc w:val="center"/>
+            </w:pPr>
+            <w:r>
+              <w:rPr>
+                <w:rFonts w:ascii="宋体" w:cs="宋体" w:eastAsia="宋体" w:hAnsi="宋体"/>
+                <w:sz w:val="21"/>
+                <w:szCs w:val="21"/>
+              </w:rPr>
+              <w:t xml:space="preserve">id</w:t>
+            </w:r>
+          </w:p>
+        </w:tc>
+        <w:tc>
+          <w:tcPr>
+            <w:tcW w:type="dxa" w:w="1200"/>
+            <w:tcBorders>
+              <w:top w:val="nil" w:color="FFFFFF" w:sz="0"/>
+              <w:left w:val="nil" w:color="FFFFFF" w:sz="0"/>
+              <w:bottom w:val="nil" w:color="FFFFFF" w:sz="0"/>
+              <w:right w:val="nil" w:color="FFFFFF" w:sz="0"/>
+            </w:tcBorders>
+            <w:vAlign w:val="center"/>
+          </w:tcPr>
+          <w:p>
+            <w:pPr>
+              <w:spacing w:after="40" w:before="40" w:line="276"/>
+              <w:jc w:val="center"/>
+            </w:pPr>
+            <w:r>
+              <w:rPr>
+                <w:rFonts w:ascii="宋体" w:cs="宋体" w:eastAsia="宋体" w:hAnsi="宋体"/>
+                <w:sz w:val="21"/>
+                <w:szCs w:val="21"/>
+              </w:rPr>
+              <w:t xml:space="preserve">试卷id</w:t>
+            </w:r>
+          </w:p>
+        </w:tc>
+        <w:tc>
+          <w:tcPr>
+            <w:tcW w:type="dxa" w:w="1200"/>
+            <w:tcBorders>
+              <w:top w:val="nil" w:color="FFFFFF" w:sz="0"/>
+              <w:left w:val="nil" w:color="FFFFFF" w:sz="0"/>
+              <w:bottom w:val="nil" w:color="FFFFFF" w:sz="0"/>
+              <w:right w:val="nil" w:color="FFFFFF" w:sz="0"/>
+            </w:tcBorders>
+            <w:vAlign w:val="center"/>
+          </w:tcPr>
+          <w:p>
+            <w:pPr>
+              <w:spacing w:after="40" w:before="40" w:line="276"/>
+              <w:jc w:val="center"/>
+            </w:pPr>
+            <w:r>
+              <w:rPr>
+                <w:rFonts w:ascii="宋体" w:cs="宋体" w:eastAsia="宋体" w:hAnsi="宋体"/>
+                <w:sz w:val="21"/>
+                <w:szCs w:val="21"/>
+              </w:rPr>
+              <w:t xml:space="preserve">bigint</w:t>
+            </w:r>
+          </w:p>
+        </w:tc>
+        <w:tc>
+          <w:tcPr>
+            <w:tcW w:type="dxa" w:w="900"/>
+            <w:tcBorders>
+              <w:top w:val="nil" w:color="FFFFFF" w:sz="0"/>
+              <w:left w:val="nil" w:color="FFFFFF" w:sz="0"/>
+              <w:bottom w:val="nil" w:color="FFFFFF" w:sz="0"/>
+              <w:right w:val="nil" w:color="FFFFFF" w:sz="0"/>
+            </w:tcBorders>
+            <w:vAlign w:val="center"/>
+          </w:tcPr>
+          <w:p>
+            <w:pPr>
+              <w:spacing w:after="40" w:before="40" w:line="276"/>
+              <w:jc w:val="center"/>
+            </w:pPr>
+            <w:r>
+              <w:rPr>
+                <w:rFonts w:ascii="宋体" w:cs="宋体" w:eastAsia="宋体" w:hAnsi="宋体"/>
+                <w:sz w:val="21"/>
+                <w:szCs w:val="21"/>
+              </w:rPr>
+              <w:t xml:space="preserve">20</w:t>
+            </w:r>
+          </w:p>
+        </w:tc>
+        <w:tc>
+          <w:tcPr>
+            <w:tcW w:type="dxa" w:w="1200"/>
+            <w:tcBorders>
+              <w:top w:val="nil" w:color="FFFFFF" w:sz="0"/>
+              <w:left w:val="nil" w:color="FFFFFF" w:sz="0"/>
+              <w:bottom w:val="nil" w:color="FFFFFF" w:sz="0"/>
+              <w:right w:val="nil" w:color="FFFFFF" w:sz="0"/>
+            </w:tcBorders>
+            <w:vAlign w:val="center"/>
+          </w:tcPr>
+          <w:p>
+            <w:pPr>
+              <w:spacing w:after="40" w:before="40" w:line="276"/>
+              <w:jc w:val="center"/>
+            </w:pPr>
+            <w:r>
+              <w:rPr>
+                <w:rFonts w:ascii="宋体" w:cs="宋体" w:eastAsia="宋体" w:hAnsi="宋体"/>
+                <w:sz w:val="21"/>
+                <w:szCs w:val="21"/>
+              </w:rPr>
+              <w:t xml:space="preserve">否</w:t>
+            </w:r>
+          </w:p>
+        </w:tc>
+        <w:tc>
+          <w:tcPr>
+            <w:tcW w:type="dxa" w:w="1800"/>
+            <w:tcBorders>
+              <w:top w:val="nil" w:color="FFFFFF" w:sz="0"/>
+              <w:left w:val="nil" w:color="FFFFFF" w:sz="0"/>
+              <w:bottom w:val="nil" w:color="FFFFFF" w:sz="0"/>
+              <w:right w:val="nil" w:color="FFFFFF" w:sz="0"/>
+            </w:tcBorders>
+            <w:vAlign w:val="center"/>
+          </w:tcPr>
+          <w:p>
+            <w:pPr>
+              <w:spacing w:after="40" w:before="40" w:line="276"/>
+              <w:jc w:val="center"/>
+            </w:pPr>
+            <w:r>
+              <w:rPr>
+                <w:rFonts w:ascii="宋体" w:cs="宋体" w:eastAsia="宋体" w:hAnsi="宋体"/>
+                <w:sz w:val="21"/>
+                <w:szCs w:val="21"/>
+              </w:rPr>
+              <w:t xml:space="preserve">主键，自增</w:t>
+            </w:r>
+          </w:p>
+        </w:tc>
+      </w:tr>
+      <w:tr>
+        <w:tc>
+          <w:tcPr>
+            <w:tcW w:type="dxa" w:w="1200"/>
+            <w:tcBorders>
+              <w:top w:val="nil" w:color="FFFFFF" w:sz="0"/>
+              <w:left w:val="nil" w:color="FFFFFF" w:sz="0"/>
+              <w:bottom w:val="nil" w:color="FFFFFF" w:sz="0"/>
+              <w:right w:val="nil" w:color="FFFFFF" w:sz="0"/>
+            </w:tcBorders>
+            <w:vAlign w:val="center"/>
+          </w:tcPr>
+          <w:p>
+            <w:pPr>
+              <w:spacing w:after="40" w:before="40" w:line="276"/>
+              <w:jc w:val="center"/>
+            </w:pPr>
+            <w:r>
+              <w:rPr>
+                <w:rFonts w:ascii="宋体" w:cs="宋体" w:eastAsia="宋体" w:hAnsi="宋体"/>
+                <w:sz w:val="21"/>
+                <w:szCs w:val="21"/>
+              </w:rPr>
+              <w:t xml:space="preserve">paper_name</w:t>
+            </w:r>
+          </w:p>
+        </w:tc>
+        <w:tc>
+          <w:tcPr>
+            <w:tcW w:type="dxa" w:w="1200"/>
+            <w:tcBorders>
+              <w:top w:val="nil" w:color="FFFFFF" w:sz="0"/>
+              <w:left w:val="nil" w:color="FFFFFF" w:sz="0"/>
+              <w:bottom w:val="nil" w:color="FFFFFF" w:sz="0"/>
+              <w:right w:val="nil" w:color="FFFFFF" w:sz="0"/>
+            </w:tcBorders>
+            <w:vAlign w:val="center"/>
+          </w:tcPr>
+          <w:p>
+            <w:pPr>
+              <w:spacing w:after="40" w:before="40" w:line="276"/>
+              <w:jc w:val="center"/>
+            </w:pPr>
+            <w:r>
+              <w:rPr>
+                <w:rFonts w:ascii="宋体" w:cs="宋体" w:eastAsia="宋体" w:hAnsi="宋体"/>
+                <w:sz w:val="21"/>
+                <w:szCs w:val="21"/>
+              </w:rPr>
+              <w:t xml:space="preserve">试卷名称</w:t>
+            </w:r>
+          </w:p>
+        </w:tc>
+        <w:tc>
+          <w:tcPr>
+            <w:tcW w:type="dxa" w:w="1200"/>
+            <w:tcBorders>
+              <w:top w:val="nil" w:color="FFFFFF" w:sz="0"/>
+              <w:left w:val="nil" w:color="FFFFFF" w:sz="0"/>
+              <w:bottom w:val="nil" w:color="FFFFFF" w:sz="0"/>
+              <w:right w:val="nil" w:color="FFFFFF" w:sz="0"/>
+            </w:tcBorders>
+            <w:vAlign w:val="center"/>
+          </w:tcPr>
+          <w:p>
+            <w:pPr>
+              <w:spacing w:after="40" w:before="40" w:line="276"/>
+              <w:jc w:val="center"/>
+            </w:pPr>
+            <w:r>
+              <w:rPr>
+                <w:rFonts w:ascii="宋体" w:cs="宋体" w:eastAsia="宋体" w:hAnsi="宋体"/>
+                <w:sz w:val="21"/>
+                <w:szCs w:val="21"/>
+              </w:rPr>
+              <w:t xml:space="preserve">varchar</w:t>
+            </w:r>
+          </w:p>
+        </w:tc>
+        <w:tc>
+          <w:tcPr>
+            <w:tcW w:type="dxa" w:w="900"/>
+            <w:tcBorders>
+              <w:top w:val="nil" w:color="FFFFFF" w:sz="0"/>
+              <w:left w:val="nil" w:color="FFFFFF" w:sz="0"/>
+              <w:bottom w:val="nil" w:color="FFFFFF" w:sz="0"/>
+              <w:right w:val="nil" w:color="FFFFFF" w:sz="0"/>
+            </w:tcBorders>
+            <w:vAlign w:val="center"/>
+          </w:tcPr>
+          <w:p>
+            <w:pPr>
+              <w:spacing w:after="40" w:before="40" w:line="276"/>
+              <w:jc w:val="center"/>
+            </w:pPr>
+            <w:r>
+              <w:rPr>
+                <w:rFonts w:ascii="宋体" w:cs="宋体" w:eastAsia="宋体" w:hAnsi="宋体"/>
+                <w:sz w:val="21"/>
+                <w:szCs w:val="21"/>
+              </w:rPr>
+              <w:t xml:space="preserve">100</w:t>
+            </w:r>
+          </w:p>
+        </w:tc>
+        <w:tc>
+          <w:tcPr>
+            <w:tcW w:type="dxa" w:w="1200"/>
+            <w:tcBorders>
+              <w:top w:val="nil" w:color="FFFFFF" w:sz="0"/>
+              <w:left w:val="nil" w:color="FFFFFF" w:sz="0"/>
+              <w:bottom w:val="nil" w:color="FFFFFF" w:sz="0"/>
+              <w:right w:val="nil" w:color="FFFFFF" w:sz="0"/>
+            </w:tcBorders>
+            <w:vAlign w:val="center"/>
+          </w:tcPr>
+          <w:p>
+            <w:pPr>
+              <w:spacing w:after="40" w:before="40" w:line="276"/>
+              <w:jc w:val="center"/>
+            </w:pPr>
+            <w:r>
+              <w:rPr>
+                <w:rFonts w:ascii="宋体" w:cs="宋体" w:eastAsia="宋体" w:hAnsi="宋体"/>
+                <w:sz w:val="21"/>
+                <w:szCs w:val="21"/>
+              </w:rPr>
+              <w:t xml:space="preserve">否</w:t>
+            </w:r>
+          </w:p>
+        </w:tc>
+        <w:tc>
+          <w:tcPr>
+            <w:tcW w:type="dxa" w:w="1800"/>
+            <w:tcBorders>
+              <w:top w:val="nil" w:color="FFFFFF" w:sz="0"/>
+              <w:left w:val="nil" w:color="FFFFFF" w:sz="0"/>
+              <w:bottom w:val="nil" w:color="FFFFFF" w:sz="0"/>
+              <w:right w:val="nil" w:color="FFFFFF" w:sz="0"/>
+            </w:tcBorders>
+            <w:vAlign w:val="center"/>
+          </w:tcPr>
+          <w:p>
+            <w:pPr>
+              <w:spacing w:after="40" w:before="40" w:line="276"/>
+              <w:jc w:val="center"/>
+            </w:pPr>
+            <w:r>
+              <w:rPr>
+                <w:rFonts w:ascii="宋体" w:cs="宋体" w:eastAsia="宋体" w:hAnsi="宋体"/>
+                <w:sz w:val="21"/>
+                <w:szCs w:val="21"/>
+              </w:rPr>
+              <w:t xml:space="preserve">-</w:t>
+            </w:r>
+          </w:p>
+        </w:tc>
+      </w:tr>
+      <w:tr>
+        <w:tc>
+          <w:tcPr>
+            <w:tcW w:type="dxa" w:w="1200"/>
+            <w:tcBorders>
+              <w:top w:val="nil" w:color="FFFFFF" w:sz="0"/>
+              <w:left w:val="nil" w:color="FFFFFF" w:sz="0"/>
+              <w:bottom w:val="nil" w:color="FFFFFF" w:sz="0"/>
+              <w:right w:val="nil" w:color="FFFFFF" w:sz="0"/>
+            </w:tcBorders>
+            <w:vAlign w:val="center"/>
+          </w:tcPr>
+          <w:p>
+            <w:pPr>
+              <w:spacing w:after="40" w:before="40" w:line="276"/>
+              <w:jc w:val="center"/>
+            </w:pPr>
+            <w:r>
+              <w:rPr>
+                <w:rFonts w:ascii="宋体" w:cs="宋体" w:eastAsia="宋体" w:hAnsi="宋体"/>
+                <w:sz w:val="21"/>
+                <w:szCs w:val="21"/>
+              </w:rPr>
+              <w:t xml:space="preserve">paper_code</w:t>
+            </w:r>
+          </w:p>
+        </w:tc>
+        <w:tc>
+          <w:tcPr>
+            <w:tcW w:type="dxa" w:w="1200"/>
+            <w:tcBorders>
+              <w:top w:val="nil" w:color="FFFFFF" w:sz="0"/>
+              <w:left w:val="nil" w:color="FFFFFF" w:sz="0"/>
+              <w:bottom w:val="nil" w:color="FFFFFF" w:sz="0"/>
+              <w:right w:val="nil" w:color="FFFFFF" w:sz="0"/>
+            </w:tcBorders>
+            <w:vAlign w:val="center"/>
+          </w:tcPr>
+          <w:p>
+            <w:pPr>
+              <w:spacing w:after="40" w:before="40" w:line="276"/>
+              <w:jc w:val="center"/>
+            </w:pPr>
+            <w:r>
+              <w:rPr>
+                <w:rFonts w:ascii="宋体" w:cs="宋体" w:eastAsia="宋体" w:hAnsi="宋体"/>
+                <w:sz w:val="21"/>
+                <w:szCs w:val="21"/>
+              </w:rPr>
+              <w:t xml:space="preserve">试卷编码</w:t>
+            </w:r>
+          </w:p>
+        </w:tc>
+        <w:tc>
+          <w:tcPr>
+            <w:tcW w:type="dxa" w:w="1200"/>
+            <w:tcBorders>
+              <w:top w:val="nil" w:color="FFFFFF" w:sz="0"/>
+              <w:left w:val="nil" w:color="FFFFFF" w:sz="0"/>
+              <w:bottom w:val="nil" w:color="FFFFFF" w:sz="0"/>
+              <w:right w:val="nil" w:color="FFFFFF" w:sz="0"/>
+            </w:tcBorders>
+            <w:vAlign w:val="center"/>
+          </w:tcPr>
+          <w:p>
+            <w:pPr>
+              <w:spacing w:after="40" w:before="40" w:line="276"/>
+              <w:jc w:val="center"/>
+            </w:pPr>
+            <w:r>
+              <w:rPr>
+                <w:rFonts w:ascii="宋体" w:cs="宋体" w:eastAsia="宋体" w:hAnsi="宋体"/>
+                <w:sz w:val="21"/>
+                <w:szCs w:val="21"/>
+              </w:rPr>
+              <w:t xml:space="preserve">varchar</w:t>
+            </w:r>
+          </w:p>
+        </w:tc>
+        <w:tc>
+          <w:tcPr>
+            <w:tcW w:type="dxa" w:w="900"/>
+            <w:tcBorders>
+              <w:top w:val="nil" w:color="FFFFFF" w:sz="0"/>
+              <w:left w:val="nil" w:color="FFFFFF" w:sz="0"/>
+              <w:bottom w:val="nil" w:color="FFFFFF" w:sz="0"/>
+              <w:right w:val="nil" w:color="FFFFFF" w:sz="0"/>
+            </w:tcBorders>
+            <w:vAlign w:val="center"/>
+          </w:tcPr>
+          <w:p>
+            <w:pPr>
+              <w:spacing w:after="40" w:before="40" w:line="276"/>
+              <w:jc w:val="center"/>
+            </w:pPr>
+            <w:r>
+              <w:rPr>
+                <w:rFonts w:ascii="宋体" w:cs="宋体" w:eastAsia="宋体" w:hAnsi="宋体"/>
+                <w:sz w:val="21"/>
+                <w:szCs w:val="21"/>
+              </w:rPr>
+              <w:t xml:space="preserve">50</w:t>
+            </w:r>
+          </w:p>
+        </w:tc>
+        <w:tc>
+          <w:tcPr>
+            <w:tcW w:type="dxa" w:w="1200"/>
+            <w:tcBorders>
+              <w:top w:val="nil" w:color="FFFFFF" w:sz="0"/>
+              <w:left w:val="nil" w:color="FFFFFF" w:sz="0"/>
+              <w:bottom w:val="nil" w:color="FFFFFF" w:sz="0"/>
+              <w:right w:val="nil" w:color="FFFFFF" w:sz="0"/>
+            </w:tcBorders>
+            <w:vAlign w:val="center"/>
+          </w:tcPr>
+          <w:p>
+            <w:pPr>
+              <w:spacing w:after="40" w:before="40" w:line="276"/>
+              <w:jc w:val="center"/>
+            </w:pPr>
+            <w:r>
+              <w:rPr>
+                <w:rFonts w:ascii="宋体" w:cs="宋体" w:eastAsia="宋体" w:hAnsi="宋体"/>
+                <w:sz w:val="21"/>
+                <w:szCs w:val="21"/>
+              </w:rPr>
+              <w:t xml:space="preserve">是</w:t>
+            </w:r>
+          </w:p>
+        </w:tc>
+        <w:tc>
+          <w:tcPr>
+            <w:tcW w:type="dxa" w:w="1800"/>
+            <w:tcBorders>
+              <w:top w:val="nil" w:color="FFFFFF" w:sz="0"/>
+              <w:left w:val="nil" w:color="FFFFFF" w:sz="0"/>
+              <w:bottom w:val="nil" w:color="FFFFFF" w:sz="0"/>
+              <w:right w:val="nil" w:color="FFFFFF" w:sz="0"/>
+            </w:tcBorders>
+            <w:vAlign w:val="center"/>
+          </w:tcPr>
+          <w:p>
+            <w:pPr>
+              <w:spacing w:after="40" w:before="40" w:line="276"/>
+              <w:jc w:val="center"/>
+            </w:pPr>
+            <w:r>
+              <w:rPr>
+                <w:rFonts w:ascii="宋体" w:cs="宋体" w:eastAsia="宋体" w:hAnsi="宋体"/>
+                <w:sz w:val="21"/>
+                <w:szCs w:val="21"/>
+              </w:rPr>
+              <w:t xml:space="preserve">唯一</w:t>
+            </w:r>
+          </w:p>
+        </w:tc>
+      </w:tr>
+      <w:tr>
+        <w:tc>
+          <w:tcPr>
+            <w:tcW w:type="dxa" w:w="1200"/>
+            <w:tcBorders>
+              <w:top w:val="nil" w:color="FFFFFF" w:sz="0"/>
+              <w:left w:val="nil" w:color="FFFFFF" w:sz="0"/>
+              <w:bottom w:val="nil" w:color="FFFFFF" w:sz="0"/>
+              <w:right w:val="nil" w:color="FFFFFF" w:sz="0"/>
+            </w:tcBorders>
+            <w:vAlign w:val="center"/>
+          </w:tcPr>
+          <w:p>
+            <w:pPr>
+              <w:spacing w:after="40" w:before="40" w:line="276"/>
+              <w:jc w:val="center"/>
+            </w:pPr>
+            <w:r>
+              <w:rPr>
+                <w:rFonts w:ascii="宋体" w:cs="宋体" w:eastAsia="宋体" w:hAnsi="宋体"/>
+                <w:sz w:val="21"/>
+                <w:szCs w:val="21"/>
+              </w:rPr>
+              <w:t xml:space="preserve">plan_id</w:t>
+            </w:r>
+          </w:p>
+        </w:tc>
+        <w:tc>
+          <w:tcPr>
+            <w:tcW w:type="dxa" w:w="1200"/>
+            <w:tcBorders>
+              <w:top w:val="nil" w:color="FFFFFF" w:sz="0"/>
+              <w:left w:val="nil" w:color="FFFFFF" w:sz="0"/>
+              <w:bottom w:val="nil" w:color="FFFFFF" w:sz="0"/>
+              <w:right w:val="nil" w:color="FFFFFF" w:sz="0"/>
+            </w:tcBorders>
+            <w:vAlign w:val="center"/>
+          </w:tcPr>
+          <w:p>
+            <w:pPr>
+              <w:spacing w:after="40" w:before="40" w:line="276"/>
+              <w:jc w:val="center"/>
+            </w:pPr>
+            <w:r>
+              <w:rPr>
+                <w:rFonts w:ascii="宋体" w:cs="宋体" w:eastAsia="宋体" w:hAnsi="宋体"/>
+                <w:sz w:val="21"/>
+                <w:szCs w:val="21"/>
+              </w:rPr>
+              <w:t xml:space="preserve">培训计划id</w:t>
+            </w:r>
+          </w:p>
+        </w:tc>
+        <w:tc>
+          <w:tcPr>
+            <w:tcW w:type="dxa" w:w="1200"/>
+            <w:tcBorders>
+              <w:top w:val="nil" w:color="FFFFFF" w:sz="0"/>
+              <w:left w:val="nil" w:color="FFFFFF" w:sz="0"/>
+              <w:bottom w:val="nil" w:color="FFFFFF" w:sz="0"/>
+              <w:right w:val="nil" w:color="FFFFFF" w:sz="0"/>
+            </w:tcBorders>
+            <w:vAlign w:val="center"/>
+          </w:tcPr>
+          <w:p>
+            <w:pPr>
+              <w:spacing w:after="40" w:before="40" w:line="276"/>
+              <w:jc w:val="center"/>
+            </w:pPr>
+            <w:r>
+              <w:rPr>
+                <w:rFonts w:ascii="宋体" w:cs="宋体" w:eastAsia="宋体" w:hAnsi="宋体"/>
+                <w:sz w:val="21"/>
+                <w:szCs w:val="21"/>
+              </w:rPr>
+              <w:t xml:space="preserve">bigint</w:t>
+            </w:r>
+          </w:p>
+        </w:tc>
+        <w:tc>
+          <w:tcPr>
+            <w:tcW w:type="dxa" w:w="900"/>
+            <w:tcBorders>
+              <w:top w:val="nil" w:color="FFFFFF" w:sz="0"/>
+              <w:left w:val="nil" w:color="FFFFFF" w:sz="0"/>
+              <w:bottom w:val="nil" w:color="FFFFFF" w:sz="0"/>
+              <w:right w:val="nil" w:color="FFFFFF" w:sz="0"/>
+            </w:tcBorders>
+            <w:vAlign w:val="center"/>
+          </w:tcPr>
+          <w:p>
+            <w:pPr>
+              <w:spacing w:after="40" w:before="40" w:line="276"/>
+              <w:jc w:val="center"/>
+            </w:pPr>
+            <w:r>
+              <w:rPr>
+                <w:rFonts w:ascii="宋体" w:cs="宋体" w:eastAsia="宋体" w:hAnsi="宋体"/>
+                <w:sz w:val="21"/>
+                <w:szCs w:val="21"/>
+              </w:rPr>
+              <w:t xml:space="preserve">20</w:t>
+            </w:r>
+          </w:p>
+        </w:tc>
+        <w:tc>
+          <w:tcPr>
+            <w:tcW w:type="dxa" w:w="1200"/>
+            <w:tcBorders>
+              <w:top w:val="nil" w:color="FFFFFF" w:sz="0"/>
+              <w:left w:val="nil" w:color="FFFFFF" w:sz="0"/>
+              <w:bottom w:val="nil" w:color="FFFFFF" w:sz="0"/>
+              <w:right w:val="nil" w:color="FFFFFF" w:sz="0"/>
+            </w:tcBorders>
+            <w:vAlign w:val="center"/>
+          </w:tcPr>
+          <w:p>
+            <w:pPr>
+              <w:spacing w:after="40" w:before="40" w:line="276"/>
+              <w:jc w:val="center"/>
+            </w:pPr>
+            <w:r>
+              <w:rPr>
+                <w:rFonts w:ascii="宋体" w:cs="宋体" w:eastAsia="宋体" w:hAnsi="宋体"/>
+                <w:sz w:val="21"/>
+                <w:szCs w:val="21"/>
+              </w:rPr>
+              <w:t xml:space="preserve">是</w:t>
+            </w:r>
+          </w:p>
+        </w:tc>
+        <w:tc>
+          <w:tcPr>
+            <w:tcW w:type="dxa" w:w="1800"/>
+            <w:tcBorders>
+              <w:top w:val="nil" w:color="FFFFFF" w:sz="0"/>
+              <w:left w:val="nil" w:color="FFFFFF" w:sz="0"/>
+              <w:bottom w:val="nil" w:color="FFFFFF" w:sz="0"/>
+              <w:right w:val="nil" w:color="FFFFFF" w:sz="0"/>
+            </w:tcBorders>
+            <w:vAlign w:val="center"/>
+          </w:tcPr>
+          <w:p>
+            <w:pPr>
+              <w:spacing w:after="40" w:before="40" w:line="276"/>
+              <w:jc w:val="center"/>
+            </w:pPr>
+            <w:r>
+              <w:rPr>
+                <w:rFonts w:ascii="宋体" w:cs="宋体" w:eastAsia="宋体" w:hAnsi="宋体"/>
+                <w:sz w:val="21"/>
+                <w:szCs w:val="21"/>
+              </w:rPr>
+              <w:t xml:space="preserve">关联培训计划表</w:t>
+            </w:r>
+          </w:p>
+        </w:tc>
+      </w:tr>
+      <w:tr>
+        <w:tc>
+          <w:tcPr>
+            <w:tcW w:type="dxa" w:w="1200"/>
+            <w:tcBorders>
+              <w:top w:val="nil" w:color="FFFFFF" w:sz="0"/>
+              <w:left w:val="nil" w:color="FFFFFF" w:sz="0"/>
+              <w:bottom w:val="nil" w:color="FFFFFF" w:sz="0"/>
+              <w:right w:val="nil" w:color="FFFFFF" w:sz="0"/>
+            </w:tcBorders>
+            <w:vAlign w:val="center"/>
+          </w:tcPr>
+          <w:p>
+            <w:pPr>
+              <w:spacing w:after="40" w:before="40" w:line="276"/>
+              <w:jc w:val="center"/>
+            </w:pPr>
+            <w:r>
+              <w:rPr>
+                <w:rFonts w:ascii="宋体" w:cs="宋体" w:eastAsia="宋体" w:hAnsi="宋体"/>
+                <w:sz w:val="21"/>
+                <w:szCs w:val="21"/>
+              </w:rPr>
+              <w:t xml:space="preserve">course_id</w:t>
+            </w:r>
+          </w:p>
+        </w:tc>
+        <w:tc>
+          <w:tcPr>
+            <w:tcW w:type="dxa" w:w="1200"/>
+            <w:tcBorders>
+              <w:top w:val="nil" w:color="FFFFFF" w:sz="0"/>
+              <w:left w:val="nil" w:color="FFFFFF" w:sz="0"/>
+              <w:bottom w:val="nil" w:color="FFFFFF" w:sz="0"/>
+              <w:right w:val="nil" w:color="FFFFFF" w:sz="0"/>
+            </w:tcBorders>
+            <w:vAlign w:val="center"/>
+          </w:tcPr>
+          <w:p>
+            <w:pPr>
+              <w:spacing w:after="40" w:before="40" w:line="276"/>
+              <w:jc w:val="center"/>
+            </w:pPr>
+            <w:r>
+              <w:rPr>
+                <w:rFonts w:ascii="宋体" w:cs="宋体" w:eastAsia="宋体" w:hAnsi="宋体"/>
+                <w:sz w:val="21"/>
+                <w:szCs w:val="21"/>
+              </w:rPr>
+              <w:t xml:space="preserve">课程id</w:t>
+            </w:r>
+          </w:p>
+        </w:tc>
+        <w:tc>
+          <w:tcPr>
+            <w:tcW w:type="dxa" w:w="1200"/>
+            <w:tcBorders>
+              <w:top w:val="nil" w:color="FFFFFF" w:sz="0"/>
+              <w:left w:val="nil" w:color="FFFFFF" w:sz="0"/>
+              <w:bottom w:val="nil" w:color="FFFFFF" w:sz="0"/>
+              <w:right w:val="nil" w:color="FFFFFF" w:sz="0"/>
+            </w:tcBorders>
+            <w:vAlign w:val="center"/>
+          </w:tcPr>
+          <w:p>
+            <w:pPr>
+              <w:spacing w:after="40" w:before="40" w:line="276"/>
+              <w:jc w:val="center"/>
+            </w:pPr>
+            <w:r>
+              <w:rPr>
+                <w:rFonts w:ascii="宋体" w:cs="宋体" w:eastAsia="宋体" w:hAnsi="宋体"/>
+                <w:sz w:val="21"/>
+                <w:szCs w:val="21"/>
+              </w:rPr>
+              <w:t xml:space="preserve">bigint</w:t>
+            </w:r>
+          </w:p>
+        </w:tc>
+        <w:tc>
+          <w:tcPr>
+            <w:tcW w:type="dxa" w:w="900"/>
+            <w:tcBorders>
+              <w:top w:val="nil" w:color="FFFFFF" w:sz="0"/>
+              <w:left w:val="nil" w:color="FFFFFF" w:sz="0"/>
+              <w:bottom w:val="nil" w:color="FFFFFF" w:sz="0"/>
+              <w:right w:val="nil" w:color="FFFFFF" w:sz="0"/>
+            </w:tcBorders>
+            <w:vAlign w:val="center"/>
+          </w:tcPr>
+          <w:p>
+            <w:pPr>
+              <w:spacing w:after="40" w:before="40" w:line="276"/>
+              <w:jc w:val="center"/>
+            </w:pPr>
+            <w:r>
+              <w:rPr>
+                <w:rFonts w:ascii="宋体" w:cs="宋体" w:eastAsia="宋体" w:hAnsi="宋体"/>
+                <w:sz w:val="21"/>
+                <w:szCs w:val="21"/>
+              </w:rPr>
+              <w:t xml:space="preserve">20</w:t>
+            </w:r>
+          </w:p>
+        </w:tc>
+        <w:tc>
+          <w:tcPr>
+            <w:tcW w:type="dxa" w:w="1200"/>
+            <w:tcBorders>
+              <w:top w:val="nil" w:color="FFFFFF" w:sz="0"/>
+              <w:left w:val="nil" w:color="FFFFFF" w:sz="0"/>
+              <w:bottom w:val="nil" w:color="FFFFFF" w:sz="0"/>
+              <w:right w:val="nil" w:color="FFFFFF" w:sz="0"/>
+            </w:tcBorders>
+            <w:vAlign w:val="center"/>
+          </w:tcPr>
+          <w:p>
+            <w:pPr>
+              <w:spacing w:after="40" w:before="40" w:line="276"/>
+              <w:jc w:val="center"/>
+            </w:pPr>
+            <w:r>
+              <w:rPr>
+                <w:rFonts w:ascii="宋体" w:cs="宋体" w:eastAsia="宋体" w:hAnsi="宋体"/>
+                <w:sz w:val="21"/>
+                <w:szCs w:val="21"/>
+              </w:rPr>
+              <w:t xml:space="preserve">是</w:t>
+            </w:r>
+          </w:p>
+        </w:tc>
+        <w:tc>
+          <w:tcPr>
+            <w:tcW w:type="dxa" w:w="1800"/>
+            <w:tcBorders>
+              <w:top w:val="nil" w:color="FFFFFF" w:sz="0"/>
+              <w:left w:val="nil" w:color="FFFFFF" w:sz="0"/>
+              <w:bottom w:val="nil" w:color="FFFFFF" w:sz="0"/>
+              <w:right w:val="nil" w:color="FFFFFF" w:sz="0"/>
+            </w:tcBorders>
+            <w:vAlign w:val="center"/>
+          </w:tcPr>
+          <w:p>
+            <w:pPr>
+              <w:spacing w:after="40" w:before="40" w:line="276"/>
+              <w:jc w:val="center"/>
+            </w:pPr>
+            <w:r>
+              <w:rPr>
+                <w:rFonts w:ascii="宋体" w:cs="宋体" w:eastAsia="宋体" w:hAnsi="宋体"/>
+                <w:sz w:val="21"/>
+                <w:szCs w:val="21"/>
+              </w:rPr>
+              <w:t xml:space="preserve">关联课程表</w:t>
+            </w:r>
+          </w:p>
+        </w:tc>
+      </w:tr>
+      <w:tr>
+        <w:tc>
+          <w:tcPr>
+            <w:tcW w:type="dxa" w:w="1200"/>
+            <w:tcBorders>
+              <w:top w:val="nil" w:color="FFFFFF" w:sz="0"/>
+              <w:left w:val="nil" w:color="FFFFFF" w:sz="0"/>
+              <w:bottom w:val="nil" w:color="FFFFFF" w:sz="0"/>
+              <w:right w:val="nil" w:color="FFFFFF" w:sz="0"/>
+            </w:tcBorders>
+            <w:vAlign w:val="center"/>
+          </w:tcPr>
+          <w:p>
+            <w:pPr>
+              <w:spacing w:after="40" w:before="40" w:line="276"/>
+              <w:jc w:val="center"/>
+            </w:pPr>
+            <w:r>
+              <w:rPr>
+                <w:rFonts w:ascii="宋体" w:cs="宋体" w:eastAsia="宋体" w:hAnsi="宋体"/>
+                <w:sz w:val="21"/>
+                <w:szCs w:val="21"/>
+              </w:rPr>
+              <w:t xml:space="preserve">paper_type</w:t>
+            </w:r>
+          </w:p>
+        </w:tc>
+        <w:tc>
+          <w:tcPr>
+            <w:tcW w:type="dxa" w:w="1200"/>
+            <w:tcBorders>
+              <w:top w:val="nil" w:color="FFFFFF" w:sz="0"/>
+              <w:left w:val="nil" w:color="FFFFFF" w:sz="0"/>
+              <w:bottom w:val="nil" w:color="FFFFFF" w:sz="0"/>
+              <w:right w:val="nil" w:color="FFFFFF" w:sz="0"/>
+            </w:tcBorders>
+            <w:vAlign w:val="center"/>
+          </w:tcPr>
+          <w:p>
+            <w:pPr>
+              <w:spacing w:after="40" w:before="40" w:line="276"/>
+              <w:jc w:val="center"/>
+            </w:pPr>
+            <w:r>
+              <w:rPr>
+                <w:rFonts w:ascii="宋体" w:cs="宋体" w:eastAsia="宋体" w:hAnsi="宋体"/>
+                <w:sz w:val="21"/>
+                <w:szCs w:val="21"/>
+              </w:rPr>
+              <w:t xml:space="preserve">试卷类型</w:t>
+            </w:r>
+          </w:p>
+        </w:tc>
+        <w:tc>
+          <w:tcPr>
+            <w:tcW w:type="dxa" w:w="1200"/>
+            <w:tcBorders>
+              <w:top w:val="nil" w:color="FFFFFF" w:sz="0"/>
+              <w:left w:val="nil" w:color="FFFFFF" w:sz="0"/>
+              <w:bottom w:val="nil" w:color="FFFFFF" w:sz="0"/>
+              <w:right w:val="nil" w:color="FFFFFF" w:sz="0"/>
+            </w:tcBorders>
+            <w:vAlign w:val="center"/>
+          </w:tcPr>
+          <w:p>
+            <w:pPr>
+              <w:spacing w:after="40" w:before="40" w:line="276"/>
+              <w:jc w:val="center"/>
+            </w:pPr>
+            <w:r>
+              <w:rPr>
+                <w:rFonts w:ascii="宋体" w:cs="宋体" w:eastAsia="宋体" w:hAnsi="宋体"/>
+                <w:sz w:val="21"/>
+                <w:szCs w:val="21"/>
+              </w:rPr>
+              <w:t xml:space="preserve">tinyint</w:t>
+            </w:r>
+          </w:p>
+        </w:tc>
+        <w:tc>
+          <w:tcPr>
+            <w:tcW w:type="dxa" w:w="900"/>
+            <w:tcBorders>
+              <w:top w:val="nil" w:color="FFFFFF" w:sz="0"/>
+              <w:left w:val="nil" w:color="FFFFFF" w:sz="0"/>
+              <w:bottom w:val="nil" w:color="FFFFFF" w:sz="0"/>
+              <w:right w:val="nil" w:color="FFFFFF" w:sz="0"/>
+            </w:tcBorders>
+            <w:vAlign w:val="center"/>
+          </w:tcPr>
+          <w:p>
+            <w:pPr>
+              <w:spacing w:after="40" w:before="40" w:line="276"/>
+              <w:jc w:val="center"/>
+            </w:pPr>
+            <w:r>
+              <w:rPr>
+                <w:rFonts w:ascii="宋体" w:cs="宋体" w:eastAsia="宋体" w:hAnsi="宋体"/>
+                <w:sz w:val="21"/>
+                <w:szCs w:val="21"/>
+              </w:rPr>
+              <w:t xml:space="preserve">1</w:t>
+            </w:r>
+          </w:p>
+        </w:tc>
+        <w:tc>
+          <w:tcPr>
+            <w:tcW w:type="dxa" w:w="1200"/>
+            <w:tcBorders>
+              <w:top w:val="nil" w:color="FFFFFF" w:sz="0"/>
+              <w:left w:val="nil" w:color="FFFFFF" w:sz="0"/>
+              <w:bottom w:val="nil" w:color="FFFFFF" w:sz="0"/>
+              <w:right w:val="nil" w:color="FFFFFF" w:sz="0"/>
+            </w:tcBorders>
+            <w:vAlign w:val="center"/>
+          </w:tcPr>
+          <w:p>
+            <w:pPr>
+              <w:spacing w:after="40" w:before="40" w:line="276"/>
+              <w:jc w:val="center"/>
+            </w:pPr>
+            <w:r>
+              <w:rPr>
+                <w:rFonts w:ascii="宋体" w:cs="宋体" w:eastAsia="宋体" w:hAnsi="宋体"/>
+                <w:sz w:val="21"/>
+                <w:szCs w:val="21"/>
+              </w:rPr>
+              <w:t xml:space="preserve">是</w:t>
+            </w:r>
+          </w:p>
+        </w:tc>
+        <w:tc>
+          <w:tcPr>
+            <w:tcW w:type="dxa" w:w="1800"/>
+            <w:tcBorders>
+              <w:top w:val="nil" w:color="FFFFFF" w:sz="0"/>
+              <w:left w:val="nil" w:color="FFFFFF" w:sz="0"/>
+              <w:bottom w:val="nil" w:color="FFFFFF" w:sz="0"/>
+              <w:right w:val="nil" w:color="FFFFFF" w:sz="0"/>
+            </w:tcBorders>
+            <w:vAlign w:val="center"/>
+          </w:tcPr>
+          <w:p>
+            <w:pPr>
+              <w:spacing w:after="40" w:before="40" w:line="276"/>
+              <w:jc w:val="center"/>
+            </w:pPr>
+            <w:r>
+              <w:rPr>
+                <w:rFonts w:ascii="宋体" w:cs="宋体" w:eastAsia="宋体" w:hAnsi="宋体"/>
+                <w:sz w:val="21"/>
+                <w:szCs w:val="21"/>
+              </w:rPr>
+              <w:t xml:space="preserve">1手动/2随机</w:t>
+            </w:r>
+          </w:p>
+        </w:tc>
+      </w:tr>
+      <w:tr>
+        <w:tc>
+          <w:tcPr>
+            <w:tcW w:type="dxa" w:w="1200"/>
+            <w:tcBorders>
+              <w:top w:val="nil" w:color="FFFFFF" w:sz="0"/>
+              <w:left w:val="nil" w:color="FFFFFF" w:sz="0"/>
+              <w:bottom w:val="nil" w:color="FFFFFF" w:sz="0"/>
+              <w:right w:val="nil" w:color="FFFFFF" w:sz="0"/>
+            </w:tcBorders>
+            <w:vAlign w:val="center"/>
+          </w:tcPr>
+          <w:p>
+            <w:pPr>
+              <w:spacing w:after="40" w:before="40" w:line="276"/>
+              <w:jc w:val="center"/>
+            </w:pPr>
+            <w:r>
+              <w:rPr>
+                <w:rFonts w:ascii="宋体" w:cs="宋体" w:eastAsia="宋体" w:hAnsi="宋体"/>
+                <w:sz w:val="21"/>
+                <w:szCs w:val="21"/>
+              </w:rPr>
+              <w:t xml:space="preserve">total_score</w:t>
+            </w:r>
+          </w:p>
+        </w:tc>
+        <w:tc>
+          <w:tcPr>
+            <w:tcW w:type="dxa" w:w="1200"/>
+            <w:tcBorders>
+              <w:top w:val="nil" w:color="FFFFFF" w:sz="0"/>
+              <w:left w:val="nil" w:color="FFFFFF" w:sz="0"/>
+              <w:bottom w:val="nil" w:color="FFFFFF" w:sz="0"/>
+              <w:right w:val="nil" w:color="FFFFFF" w:sz="0"/>
+            </w:tcBorders>
+            <w:vAlign w:val="center"/>
+          </w:tcPr>
+          <w:p>
+            <w:pPr>
+              <w:spacing w:after="40" w:before="40" w:line="276"/>
+              <w:jc w:val="center"/>
+            </w:pPr>
+            <w:r>
+              <w:rPr>
+                <w:rFonts w:ascii="宋体" w:cs="宋体" w:eastAsia="宋体" w:hAnsi="宋体"/>
+                <w:sz w:val="21"/>
+                <w:szCs w:val="21"/>
+              </w:rPr>
+              <w:t xml:space="preserve">总分</w:t>
+            </w:r>
+          </w:p>
+        </w:tc>
+        <w:tc>
+          <w:tcPr>
+            <w:tcW w:type="dxa" w:w="1200"/>
+            <w:tcBorders>
+              <w:top w:val="nil" w:color="FFFFFF" w:sz="0"/>
+              <w:left w:val="nil" w:color="FFFFFF" w:sz="0"/>
+              <w:bottom w:val="nil" w:color="FFFFFF" w:sz="0"/>
+              <w:right w:val="nil" w:color="FFFFFF" w:sz="0"/>
+            </w:tcBorders>
+            <w:vAlign w:val="center"/>
+          </w:tcPr>
+          <w:p>
+            <w:pPr>
+              <w:spacing w:after="40" w:before="40" w:line="276"/>
+              <w:jc w:val="center"/>
+            </w:pPr>
+            <w:r>
+              <w:rPr>
+                <w:rFonts w:ascii="宋体" w:cs="宋体" w:eastAsia="宋体" w:hAnsi="宋体"/>
+                <w:sz w:val="21"/>
+                <w:szCs w:val="21"/>
+              </w:rPr>
+              <w:t xml:space="preserve">int</w:t>
+            </w:r>
+          </w:p>
+        </w:tc>
+        <w:tc>
+          <w:tcPr>
+            <w:tcW w:type="dxa" w:w="900"/>
+            <w:tcBorders>
+              <w:top w:val="nil" w:color="FFFFFF" w:sz="0"/>
+              <w:left w:val="nil" w:color="FFFFFF" w:sz="0"/>
+              <w:bottom w:val="nil" w:color="FFFFFF" w:sz="0"/>
+              <w:right w:val="nil" w:color="FFFFFF" w:sz="0"/>
+            </w:tcBorders>
+            <w:vAlign w:val="center"/>
+          </w:tcPr>
+          <w:p>
+            <w:pPr>
+              <w:spacing w:after="40" w:before="40" w:line="276"/>
+              <w:jc w:val="center"/>
+            </w:pPr>
+            <w:r>
+              <w:rPr>
+                <w:rFonts w:ascii="宋体" w:cs="宋体" w:eastAsia="宋体" w:hAnsi="宋体"/>
+                <w:sz w:val="21"/>
+                <w:szCs w:val="21"/>
+              </w:rPr>
+              <w:t xml:space="preserve">11</w:t>
+            </w:r>
+          </w:p>
+        </w:tc>
+        <w:tc>
+          <w:tcPr>
+            <w:tcW w:type="dxa" w:w="1200"/>
+            <w:tcBorders>
+              <w:top w:val="nil" w:color="FFFFFF" w:sz="0"/>
+              <w:left w:val="nil" w:color="FFFFFF" w:sz="0"/>
+              <w:bottom w:val="nil" w:color="FFFFFF" w:sz="0"/>
+              <w:right w:val="nil" w:color="FFFFFF" w:sz="0"/>
+            </w:tcBorders>
+            <w:vAlign w:val="center"/>
+          </w:tcPr>
+          <w:p>
+            <w:pPr>
+              <w:spacing w:after="40" w:before="40" w:line="276"/>
+              <w:jc w:val="center"/>
+            </w:pPr>
+            <w:r>
+              <w:rPr>
+                <w:rFonts w:ascii="宋体" w:cs="宋体" w:eastAsia="宋体" w:hAnsi="宋体"/>
+                <w:sz w:val="21"/>
+                <w:szCs w:val="21"/>
+              </w:rPr>
+              <w:t xml:space="preserve">否</w:t>
+            </w:r>
+          </w:p>
+        </w:tc>
+        <w:tc>
+          <w:tcPr>
+            <w:tcW w:type="dxa" w:w="1800"/>
+            <w:tcBorders>
+              <w:top w:val="nil" w:color="FFFFFF" w:sz="0"/>
+              <w:left w:val="nil" w:color="FFFFFF" w:sz="0"/>
+              <w:bottom w:val="nil" w:color="FFFFFF" w:sz="0"/>
+              <w:right w:val="nil" w:color="FFFFFF" w:sz="0"/>
+            </w:tcBorders>
+            <w:vAlign w:val="center"/>
+          </w:tcPr>
+          <w:p>
+            <w:pPr>
+              <w:spacing w:after="40" w:before="40" w:line="276"/>
+              <w:jc w:val="center"/>
+            </w:pPr>
+            <w:r>
+              <w:rPr>
+                <w:rFonts w:ascii="宋体" w:cs="宋体" w:eastAsia="宋体" w:hAnsi="宋体"/>
+                <w:sz w:val="21"/>
+                <w:szCs w:val="21"/>
+              </w:rPr>
+              <w:t xml:space="preserve">-</w:t>
+            </w:r>
+          </w:p>
+        </w:tc>
+      </w:tr>
+      <w:tr>
+        <w:tc>
+          <w:tcPr>
+            <w:tcW w:type="dxa" w:w="1200"/>
+            <w:tcBorders>
+              <w:top w:val="nil" w:color="FFFFFF" w:sz="0"/>
+              <w:left w:val="nil" w:color="FFFFFF" w:sz="0"/>
+              <w:bottom w:val="nil" w:color="FFFFFF" w:sz="0"/>
+              <w:right w:val="nil" w:color="FFFFFF" w:sz="0"/>
+            </w:tcBorders>
+            <w:vAlign w:val="center"/>
+          </w:tcPr>
+          <w:p>
+            <w:pPr>
+              <w:spacing w:after="40" w:before="40" w:line="276"/>
+              <w:jc w:val="center"/>
+            </w:pPr>
+            <w:r>
+              <w:rPr>
+                <w:rFonts w:ascii="宋体" w:cs="宋体" w:eastAsia="宋体" w:hAnsi="宋体"/>
+                <w:sz w:val="21"/>
+                <w:szCs w:val="21"/>
+              </w:rPr>
+              <w:t xml:space="preserve">pass_score</w:t>
+            </w:r>
+          </w:p>
+        </w:tc>
+        <w:tc>
+          <w:tcPr>
+            <w:tcW w:type="dxa" w:w="1200"/>
+            <w:tcBorders>
+              <w:top w:val="nil" w:color="FFFFFF" w:sz="0"/>
+              <w:left w:val="nil" w:color="FFFFFF" w:sz="0"/>
+              <w:bottom w:val="nil" w:color="FFFFFF" w:sz="0"/>
+              <w:right w:val="nil" w:color="FFFFFF" w:sz="0"/>
+            </w:tcBorders>
+            <w:vAlign w:val="center"/>
+          </w:tcPr>
+          <w:p>
+            <w:pPr>
+              <w:spacing w:after="40" w:before="40" w:line="276"/>
+              <w:jc w:val="center"/>
+            </w:pPr>
+            <w:r>
+              <w:rPr>
+                <w:rFonts w:ascii="宋体" w:cs="宋体" w:eastAsia="宋体" w:hAnsi="宋体"/>
+                <w:sz w:val="21"/>
+                <w:szCs w:val="21"/>
+              </w:rPr>
+              <w:t xml:space="preserve">及格分</w:t>
+            </w:r>
+          </w:p>
+        </w:tc>
+        <w:tc>
+          <w:tcPr>
+            <w:tcW w:type="dxa" w:w="1200"/>
+            <w:tcBorders>
+              <w:top w:val="nil" w:color="FFFFFF" w:sz="0"/>
+              <w:left w:val="nil" w:color="FFFFFF" w:sz="0"/>
+              <w:bottom w:val="nil" w:color="FFFFFF" w:sz="0"/>
+              <w:right w:val="nil" w:color="FFFFFF" w:sz="0"/>
+            </w:tcBorders>
+            <w:vAlign w:val="center"/>
+          </w:tcPr>
+          <w:p>
+            <w:pPr>
+              <w:spacing w:after="40" w:before="40" w:line="276"/>
+              <w:jc w:val="center"/>
+            </w:pPr>
+            <w:r>
+              <w:rPr>
+                <w:rFonts w:ascii="宋体" w:cs="宋体" w:eastAsia="宋体" w:hAnsi="宋体"/>
+                <w:sz w:val="21"/>
+                <w:szCs w:val="21"/>
+              </w:rPr>
+              <w:t xml:space="preserve">int</w:t>
+            </w:r>
+          </w:p>
+        </w:tc>
+        <w:tc>
+          <w:tcPr>
+            <w:tcW w:type="dxa" w:w="900"/>
+            <w:tcBorders>
+              <w:top w:val="nil" w:color="FFFFFF" w:sz="0"/>
+              <w:left w:val="nil" w:color="FFFFFF" w:sz="0"/>
+              <w:bottom w:val="nil" w:color="FFFFFF" w:sz="0"/>
+              <w:right w:val="nil" w:color="FFFFFF" w:sz="0"/>
+            </w:tcBorders>
+            <w:vAlign w:val="center"/>
+          </w:tcPr>
+          <w:p>
+            <w:pPr>
+              <w:spacing w:after="40" w:before="40" w:line="276"/>
+              <w:jc w:val="center"/>
+            </w:pPr>
+            <w:r>
+              <w:rPr>
+                <w:rFonts w:ascii="宋体" w:cs="宋体" w:eastAsia="宋体" w:hAnsi="宋体"/>
+                <w:sz w:val="21"/>
+                <w:szCs w:val="21"/>
+              </w:rPr>
+              <w:t xml:space="preserve">11</w:t>
+            </w:r>
+          </w:p>
+        </w:tc>
+        <w:tc>
+          <w:tcPr>
+            <w:tcW w:type="dxa" w:w="1200"/>
+            <w:tcBorders>
+              <w:top w:val="nil" w:color="FFFFFF" w:sz="0"/>
+              <w:left w:val="nil" w:color="FFFFFF" w:sz="0"/>
+              <w:bottom w:val="nil" w:color="FFFFFF" w:sz="0"/>
+              <w:right w:val="nil" w:color="FFFFFF" w:sz="0"/>
+            </w:tcBorders>
+            <w:vAlign w:val="center"/>
+          </w:tcPr>
+          <w:p>
+            <w:pPr>
+              <w:spacing w:after="40" w:before="40" w:line="276"/>
+              <w:jc w:val="center"/>
+            </w:pPr>
+            <w:r>
+              <w:rPr>
+                <w:rFonts w:ascii="宋体" w:cs="宋体" w:eastAsia="宋体" w:hAnsi="宋体"/>
+                <w:sz w:val="21"/>
+                <w:szCs w:val="21"/>
+              </w:rPr>
+              <w:t xml:space="preserve">是</w:t>
+            </w:r>
+          </w:p>
+        </w:tc>
+        <w:tc>
+          <w:tcPr>
+            <w:tcW w:type="dxa" w:w="1800"/>
+            <w:tcBorders>
+              <w:top w:val="nil" w:color="FFFFFF" w:sz="0"/>
+              <w:left w:val="nil" w:color="FFFFFF" w:sz="0"/>
+              <w:bottom w:val="nil" w:color="FFFFFF" w:sz="0"/>
+              <w:right w:val="nil" w:color="FFFFFF" w:sz="0"/>
+            </w:tcBorders>
+            <w:vAlign w:val="center"/>
+          </w:tcPr>
+          <w:p>
+            <w:pPr>
+              <w:spacing w:after="40" w:before="40" w:line="276"/>
+              <w:jc w:val="center"/>
+            </w:pPr>
+            <w:r>
+              <w:rPr>
+                <w:rFonts w:ascii="宋体" w:cs="宋体" w:eastAsia="宋体" w:hAnsi="宋体"/>
+                <w:sz w:val="21"/>
+                <w:szCs w:val="21"/>
+              </w:rPr>
+              <w:t xml:space="preserve">默认60</w:t>
+            </w:r>
+          </w:p>
+        </w:tc>
+      </w:tr>
+      <w:tr>
+        <w:tc>
+          <w:tcPr>
+            <w:tcW w:type="dxa" w:w="1200"/>
+            <w:tcBorders>
+              <w:top w:val="nil" w:color="FFFFFF" w:sz="0"/>
+              <w:left w:val="nil" w:color="FFFFFF" w:sz="0"/>
+              <w:bottom w:val="nil" w:color="FFFFFF" w:sz="0"/>
+              <w:right w:val="nil" w:color="FFFFFF" w:sz="0"/>
+            </w:tcBorders>
+            <w:vAlign w:val="center"/>
+          </w:tcPr>
+          <w:p>
+            <w:pPr>
+              <w:spacing w:after="40" w:before="40" w:line="276"/>
+              <w:jc w:val="center"/>
+            </w:pPr>
+            <w:r>
+              <w:rPr>
+                <w:rFonts w:ascii="宋体" w:cs="宋体" w:eastAsia="宋体" w:hAnsi="宋体"/>
+                <w:sz w:val="21"/>
+                <w:szCs w:val="21"/>
+              </w:rPr>
+              <w:t xml:space="preserve">exam_duration</w:t>
+            </w:r>
+          </w:p>
+        </w:tc>
+        <w:tc>
+          <w:tcPr>
+            <w:tcW w:type="dxa" w:w="1200"/>
+            <w:tcBorders>
+              <w:top w:val="nil" w:color="FFFFFF" w:sz="0"/>
+              <w:left w:val="nil" w:color="FFFFFF" w:sz="0"/>
+              <w:bottom w:val="nil" w:color="FFFFFF" w:sz="0"/>
+              <w:right w:val="nil" w:color="FFFFFF" w:sz="0"/>
+            </w:tcBorders>
+            <w:vAlign w:val="center"/>
+          </w:tcPr>
+          <w:p>
+            <w:pPr>
+              <w:spacing w:after="40" w:before="40" w:line="276"/>
+              <w:jc w:val="center"/>
+            </w:pPr>
+            <w:r>
+              <w:rPr>
+                <w:rFonts w:ascii="宋体" w:cs="宋体" w:eastAsia="宋体" w:hAnsi="宋体"/>
+                <w:sz w:val="21"/>
+                <w:szCs w:val="21"/>
+              </w:rPr>
+              <w:t xml:space="preserve">考试时长</w:t>
+            </w:r>
+          </w:p>
+        </w:tc>
+        <w:tc>
+          <w:tcPr>
+            <w:tcW w:type="dxa" w:w="1200"/>
+            <w:tcBorders>
+              <w:top w:val="nil" w:color="FFFFFF" w:sz="0"/>
+              <w:left w:val="nil" w:color="FFFFFF" w:sz="0"/>
+              <w:bottom w:val="nil" w:color="FFFFFF" w:sz="0"/>
+              <w:right w:val="nil" w:color="FFFFFF" w:sz="0"/>
+            </w:tcBorders>
+            <w:vAlign w:val="center"/>
+          </w:tcPr>
+          <w:p>
+            <w:pPr>
+              <w:spacing w:after="40" w:before="40" w:line="276"/>
+              <w:jc w:val="center"/>
+            </w:pPr>
+            <w:r>
+              <w:rPr>
+                <w:rFonts w:ascii="宋体" w:cs="宋体" w:eastAsia="宋体" w:hAnsi="宋体"/>
+                <w:sz w:val="21"/>
+                <w:szCs w:val="21"/>
+              </w:rPr>
+              <w:t xml:space="preserve">int</w:t>
+            </w:r>
+          </w:p>
+        </w:tc>
+        <w:tc>
+          <w:tcPr>
+            <w:tcW w:type="dxa" w:w="900"/>
+            <w:tcBorders>
+              <w:top w:val="nil" w:color="FFFFFF" w:sz="0"/>
+              <w:left w:val="nil" w:color="FFFFFF" w:sz="0"/>
+              <w:bottom w:val="nil" w:color="FFFFFF" w:sz="0"/>
+              <w:right w:val="nil" w:color="FFFFFF" w:sz="0"/>
+            </w:tcBorders>
+            <w:vAlign w:val="center"/>
+          </w:tcPr>
+          <w:p>
+            <w:pPr>
+              <w:spacing w:after="40" w:before="40" w:line="276"/>
+              <w:jc w:val="center"/>
+            </w:pPr>
+            <w:r>
+              <w:rPr>
+                <w:rFonts w:ascii="宋体" w:cs="宋体" w:eastAsia="宋体" w:hAnsi="宋体"/>
+                <w:sz w:val="21"/>
+                <w:szCs w:val="21"/>
+              </w:rPr>
+              <w:t xml:space="preserve">11</w:t>
+            </w:r>
+          </w:p>
+        </w:tc>
+        <w:tc>
+          <w:tcPr>
+            <w:tcW w:type="dxa" w:w="1200"/>
+            <w:tcBorders>
+              <w:top w:val="nil" w:color="FFFFFF" w:sz="0"/>
+              <w:left w:val="nil" w:color="FFFFFF" w:sz="0"/>
+              <w:bottom w:val="nil" w:color="FFFFFF" w:sz="0"/>
+              <w:right w:val="nil" w:color="FFFFFF" w:sz="0"/>
+            </w:tcBorders>
+            <w:vAlign w:val="center"/>
+          </w:tcPr>
+          <w:p>
+            <w:pPr>
+              <w:spacing w:after="40" w:before="40" w:line="276"/>
+              <w:jc w:val="center"/>
+            </w:pPr>
+            <w:r>
+              <w:rPr>
+                <w:rFonts w:ascii="宋体" w:cs="宋体" w:eastAsia="宋体" w:hAnsi="宋体"/>
+                <w:sz w:val="21"/>
+                <w:szCs w:val="21"/>
+              </w:rPr>
+              <w:t xml:space="preserve">否</w:t>
+            </w:r>
+          </w:p>
+        </w:tc>
+        <w:tc>
+          <w:tcPr>
+            <w:tcW w:type="dxa" w:w="1800"/>
+            <w:tcBorders>
+              <w:top w:val="nil" w:color="FFFFFF" w:sz="0"/>
+              <w:left w:val="nil" w:color="FFFFFF" w:sz="0"/>
+              <w:bottom w:val="nil" w:color="FFFFFF" w:sz="0"/>
+              <w:right w:val="nil" w:color="FFFFFF" w:sz="0"/>
+            </w:tcBorders>
+            <w:vAlign w:val="center"/>
+          </w:tcPr>
+          <w:p>
+            <w:pPr>
+              <w:spacing w:after="40" w:before="40" w:line="276"/>
+              <w:jc w:val="center"/>
+            </w:pPr>
+            <w:r>
+              <w:rPr>
+                <w:rFonts w:ascii="宋体" w:cs="宋体" w:eastAsia="宋体" w:hAnsi="宋体"/>
+                <w:sz w:val="21"/>
+                <w:szCs w:val="21"/>
+              </w:rPr>
+              <w:t xml:space="preserve">分钟</w:t>
+            </w:r>
+          </w:p>
+        </w:tc>
+      </w:tr>
+      <w:tr>
+        <w:tc>
+          <w:tcPr>
+            <w:tcW w:type="dxa" w:w="1200"/>
+            <w:tcBorders>
+              <w:top w:val="nil" w:color="FFFFFF" w:sz="0"/>
+              <w:left w:val="nil" w:color="FFFFFF" w:sz="0"/>
+              <w:bottom w:val="nil" w:color="FFFFFF" w:sz="0"/>
+              <w:right w:val="nil" w:color="FFFFFF" w:sz="0"/>
+            </w:tcBorders>
+            <w:vAlign w:val="center"/>
+          </w:tcPr>
+          <w:p>
+            <w:pPr>
+              <w:spacing w:after="40" w:before="40" w:line="276"/>
+              <w:jc w:val="center"/>
+            </w:pPr>
+            <w:r>
+              <w:rPr>
+                <w:rFonts w:ascii="宋体" w:cs="宋体" w:eastAsia="宋体" w:hAnsi="宋体"/>
+                <w:sz w:val="21"/>
+                <w:szCs w:val="21"/>
+              </w:rPr>
+              <w:t xml:space="preserve">status</w:t>
+            </w:r>
+          </w:p>
+        </w:tc>
+        <w:tc>
+          <w:tcPr>
+            <w:tcW w:type="dxa" w:w="1200"/>
+            <w:tcBorders>
+              <w:top w:val="nil" w:color="FFFFFF" w:sz="0"/>
+              <w:left w:val="nil" w:color="FFFFFF" w:sz="0"/>
+              <w:bottom w:val="nil" w:color="FFFFFF" w:sz="0"/>
+              <w:right w:val="nil" w:color="FFFFFF" w:sz="0"/>
+            </w:tcBorders>
+            <w:vAlign w:val="center"/>
+          </w:tcPr>
+          <w:p>
+            <w:pPr>
+              <w:spacing w:after="40" w:before="40" w:line="276"/>
+              <w:jc w:val="center"/>
+            </w:pPr>
+            <w:r>
+              <w:rPr>
+                <w:rFonts w:ascii="宋体" w:cs="宋体" w:eastAsia="宋体" w:hAnsi="宋体"/>
+                <w:sz w:val="21"/>
+                <w:szCs w:val="21"/>
+              </w:rPr>
+              <w:t xml:space="preserve">状态</w:t>
+            </w:r>
+          </w:p>
+        </w:tc>
+        <w:tc>
+          <w:tcPr>
+            <w:tcW w:type="dxa" w:w="1200"/>
+            <w:tcBorders>
+              <w:top w:val="nil" w:color="FFFFFF" w:sz="0"/>
+              <w:left w:val="nil" w:color="FFFFFF" w:sz="0"/>
+              <w:bottom w:val="nil" w:color="FFFFFF" w:sz="0"/>
+              <w:right w:val="nil" w:color="FFFFFF" w:sz="0"/>
+            </w:tcBorders>
+            <w:vAlign w:val="center"/>
+          </w:tcPr>
+          <w:p>
+            <w:pPr>
+              <w:spacing w:after="40" w:before="40" w:line="276"/>
+              <w:jc w:val="center"/>
+            </w:pPr>
+            <w:r>
+              <w:rPr>
+                <w:rFonts w:ascii="宋体" w:cs="宋体" w:eastAsia="宋体" w:hAnsi="宋体"/>
+                <w:sz w:val="21"/>
+                <w:szCs w:val="21"/>
+              </w:rPr>
+              <w:t xml:space="preserve">tinyint</w:t>
+            </w:r>
+          </w:p>
+        </w:tc>
+        <w:tc>
+          <w:tcPr>
+            <w:tcW w:type="dxa" w:w="900"/>
+            <w:tcBorders>
+              <w:top w:val="nil" w:color="FFFFFF" w:sz="0"/>
+              <w:left w:val="nil" w:color="FFFFFF" w:sz="0"/>
+              <w:bottom w:val="nil" w:color="FFFFFF" w:sz="0"/>
+              <w:right w:val="nil" w:color="FFFFFF" w:sz="0"/>
+            </w:tcBorders>
+            <w:vAlign w:val="center"/>
+          </w:tcPr>
+          <w:p>
+            <w:pPr>
+              <w:spacing w:after="40" w:before="40" w:line="276"/>
+              <w:jc w:val="center"/>
+            </w:pPr>
+            <w:r>
+              <w:rPr>
+                <w:rFonts w:ascii="宋体" w:cs="宋体" w:eastAsia="宋体" w:hAnsi="宋体"/>
+                <w:sz w:val="21"/>
+                <w:szCs w:val="21"/>
+              </w:rPr>
+              <w:t xml:space="preserve">1</w:t>
+            </w:r>
+          </w:p>
+        </w:tc>
+        <w:tc>
+          <w:tcPr>
+            <w:tcW w:type="dxa" w:w="1200"/>
+            <w:tcBorders>
+              <w:top w:val="nil" w:color="FFFFFF" w:sz="0"/>
+              <w:left w:val="nil" w:color="FFFFFF" w:sz="0"/>
+              <w:bottom w:val="nil" w:color="FFFFFF" w:sz="0"/>
+              <w:right w:val="nil" w:color="FFFFFF" w:sz="0"/>
+            </w:tcBorders>
+            <w:vAlign w:val="center"/>
+          </w:tcPr>
+          <w:p>
+            <w:pPr>
+              <w:spacing w:after="40" w:before="40" w:line="276"/>
+              <w:jc w:val="center"/>
+            </w:pPr>
+            <w:r>
+              <w:rPr>
+                <w:rFonts w:ascii="宋体" w:cs="宋体" w:eastAsia="宋体" w:hAnsi="宋体"/>
+                <w:sz w:val="21"/>
+                <w:szCs w:val="21"/>
+              </w:rPr>
+              <w:t xml:space="preserve">是</w:t>
+            </w:r>
+          </w:p>
+        </w:tc>
+        <w:tc>
+          <w:tcPr>
+            <w:tcW w:type="dxa" w:w="1800"/>
+            <w:tcBorders>
+              <w:top w:val="nil" w:color="FFFFFF" w:sz="0"/>
+              <w:left w:val="nil" w:color="FFFFFF" w:sz="0"/>
+              <w:bottom w:val="nil" w:color="FFFFFF" w:sz="0"/>
+              <w:right w:val="nil" w:color="FFFFFF" w:sz="0"/>
+            </w:tcBorders>
+            <w:vAlign w:val="center"/>
+          </w:tcPr>
+          <w:p>
+            <w:pPr>
+              <w:spacing w:after="40" w:before="40" w:line="276"/>
+              <w:jc w:val="center"/>
+            </w:pPr>
+            <w:r>
+              <w:rPr>
+                <w:rFonts w:ascii="宋体" w:cs="宋体" w:eastAsia="宋体" w:hAnsi="宋体"/>
+                <w:sz w:val="21"/>
+                <w:szCs w:val="21"/>
+              </w:rPr>
+              <w:t xml:space="preserve">0草稿/1已发布/2已使用</w:t>
+            </w:r>
+          </w:p>
+        </w:tc>
+      </w:tr>
+    </w:tbl>
+    <w:p>
+      <w:pPr>
+        <w:spacing w:after="100" w:before="100" w:line="312"/>
+        <w:jc w:val="center"/>
+      </w:pPr>
+      <w:r>
+        <w:rPr>
+          <w:rFonts w:ascii="宋体" w:cs="宋体" w:eastAsia="宋体" w:hAnsi="宋体"/>
+          <w:sz w:val="21"/>
+          <w:szCs w:val="21"/>
+        </w:rPr>
+        <w:t xml:space="preserve">表10 exam_paper试卷表</w:t>
+      </w:r>
+    </w:p>
+    <w:p>
+      <w:pPr>
+        <w:spacing w:after="100" w:before="100" w:line="312"/>
+        <w:ind w:firstLine="480"/>
+      </w:pPr>
+      <w:r>
+        <w:rPr>
+          <w:rFonts w:ascii="宋体" w:cs="宋体" w:eastAsia="宋体" w:hAnsi="宋体"/>
+          <w:sz w:val="24"/>
+          <w:szCs w:val="24"/>
+        </w:rPr>
+        <w:t xml:space="preserve">（11）考核成绩表（exam_result）用于存储员工考核最终成绩，支持成绩复核和补考记录，详细设计如表11所示。</w:t>
+      </w:r>
+    </w:p>
+    <w:tbl>
+      <w:tblPr>
+        <w:tblW w:type="auto" w:w="100"/>
+        <w:jc w:val="center"/>
+        <w:tblBorders>
+          <w:top w:val="single" w:color="auto" w:sz="4"/>
+          <w:left w:val="single" w:color="auto" w:sz="4"/>
+          <w:bottom w:val="single" w:color="auto" w:sz="4"/>
+          <w:right w:val="single" w:color="auto" w:sz="4"/>
+          <w:insideH w:val="single" w:color="auto" w:sz="4"/>
+          <w:insideV w:val="single" w:color="auto" w:sz="4"/>
+        </w:tblBorders>
+        <w:tblCellMar>
+          <w:top w:type="dxa" w:w="60"/>
+          <w:left w:type="dxa" w:w="120"/>
+          <w:bottom w:type="dxa" w:w="60"/>
+          <w:right w:type="dxa" w:w="120"/>
+        </w:tblCellMar>
+      </w:tblPr>
+      <w:tr>
+        <w:trPr>
+          <w:tblHeader/>
+        </w:trPr>
+        <w:tc>
+          <w:tcPr>
+            <w:tcW w:type="dxa" w:w="1200"/>
+            <w:tcBorders>
+              <w:top w:val="single" w:color="000000" w:sz="12"/>
+              <w:left w:val="nil" w:color="FFFFFF" w:sz="0"/>
+              <w:bottom w:val="single" w:color="000000" w:sz="6"/>
+              <w:right w:val="nil" w:color="FFFFFF" w:sz="0"/>
+            </w:tcBorders>
+            <w:vAlign w:val="center"/>
+          </w:tcPr>
+          <w:p>
+            <w:pPr>
+              <w:spacing w:after="60" w:before="60" w:line="276"/>
+              <w:jc w:val="center"/>
+            </w:pPr>
+            <w:r>
+              <w:rPr>
+                <w:rFonts w:ascii="宋体" w:cs="宋体" w:eastAsia="宋体" w:hAnsi="宋体"/>
+                <w:b/>
+                <w:bCs/>
+                <w:sz w:val="21"/>
+                <w:szCs w:val="21"/>
+              </w:rPr>
+              <w:t xml:space="preserve">字段名称</w:t>
+            </w:r>
+          </w:p>
+        </w:tc>
+        <w:tc>
+          <w:tcPr>
+            <w:tcW w:type="dxa" w:w="1200"/>
+            <w:tcBorders>
+              <w:top w:val="single" w:color="000000" w:sz="12"/>
+              <w:left w:val="nil" w:color="FFFFFF" w:sz="0"/>
+              <w:bottom w:val="single" w:color="000000" w:sz="6"/>
+              <w:right w:val="nil" w:color="FFFFFF" w:sz="0"/>
+            </w:tcBorders>
+            <w:vAlign w:val="center"/>
+          </w:tcPr>
+          <w:p>
+            <w:pPr>
+              <w:spacing w:after="60" w:before="60" w:line="276"/>
+              <w:jc w:val="center"/>
+            </w:pPr>
+            <w:r>
+              <w:rPr>
+                <w:rFonts w:ascii="宋体" w:cs="宋体" w:eastAsia="宋体" w:hAnsi="宋体"/>
+                <w:b/>
+                <w:bCs/>
+                <w:sz w:val="21"/>
+                <w:szCs w:val="21"/>
+              </w:rPr>
+              <w:t xml:space="preserve">字段描述</w:t>
+            </w:r>
+          </w:p>
+        </w:tc>
+        <w:tc>
+          <w:tcPr>
+            <w:tcW w:type="dxa" w:w="1200"/>
+            <w:tcBorders>
+              <w:top w:val="single" w:color="000000" w:sz="12"/>
+              <w:left w:val="nil" w:color="FFFFFF" w:sz="0"/>
+              <w:bottom w:val="single" w:color="000000" w:sz="6"/>
+              <w:right w:val="nil" w:color="FFFFFF" w:sz="0"/>
+            </w:tcBorders>
+            <w:vAlign w:val="center"/>
+          </w:tcPr>
+          <w:p>
+            <w:pPr>
+              <w:spacing w:after="60" w:before="60" w:line="276"/>
+              <w:jc w:val="center"/>
+            </w:pPr>
+            <w:r>
+              <w:rPr>
+                <w:rFonts w:ascii="宋体" w:cs="宋体" w:eastAsia="宋体" w:hAnsi="宋体"/>
+                <w:b/>
+                <w:bCs/>
+                <w:sz w:val="21"/>
+                <w:szCs w:val="21"/>
+              </w:rPr>
+              <w:t xml:space="preserve">字段类型</w:t>
+            </w:r>
+          </w:p>
+        </w:tc>
+        <w:tc>
+          <w:tcPr>
+            <w:tcW w:type="dxa" w:w="900"/>
+            <w:tcBorders>
+              <w:top w:val="single" w:color="000000" w:sz="12"/>
+              <w:left w:val="nil" w:color="FFFFFF" w:sz="0"/>
+              <w:bottom w:val="single" w:color="000000" w:sz="6"/>
+              <w:right w:val="nil" w:color="FFFFFF" w:sz="0"/>
+            </w:tcBorders>
+            <w:vAlign w:val="center"/>
+          </w:tcPr>
+          <w:p>
+            <w:pPr>
+              <w:spacing w:after="60" w:before="60" w:line="276"/>
+              <w:jc w:val="center"/>
+            </w:pPr>
+            <w:r>
+              <w:rPr>
+                <w:rFonts w:ascii="宋体" w:cs="宋体" w:eastAsia="宋体" w:hAnsi="宋体"/>
+                <w:b/>
+                <w:bCs/>
+                <w:sz w:val="21"/>
+                <w:szCs w:val="21"/>
+              </w:rPr>
+              <w:t xml:space="preserve">长度</w:t>
+            </w:r>
+          </w:p>
+        </w:tc>
+        <w:tc>
+          <w:tcPr>
+            <w:tcW w:type="dxa" w:w="1200"/>
+            <w:tcBorders>
+              <w:top w:val="single" w:color="000000" w:sz="12"/>
+              <w:left w:val="nil" w:color="FFFFFF" w:sz="0"/>
+              <w:bottom w:val="single" w:color="000000" w:sz="6"/>
+              <w:right w:val="nil" w:color="FFFFFF" w:sz="0"/>
+            </w:tcBorders>
+            <w:vAlign w:val="center"/>
+          </w:tcPr>
+          <w:p>
+            <w:pPr>
+              <w:spacing w:after="60" w:before="60" w:line="276"/>
+              <w:jc w:val="center"/>
+            </w:pPr>
+            <w:r>
+              <w:rPr>
+                <w:rFonts w:ascii="宋体" w:cs="宋体" w:eastAsia="宋体" w:hAnsi="宋体"/>
+                <w:b/>
+                <w:bCs/>
+                <w:sz w:val="21"/>
+                <w:szCs w:val="21"/>
+              </w:rPr>
+              <w:t xml:space="preserve">是否允许空值</w:t>
+            </w:r>
+          </w:p>
+        </w:tc>
+        <w:tc>
+          <w:tcPr>
+            <w:tcW w:type="dxa" w:w="1800"/>
+            <w:tcBorders>
+              <w:top w:val="single" w:color="000000" w:sz="12"/>
+              <w:left w:val="nil" w:color="FFFFFF" w:sz="0"/>
+              <w:bottom w:val="single" w:color="000000" w:sz="6"/>
+              <w:right w:val="nil" w:color="FFFFFF" w:sz="0"/>
+            </w:tcBorders>
+            <w:vAlign w:val="center"/>
+          </w:tcPr>
+          <w:p>
+            <w:pPr>
+              <w:spacing w:after="60" w:before="60" w:line="276"/>
+              <w:jc w:val="center"/>
+            </w:pPr>
+            <w:r>
+              <w:rPr>
+                <w:rFonts w:ascii="宋体" w:cs="宋体" w:eastAsia="宋体" w:hAnsi="宋体"/>
+                <w:b/>
+                <w:bCs/>
+                <w:sz w:val="21"/>
+                <w:szCs w:val="21"/>
+              </w:rPr>
+              <w:t xml:space="preserve">备注</w:t>
+            </w:r>
+          </w:p>
+        </w:tc>
+      </w:tr>
+      <w:tr>
+        <w:tc>
+          <w:tcPr>
+            <w:tcW w:type="dxa" w:w="1200"/>
+            <w:tcBorders>
+              <w:top w:val="nil" w:color="FFFFFF" w:sz="0"/>
+              <w:left w:val="nil" w:color="FFFFFF" w:sz="0"/>
+              <w:bottom w:val="nil" w:color="FFFFFF" w:sz="0"/>
+              <w:right w:val="nil" w:color="FFFFFF" w:sz="0"/>
+            </w:tcBorders>
+            <w:vAlign w:val="center"/>
+          </w:tcPr>
+          <w:p>
+            <w:pPr>
+              <w:spacing w:after="40" w:before="40" w:line="276"/>
+              <w:jc w:val="center"/>
+            </w:pPr>
+            <w:r>
+              <w:rPr>
+                <w:rFonts w:ascii="宋体" w:cs="宋体" w:eastAsia="宋体" w:hAnsi="宋体"/>
+                <w:sz w:val="21"/>
+                <w:szCs w:val="21"/>
+              </w:rPr>
+              <w:t xml:space="preserve">id</w:t>
+            </w:r>
+          </w:p>
+        </w:tc>
+        <w:tc>
+          <w:tcPr>
+            <w:tcW w:type="dxa" w:w="1200"/>
+            <w:tcBorders>
+              <w:top w:val="nil" w:color="FFFFFF" w:sz="0"/>
+              <w:left w:val="nil" w:color="FFFFFF" w:sz="0"/>
+              <w:bottom w:val="nil" w:color="FFFFFF" w:sz="0"/>
+              <w:right w:val="nil" w:color="FFFFFF" w:sz="0"/>
+            </w:tcBorders>
+            <w:vAlign w:val="center"/>
+          </w:tcPr>
+          <w:p>
+            <w:pPr>
+              <w:spacing w:after="40" w:before="40" w:line="276"/>
+              <w:jc w:val="center"/>
+            </w:pPr>
+            <w:r>
+              <w:rPr>
+                <w:rFonts w:ascii="宋体" w:cs="宋体" w:eastAsia="宋体" w:hAnsi="宋体"/>
+                <w:sz w:val="21"/>
+                <w:szCs w:val="21"/>
+              </w:rPr>
+              <w:t xml:space="preserve">成绩id</w:t>
+            </w:r>
+          </w:p>
+        </w:tc>
+        <w:tc>
+          <w:tcPr>
+            <w:tcW w:type="dxa" w:w="1200"/>
+            <w:tcBorders>
+              <w:top w:val="nil" w:color="FFFFFF" w:sz="0"/>
+              <w:left w:val="nil" w:color="FFFFFF" w:sz="0"/>
+              <w:bottom w:val="nil" w:color="FFFFFF" w:sz="0"/>
+              <w:right w:val="nil" w:color="FFFFFF" w:sz="0"/>
+            </w:tcBorders>
+            <w:vAlign w:val="center"/>
+          </w:tcPr>
+          <w:p>
+            <w:pPr>
+              <w:spacing w:after="40" w:before="40" w:line="276"/>
+              <w:jc w:val="center"/>
+            </w:pPr>
+            <w:r>
+              <w:rPr>
+                <w:rFonts w:ascii="宋体" w:cs="宋体" w:eastAsia="宋体" w:hAnsi="宋体"/>
+                <w:sz w:val="21"/>
+                <w:szCs w:val="21"/>
+              </w:rPr>
+              <w:t xml:space="preserve">bigint</w:t>
+            </w:r>
+          </w:p>
+        </w:tc>
+        <w:tc>
+          <w:tcPr>
+            <w:tcW w:type="dxa" w:w="900"/>
+            <w:tcBorders>
+              <w:top w:val="nil" w:color="FFFFFF" w:sz="0"/>
+              <w:left w:val="nil" w:color="FFFFFF" w:sz="0"/>
+              <w:bottom w:val="nil" w:color="FFFFFF" w:sz="0"/>
+              <w:right w:val="nil" w:color="FFFFFF" w:sz="0"/>
+            </w:tcBorders>
+            <w:vAlign w:val="center"/>
+          </w:tcPr>
+          <w:p>
+            <w:pPr>
+              <w:spacing w:after="40" w:before="40" w:line="276"/>
+              <w:jc w:val="center"/>
+            </w:pPr>
+            <w:r>
+              <w:rPr>
+                <w:rFonts w:ascii="宋体" w:cs="宋体" w:eastAsia="宋体" w:hAnsi="宋体"/>
+                <w:sz w:val="21"/>
+                <w:szCs w:val="21"/>
+              </w:rPr>
+              <w:t xml:space="preserve">20</w:t>
+            </w:r>
+          </w:p>
+        </w:tc>
+        <w:tc>
+          <w:tcPr>
+            <w:tcW w:type="dxa" w:w="1200"/>
+            <w:tcBorders>
+              <w:top w:val="nil" w:color="FFFFFF" w:sz="0"/>
+              <w:left w:val="nil" w:color="FFFFFF" w:sz="0"/>
+              <w:bottom w:val="nil" w:color="FFFFFF" w:sz="0"/>
+              <w:right w:val="nil" w:color="FFFFFF" w:sz="0"/>
+            </w:tcBorders>
+            <w:vAlign w:val="center"/>
+          </w:tcPr>
+          <w:p>
+            <w:pPr>
+              <w:spacing w:after="40" w:before="40" w:line="276"/>
+              <w:jc w:val="center"/>
+            </w:pPr>
+            <w:r>
+              <w:rPr>
+                <w:rFonts w:ascii="宋体" w:cs="宋体" w:eastAsia="宋体" w:hAnsi="宋体"/>
+                <w:sz w:val="21"/>
+                <w:szCs w:val="21"/>
+              </w:rPr>
+              <w:t xml:space="preserve">否</w:t>
+            </w:r>
+          </w:p>
+        </w:tc>
+        <w:tc>
+          <w:tcPr>
+            <w:tcW w:type="dxa" w:w="1800"/>
+            <w:tcBorders>
+              <w:top w:val="nil" w:color="FFFFFF" w:sz="0"/>
+              <w:left w:val="nil" w:color="FFFFFF" w:sz="0"/>
+              <w:bottom w:val="nil" w:color="FFFFFF" w:sz="0"/>
+              <w:right w:val="nil" w:color="FFFFFF" w:sz="0"/>
+            </w:tcBorders>
+            <w:vAlign w:val="center"/>
+          </w:tcPr>
+          <w:p>
+            <w:pPr>
+              <w:spacing w:after="40" w:before="40" w:line="276"/>
+              <w:jc w:val="center"/>
+            </w:pPr>
+            <w:r>
+              <w:rPr>
+                <w:rFonts w:ascii="宋体" w:cs="宋体" w:eastAsia="宋体" w:hAnsi="宋体"/>
+                <w:sz w:val="21"/>
+                <w:szCs w:val="21"/>
+              </w:rPr>
+              <w:t xml:space="preserve">主键，自增</w:t>
+            </w:r>
+          </w:p>
+        </w:tc>
+      </w:tr>
+      <w:tr>
+        <w:tc>
+          <w:tcPr>
+            <w:tcW w:type="dxa" w:w="1200"/>
+            <w:tcBorders>
+              <w:top w:val="nil" w:color="FFFFFF" w:sz="0"/>
+              <w:left w:val="nil" w:color="FFFFFF" w:sz="0"/>
+              <w:bottom w:val="nil" w:color="FFFFFF" w:sz="0"/>
+              <w:right w:val="nil" w:color="FFFFFF" w:sz="0"/>
+            </w:tcBorders>
+            <w:vAlign w:val="center"/>
+          </w:tcPr>
+          <w:p>
+            <w:pPr>
+              <w:spacing w:after="40" w:before="40" w:line="276"/>
+              <w:jc w:val="center"/>
+            </w:pPr>
+            <w:r>
+              <w:rPr>
+                <w:rFonts w:ascii="宋体" w:cs="宋体" w:eastAsia="宋体" w:hAnsi="宋体"/>
+                <w:sz w:val="21"/>
+                <w:szCs w:val="21"/>
+              </w:rPr>
+              <w:t xml:space="preserve">user_id</w:t>
+            </w:r>
+          </w:p>
+        </w:tc>
+        <w:tc>
+          <w:tcPr>
+            <w:tcW w:type="dxa" w:w="1200"/>
+            <w:tcBorders>
+              <w:top w:val="nil" w:color="FFFFFF" w:sz="0"/>
+              <w:left w:val="nil" w:color="FFFFFF" w:sz="0"/>
+              <w:bottom w:val="nil" w:color="FFFFFF" w:sz="0"/>
+              <w:right w:val="nil" w:color="FFFFFF" w:sz="0"/>
+            </w:tcBorders>
+            <w:vAlign w:val="center"/>
+          </w:tcPr>
+          <w:p>
+            <w:pPr>
+              <w:spacing w:after="40" w:before="40" w:line="276"/>
+              <w:jc w:val="center"/>
+            </w:pPr>
+            <w:r>
+              <w:rPr>
+                <w:rFonts w:ascii="宋体" w:cs="宋体" w:eastAsia="宋体" w:hAnsi="宋体"/>
+                <w:sz w:val="21"/>
+                <w:szCs w:val="21"/>
+              </w:rPr>
+              <w:t xml:space="preserve">用户id</w:t>
+            </w:r>
+          </w:p>
+        </w:tc>
+        <w:tc>
+          <w:tcPr>
+            <w:tcW w:type="dxa" w:w="1200"/>
+            <w:tcBorders>
+              <w:top w:val="nil" w:color="FFFFFF" w:sz="0"/>
+              <w:left w:val="nil" w:color="FFFFFF" w:sz="0"/>
+              <w:bottom w:val="nil" w:color="FFFFFF" w:sz="0"/>
+              <w:right w:val="nil" w:color="FFFFFF" w:sz="0"/>
+            </w:tcBorders>
+            <w:vAlign w:val="center"/>
+          </w:tcPr>
+          <w:p>
+            <w:pPr>
+              <w:spacing w:after="40" w:before="40" w:line="276"/>
+              <w:jc w:val="center"/>
+            </w:pPr>
+            <w:r>
+              <w:rPr>
+                <w:rFonts w:ascii="宋体" w:cs="宋体" w:eastAsia="宋体" w:hAnsi="宋体"/>
+                <w:sz w:val="21"/>
+                <w:szCs w:val="21"/>
+              </w:rPr>
+              <w:t xml:space="preserve">bigint</w:t>
+            </w:r>
+          </w:p>
+        </w:tc>
+        <w:tc>
+          <w:tcPr>
+            <w:tcW w:type="dxa" w:w="900"/>
+            <w:tcBorders>
+              <w:top w:val="nil" w:color="FFFFFF" w:sz="0"/>
+              <w:left w:val="nil" w:color="FFFFFF" w:sz="0"/>
+              <w:bottom w:val="nil" w:color="FFFFFF" w:sz="0"/>
+              <w:right w:val="nil" w:color="FFFFFF" w:sz="0"/>
+            </w:tcBorders>
+            <w:vAlign w:val="center"/>
+          </w:tcPr>
+          <w:p>
+            <w:pPr>
+              <w:spacing w:after="40" w:before="40" w:line="276"/>
+              <w:jc w:val="center"/>
+            </w:pPr>
+            <w:r>
+              <w:rPr>
+                <w:rFonts w:ascii="宋体" w:cs="宋体" w:eastAsia="宋体" w:hAnsi="宋体"/>
+                <w:sz w:val="21"/>
+                <w:szCs w:val="21"/>
+              </w:rPr>
+              <w:t xml:space="preserve">20</w:t>
+            </w:r>
+          </w:p>
+        </w:tc>
+        <w:tc>
+          <w:tcPr>
+            <w:tcW w:type="dxa" w:w="1200"/>
+            <w:tcBorders>
+              <w:top w:val="nil" w:color="FFFFFF" w:sz="0"/>
+              <w:left w:val="nil" w:color="FFFFFF" w:sz="0"/>
+              <w:bottom w:val="nil" w:color="FFFFFF" w:sz="0"/>
+              <w:right w:val="nil" w:color="FFFFFF" w:sz="0"/>
+            </w:tcBorders>
+            <w:vAlign w:val="center"/>
+          </w:tcPr>
+          <w:p>
+            <w:pPr>
+              <w:spacing w:after="40" w:before="40" w:line="276"/>
+              <w:jc w:val="center"/>
+            </w:pPr>
+            <w:r>
+              <w:rPr>
+                <w:rFonts w:ascii="宋体" w:cs="宋体" w:eastAsia="宋体" w:hAnsi="宋体"/>
+                <w:sz w:val="21"/>
+                <w:szCs w:val="21"/>
+              </w:rPr>
+              <w:t xml:space="preserve">否</w:t>
+            </w:r>
+          </w:p>
+        </w:tc>
+        <w:tc>
+          <w:tcPr>
+            <w:tcW w:type="dxa" w:w="1800"/>
+            <w:tcBorders>
+              <w:top w:val="nil" w:color="FFFFFF" w:sz="0"/>
+              <w:left w:val="nil" w:color="FFFFFF" w:sz="0"/>
+              <w:bottom w:val="nil" w:color="FFFFFF" w:sz="0"/>
+              <w:right w:val="nil" w:color="FFFFFF" w:sz="0"/>
+            </w:tcBorders>
+            <w:vAlign w:val="center"/>
+          </w:tcPr>
+          <w:p>
+            <w:pPr>
+              <w:spacing w:after="40" w:before="40" w:line="276"/>
+              <w:jc w:val="center"/>
+            </w:pPr>
+            <w:r>
+              <w:rPr>
+                <w:rFonts w:ascii="宋体" w:cs="宋体" w:eastAsia="宋体" w:hAnsi="宋体"/>
+                <w:sz w:val="21"/>
+                <w:szCs w:val="21"/>
+              </w:rPr>
+              <w:t xml:space="preserve">关联用户表</w:t>
+            </w:r>
+          </w:p>
+        </w:tc>
+      </w:tr>
+      <w:tr>
+        <w:tc>
+          <w:tcPr>
+            <w:tcW w:type="dxa" w:w="1200"/>
+            <w:tcBorders>
+              <w:top w:val="nil" w:color="FFFFFF" w:sz="0"/>
+              <w:left w:val="nil" w:color="FFFFFF" w:sz="0"/>
+              <w:bottom w:val="nil" w:color="FFFFFF" w:sz="0"/>
+              <w:right w:val="nil" w:color="FFFFFF" w:sz="0"/>
+            </w:tcBorders>
+            <w:vAlign w:val="center"/>
+          </w:tcPr>
+          <w:p>
+            <w:pPr>
+              <w:spacing w:after="40" w:before="40" w:line="276"/>
+              <w:jc w:val="center"/>
+            </w:pPr>
+            <w:r>
+              <w:rPr>
+                <w:rFonts w:ascii="宋体" w:cs="宋体" w:eastAsia="宋体" w:hAnsi="宋体"/>
+                <w:sz w:val="21"/>
+                <w:szCs w:val="21"/>
+              </w:rPr>
+              <w:t xml:space="preserve">plan_id</w:t>
+            </w:r>
+          </w:p>
+        </w:tc>
+        <w:tc>
+          <w:tcPr>
+            <w:tcW w:type="dxa" w:w="1200"/>
+            <w:tcBorders>
+              <w:top w:val="nil" w:color="FFFFFF" w:sz="0"/>
+              <w:left w:val="nil" w:color="FFFFFF" w:sz="0"/>
+              <w:bottom w:val="nil" w:color="FFFFFF" w:sz="0"/>
+              <w:right w:val="nil" w:color="FFFFFF" w:sz="0"/>
+            </w:tcBorders>
+            <w:vAlign w:val="center"/>
+          </w:tcPr>
+          <w:p>
+            <w:pPr>
+              <w:spacing w:after="40" w:before="40" w:line="276"/>
+              <w:jc w:val="center"/>
+            </w:pPr>
+            <w:r>
+              <w:rPr>
+                <w:rFonts w:ascii="宋体" w:cs="宋体" w:eastAsia="宋体" w:hAnsi="宋体"/>
+                <w:sz w:val="21"/>
+                <w:szCs w:val="21"/>
+              </w:rPr>
+              <w:t xml:space="preserve">培训计划id</w:t>
+            </w:r>
+          </w:p>
+        </w:tc>
+        <w:tc>
+          <w:tcPr>
+            <w:tcW w:type="dxa" w:w="1200"/>
+            <w:tcBorders>
+              <w:top w:val="nil" w:color="FFFFFF" w:sz="0"/>
+              <w:left w:val="nil" w:color="FFFFFF" w:sz="0"/>
+              <w:bottom w:val="nil" w:color="FFFFFF" w:sz="0"/>
+              <w:right w:val="nil" w:color="FFFFFF" w:sz="0"/>
+            </w:tcBorders>
+            <w:vAlign w:val="center"/>
+          </w:tcPr>
+          <w:p>
+            <w:pPr>
+              <w:spacing w:after="40" w:before="40" w:line="276"/>
+              <w:jc w:val="center"/>
+            </w:pPr>
+            <w:r>
+              <w:rPr>
+                <w:rFonts w:ascii="宋体" w:cs="宋体" w:eastAsia="宋体" w:hAnsi="宋体"/>
+                <w:sz w:val="21"/>
+                <w:szCs w:val="21"/>
+              </w:rPr>
+              <w:t xml:space="preserve">bigint</w:t>
+            </w:r>
+          </w:p>
+        </w:tc>
+        <w:tc>
+          <w:tcPr>
+            <w:tcW w:type="dxa" w:w="900"/>
+            <w:tcBorders>
+              <w:top w:val="nil" w:color="FFFFFF" w:sz="0"/>
+              <w:left w:val="nil" w:color="FFFFFF" w:sz="0"/>
+              <w:bottom w:val="nil" w:color="FFFFFF" w:sz="0"/>
+              <w:right w:val="nil" w:color="FFFFFF" w:sz="0"/>
+            </w:tcBorders>
+            <w:vAlign w:val="center"/>
+          </w:tcPr>
+          <w:p>
+            <w:pPr>
+              <w:spacing w:after="40" w:before="40" w:line="276"/>
+              <w:jc w:val="center"/>
+            </w:pPr>
+            <w:r>
+              <w:rPr>
+                <w:rFonts w:ascii="宋体" w:cs="宋体" w:eastAsia="宋体" w:hAnsi="宋体"/>
+                <w:sz w:val="21"/>
+                <w:szCs w:val="21"/>
+              </w:rPr>
+              <w:t xml:space="preserve">20</w:t>
+            </w:r>
+          </w:p>
+        </w:tc>
+        <w:tc>
+          <w:tcPr>
+            <w:tcW w:type="dxa" w:w="1200"/>
+            <w:tcBorders>
+              <w:top w:val="nil" w:color="FFFFFF" w:sz="0"/>
+              <w:left w:val="nil" w:color="FFFFFF" w:sz="0"/>
+              <w:bottom w:val="nil" w:color="FFFFFF" w:sz="0"/>
+              <w:right w:val="nil" w:color="FFFFFF" w:sz="0"/>
+            </w:tcBorders>
+            <w:vAlign w:val="center"/>
+          </w:tcPr>
+          <w:p>
+            <w:pPr>
+              <w:spacing w:after="40" w:before="40" w:line="276"/>
+              <w:jc w:val="center"/>
+            </w:pPr>
+            <w:r>
+              <w:rPr>
+                <w:rFonts w:ascii="宋体" w:cs="宋体" w:eastAsia="宋体" w:hAnsi="宋体"/>
+                <w:sz w:val="21"/>
+                <w:szCs w:val="21"/>
+              </w:rPr>
+              <w:t xml:space="preserve">否</w:t>
+            </w:r>
+          </w:p>
+        </w:tc>
+        <w:tc>
+          <w:tcPr>
+            <w:tcW w:type="dxa" w:w="1800"/>
+            <w:tcBorders>
+              <w:top w:val="nil" w:color="FFFFFF" w:sz="0"/>
+              <w:left w:val="nil" w:color="FFFFFF" w:sz="0"/>
+              <w:bottom w:val="nil" w:color="FFFFFF" w:sz="0"/>
+              <w:right w:val="nil" w:color="FFFFFF" w:sz="0"/>
+            </w:tcBorders>
+            <w:vAlign w:val="center"/>
+          </w:tcPr>
+          <w:p>
+            <w:pPr>
+              <w:spacing w:after="40" w:before="40" w:line="276"/>
+              <w:jc w:val="center"/>
+            </w:pPr>
+            <w:r>
+              <w:rPr>
+                <w:rFonts w:ascii="宋体" w:cs="宋体" w:eastAsia="宋体" w:hAnsi="宋体"/>
+                <w:sz w:val="21"/>
+                <w:szCs w:val="21"/>
+              </w:rPr>
+              <w:t xml:space="preserve">关联培训计划表</w:t>
+            </w:r>
+          </w:p>
+        </w:tc>
+      </w:tr>
+      <w:tr>
+        <w:tc>
+          <w:tcPr>
+            <w:tcW w:type="dxa" w:w="1200"/>
+            <w:tcBorders>
+              <w:top w:val="nil" w:color="FFFFFF" w:sz="0"/>
+              <w:left w:val="nil" w:color="FFFFFF" w:sz="0"/>
+              <w:bottom w:val="nil" w:color="FFFFFF" w:sz="0"/>
+              <w:right w:val="nil" w:color="FFFFFF" w:sz="0"/>
+            </w:tcBorders>
+            <w:vAlign w:val="center"/>
+          </w:tcPr>
+          <w:p>
+            <w:pPr>
+              <w:spacing w:after="40" w:before="40" w:line="276"/>
+              <w:jc w:val="center"/>
+            </w:pPr>
+            <w:r>
+              <w:rPr>
+                <w:rFonts w:ascii="宋体" w:cs="宋体" w:eastAsia="宋体" w:hAnsi="宋体"/>
+                <w:sz w:val="21"/>
+                <w:szCs w:val="21"/>
+              </w:rPr>
+              <w:t xml:space="preserve">exam_record_id</w:t>
+            </w:r>
+          </w:p>
+        </w:tc>
+        <w:tc>
+          <w:tcPr>
+            <w:tcW w:type="dxa" w:w="1200"/>
+            <w:tcBorders>
+              <w:top w:val="nil" w:color="FFFFFF" w:sz="0"/>
+              <w:left w:val="nil" w:color="FFFFFF" w:sz="0"/>
+              <w:bottom w:val="nil" w:color="FFFFFF" w:sz="0"/>
+              <w:right w:val="nil" w:color="FFFFFF" w:sz="0"/>
+            </w:tcBorders>
+            <w:vAlign w:val="center"/>
+          </w:tcPr>
+          <w:p>
+            <w:pPr>
+              <w:spacing w:after="40" w:before="40" w:line="276"/>
+              <w:jc w:val="center"/>
+            </w:pPr>
+            <w:r>
+              <w:rPr>
+                <w:rFonts w:ascii="宋体" w:cs="宋体" w:eastAsia="宋体" w:hAnsi="宋体"/>
+                <w:sz w:val="21"/>
+                <w:szCs w:val="21"/>
+              </w:rPr>
+              <w:t xml:space="preserve">考试记录id</w:t>
+            </w:r>
+          </w:p>
+        </w:tc>
+        <w:tc>
+          <w:tcPr>
+            <w:tcW w:type="dxa" w:w="1200"/>
+            <w:tcBorders>
+              <w:top w:val="nil" w:color="FFFFFF" w:sz="0"/>
+              <w:left w:val="nil" w:color="FFFFFF" w:sz="0"/>
+              <w:bottom w:val="nil" w:color="FFFFFF" w:sz="0"/>
+              <w:right w:val="nil" w:color="FFFFFF" w:sz="0"/>
+            </w:tcBorders>
+            <w:vAlign w:val="center"/>
+          </w:tcPr>
+          <w:p>
+            <w:pPr>
+              <w:spacing w:after="40" w:before="40" w:line="276"/>
+              <w:jc w:val="center"/>
+            </w:pPr>
+            <w:r>
+              <w:rPr>
+                <w:rFonts w:ascii="宋体" w:cs="宋体" w:eastAsia="宋体" w:hAnsi="宋体"/>
+                <w:sz w:val="21"/>
+                <w:szCs w:val="21"/>
+              </w:rPr>
+              <w:t xml:space="preserve">bigint</w:t>
+            </w:r>
+          </w:p>
+        </w:tc>
+        <w:tc>
+          <w:tcPr>
+            <w:tcW w:type="dxa" w:w="900"/>
+            <w:tcBorders>
+              <w:top w:val="nil" w:color="FFFFFF" w:sz="0"/>
+              <w:left w:val="nil" w:color="FFFFFF" w:sz="0"/>
+              <w:bottom w:val="nil" w:color="FFFFFF" w:sz="0"/>
+              <w:right w:val="nil" w:color="FFFFFF" w:sz="0"/>
+            </w:tcBorders>
+            <w:vAlign w:val="center"/>
+          </w:tcPr>
+          <w:p>
+            <w:pPr>
+              <w:spacing w:after="40" w:before="40" w:line="276"/>
+              <w:jc w:val="center"/>
+            </w:pPr>
+            <w:r>
+              <w:rPr>
+                <w:rFonts w:ascii="宋体" w:cs="宋体" w:eastAsia="宋体" w:hAnsi="宋体"/>
+                <w:sz w:val="21"/>
+                <w:szCs w:val="21"/>
+              </w:rPr>
+              <w:t xml:space="preserve">20</w:t>
+            </w:r>
+          </w:p>
+        </w:tc>
+        <w:tc>
+          <w:tcPr>
+            <w:tcW w:type="dxa" w:w="1200"/>
+            <w:tcBorders>
+              <w:top w:val="nil" w:color="FFFFFF" w:sz="0"/>
+              <w:left w:val="nil" w:color="FFFFFF" w:sz="0"/>
+              <w:bottom w:val="nil" w:color="FFFFFF" w:sz="0"/>
+              <w:right w:val="nil" w:color="FFFFFF" w:sz="0"/>
+            </w:tcBorders>
+            <w:vAlign w:val="center"/>
+          </w:tcPr>
+          <w:p>
+            <w:pPr>
+              <w:spacing w:after="40" w:before="40" w:line="276"/>
+              <w:jc w:val="center"/>
+            </w:pPr>
+            <w:r>
+              <w:rPr>
+                <w:rFonts w:ascii="宋体" w:cs="宋体" w:eastAsia="宋体" w:hAnsi="宋体"/>
+                <w:sz w:val="21"/>
+                <w:szCs w:val="21"/>
+              </w:rPr>
+              <w:t xml:space="preserve">是</w:t>
+            </w:r>
+          </w:p>
+        </w:tc>
+        <w:tc>
+          <w:tcPr>
+            <w:tcW w:type="dxa" w:w="1800"/>
+            <w:tcBorders>
+              <w:top w:val="nil" w:color="FFFFFF" w:sz="0"/>
+              <w:left w:val="nil" w:color="FFFFFF" w:sz="0"/>
+              <w:bottom w:val="nil" w:color="FFFFFF" w:sz="0"/>
+              <w:right w:val="nil" w:color="FFFFFF" w:sz="0"/>
+            </w:tcBorders>
+            <w:vAlign w:val="center"/>
+          </w:tcPr>
+          <w:p>
+            <w:pPr>
+              <w:spacing w:after="40" w:before="40" w:line="276"/>
+              <w:jc w:val="center"/>
+            </w:pPr>
+            <w:r>
+              <w:rPr>
+                <w:rFonts w:ascii="宋体" w:cs="宋体" w:eastAsia="宋体" w:hAnsi="宋体"/>
+                <w:sz w:val="21"/>
+                <w:szCs w:val="21"/>
+              </w:rPr>
+              <w:t xml:space="preserve">关联考试记录表</w:t>
+            </w:r>
+          </w:p>
+        </w:tc>
+      </w:tr>
+      <w:tr>
+        <w:tc>
+          <w:tcPr>
+            <w:tcW w:type="dxa" w:w="1200"/>
+            <w:tcBorders>
+              <w:top w:val="nil" w:color="FFFFFF" w:sz="0"/>
+              <w:left w:val="nil" w:color="FFFFFF" w:sz="0"/>
+              <w:bottom w:val="nil" w:color="FFFFFF" w:sz="0"/>
+              <w:right w:val="nil" w:color="FFFFFF" w:sz="0"/>
+            </w:tcBorders>
+            <w:vAlign w:val="center"/>
+          </w:tcPr>
+          <w:p>
+            <w:pPr>
+              <w:spacing w:after="40" w:before="40" w:line="276"/>
+              <w:jc w:val="center"/>
+            </w:pPr>
+            <w:r>
+              <w:rPr>
+                <w:rFonts w:ascii="宋体" w:cs="宋体" w:eastAsia="宋体" w:hAnsi="宋体"/>
+                <w:sz w:val="21"/>
+                <w:szCs w:val="21"/>
+              </w:rPr>
+              <w:t xml:space="preserve">exam_score</w:t>
+            </w:r>
+          </w:p>
+        </w:tc>
+        <w:tc>
+          <w:tcPr>
+            <w:tcW w:type="dxa" w:w="1200"/>
+            <w:tcBorders>
+              <w:top w:val="nil" w:color="FFFFFF" w:sz="0"/>
+              <w:left w:val="nil" w:color="FFFFFF" w:sz="0"/>
+              <w:bottom w:val="nil" w:color="FFFFFF" w:sz="0"/>
+              <w:right w:val="nil" w:color="FFFFFF" w:sz="0"/>
+            </w:tcBorders>
+            <w:vAlign w:val="center"/>
+          </w:tcPr>
+          <w:p>
+            <w:pPr>
+              <w:spacing w:after="40" w:before="40" w:line="276"/>
+              <w:jc w:val="center"/>
+            </w:pPr>
+            <w:r>
+              <w:rPr>
+                <w:rFonts w:ascii="宋体" w:cs="宋体" w:eastAsia="宋体" w:hAnsi="宋体"/>
+                <w:sz w:val="21"/>
+                <w:szCs w:val="21"/>
+              </w:rPr>
+              <w:t xml:space="preserve">考试分数</w:t>
+            </w:r>
+          </w:p>
+        </w:tc>
+        <w:tc>
+          <w:tcPr>
+            <w:tcW w:type="dxa" w:w="1200"/>
+            <w:tcBorders>
+              <w:top w:val="nil" w:color="FFFFFF" w:sz="0"/>
+              <w:left w:val="nil" w:color="FFFFFF" w:sz="0"/>
+              <w:bottom w:val="nil" w:color="FFFFFF" w:sz="0"/>
+              <w:right w:val="nil" w:color="FFFFFF" w:sz="0"/>
+            </w:tcBorders>
+            <w:vAlign w:val="center"/>
+          </w:tcPr>
+          <w:p>
+            <w:pPr>
+              <w:spacing w:after="40" w:before="40" w:line="276"/>
+              <w:jc w:val="center"/>
+            </w:pPr>
+            <w:r>
+              <w:rPr>
+                <w:rFonts w:ascii="宋体" w:cs="宋体" w:eastAsia="宋体" w:hAnsi="宋体"/>
+                <w:sz w:val="21"/>
+                <w:szCs w:val="21"/>
+              </w:rPr>
+              <w:t xml:space="preserve">int</w:t>
+            </w:r>
+          </w:p>
+        </w:tc>
+        <w:tc>
+          <w:tcPr>
+            <w:tcW w:type="dxa" w:w="900"/>
+            <w:tcBorders>
+              <w:top w:val="nil" w:color="FFFFFF" w:sz="0"/>
+              <w:left w:val="nil" w:color="FFFFFF" w:sz="0"/>
+              <w:bottom w:val="nil" w:color="FFFFFF" w:sz="0"/>
+              <w:right w:val="nil" w:color="FFFFFF" w:sz="0"/>
+            </w:tcBorders>
+            <w:vAlign w:val="center"/>
+          </w:tcPr>
+          <w:p>
+            <w:pPr>
+              <w:spacing w:after="40" w:before="40" w:line="276"/>
+              <w:jc w:val="center"/>
+            </w:pPr>
+            <w:r>
+              <w:rPr>
+                <w:rFonts w:ascii="宋体" w:cs="宋体" w:eastAsia="宋体" w:hAnsi="宋体"/>
+                <w:sz w:val="21"/>
+                <w:szCs w:val="21"/>
+              </w:rPr>
+              <w:t xml:space="preserve">11</w:t>
+            </w:r>
+          </w:p>
+        </w:tc>
+        <w:tc>
+          <w:tcPr>
+            <w:tcW w:type="dxa" w:w="1200"/>
+            <w:tcBorders>
+              <w:top w:val="nil" w:color="FFFFFF" w:sz="0"/>
+              <w:left w:val="nil" w:color="FFFFFF" w:sz="0"/>
+              <w:bottom w:val="nil" w:color="FFFFFF" w:sz="0"/>
+              <w:right w:val="nil" w:color="FFFFFF" w:sz="0"/>
+            </w:tcBorders>
+            <w:vAlign w:val="center"/>
+          </w:tcPr>
+          <w:p>
+            <w:pPr>
+              <w:spacing w:after="40" w:before="40" w:line="276"/>
+              <w:jc w:val="center"/>
+            </w:pPr>
+            <w:r>
+              <w:rPr>
+                <w:rFonts w:ascii="宋体" w:cs="宋体" w:eastAsia="宋体" w:hAnsi="宋体"/>
+                <w:sz w:val="21"/>
+                <w:szCs w:val="21"/>
+              </w:rPr>
+              <w:t xml:space="preserve">否</w:t>
+            </w:r>
+          </w:p>
+        </w:tc>
+        <w:tc>
+          <w:tcPr>
+            <w:tcW w:type="dxa" w:w="1800"/>
+            <w:tcBorders>
+              <w:top w:val="nil" w:color="FFFFFF" w:sz="0"/>
+              <w:left w:val="nil" w:color="FFFFFF" w:sz="0"/>
+              <w:bottom w:val="nil" w:color="FFFFFF" w:sz="0"/>
+              <w:right w:val="nil" w:color="FFFFFF" w:sz="0"/>
+            </w:tcBorders>
+            <w:vAlign w:val="center"/>
+          </w:tcPr>
+          <w:p>
+            <w:pPr>
+              <w:spacing w:after="40" w:before="40" w:line="276"/>
+              <w:jc w:val="center"/>
+            </w:pPr>
+            <w:r>
+              <w:rPr>
+                <w:rFonts w:ascii="宋体" w:cs="宋体" w:eastAsia="宋体" w:hAnsi="宋体"/>
+                <w:sz w:val="21"/>
+                <w:szCs w:val="21"/>
+              </w:rPr>
+              <w:t xml:space="preserve">-</w:t>
+            </w:r>
+          </w:p>
+        </w:tc>
+      </w:tr>
+      <w:tr>
+        <w:tc>
+          <w:tcPr>
+            <w:tcW w:type="dxa" w:w="1200"/>
+            <w:tcBorders>
+              <w:top w:val="nil" w:color="FFFFFF" w:sz="0"/>
+              <w:left w:val="nil" w:color="FFFFFF" w:sz="0"/>
+              <w:bottom w:val="nil" w:color="FFFFFF" w:sz="0"/>
+              <w:right w:val="nil" w:color="FFFFFF" w:sz="0"/>
+            </w:tcBorders>
+            <w:vAlign w:val="center"/>
+          </w:tcPr>
+          <w:p>
+            <w:pPr>
+              <w:spacing w:after="40" w:before="40" w:line="276"/>
+              <w:jc w:val="center"/>
+            </w:pPr>
+            <w:r>
+              <w:rPr>
+                <w:rFonts w:ascii="宋体" w:cs="宋体" w:eastAsia="宋体" w:hAnsi="宋体"/>
+                <w:sz w:val="21"/>
+                <w:szCs w:val="21"/>
+              </w:rPr>
+              <w:t xml:space="preserve">total_score</w:t>
+            </w:r>
+          </w:p>
+        </w:tc>
+        <w:tc>
+          <w:tcPr>
+            <w:tcW w:type="dxa" w:w="1200"/>
+            <w:tcBorders>
+              <w:top w:val="nil" w:color="FFFFFF" w:sz="0"/>
+              <w:left w:val="nil" w:color="FFFFFF" w:sz="0"/>
+              <w:bottom w:val="nil" w:color="FFFFFF" w:sz="0"/>
+              <w:right w:val="nil" w:color="FFFFFF" w:sz="0"/>
+            </w:tcBorders>
+            <w:vAlign w:val="center"/>
+          </w:tcPr>
+          <w:p>
+            <w:pPr>
+              <w:spacing w:after="40" w:before="40" w:line="276"/>
+              <w:jc w:val="center"/>
+            </w:pPr>
+            <w:r>
+              <w:rPr>
+                <w:rFonts w:ascii="宋体" w:cs="宋体" w:eastAsia="宋体" w:hAnsi="宋体"/>
+                <w:sz w:val="21"/>
+                <w:szCs w:val="21"/>
+              </w:rPr>
+              <w:t xml:space="preserve">总分</w:t>
+            </w:r>
+          </w:p>
+        </w:tc>
+        <w:tc>
+          <w:tcPr>
+            <w:tcW w:type="dxa" w:w="1200"/>
+            <w:tcBorders>
+              <w:top w:val="nil" w:color="FFFFFF" w:sz="0"/>
+              <w:left w:val="nil" w:color="FFFFFF" w:sz="0"/>
+              <w:bottom w:val="nil" w:color="FFFFFF" w:sz="0"/>
+              <w:right w:val="nil" w:color="FFFFFF" w:sz="0"/>
+            </w:tcBorders>
+            <w:vAlign w:val="center"/>
+          </w:tcPr>
+          <w:p>
+            <w:pPr>
+              <w:spacing w:after="40" w:before="40" w:line="276"/>
+              <w:jc w:val="center"/>
+            </w:pPr>
+            <w:r>
+              <w:rPr>
+                <w:rFonts w:ascii="宋体" w:cs="宋体" w:eastAsia="宋体" w:hAnsi="宋体"/>
+                <w:sz w:val="21"/>
+                <w:szCs w:val="21"/>
+              </w:rPr>
+              <w:t xml:space="preserve">int</w:t>
+            </w:r>
+          </w:p>
+        </w:tc>
+        <w:tc>
+          <w:tcPr>
+            <w:tcW w:type="dxa" w:w="900"/>
+            <w:tcBorders>
+              <w:top w:val="nil" w:color="FFFFFF" w:sz="0"/>
+              <w:left w:val="nil" w:color="FFFFFF" w:sz="0"/>
+              <w:bottom w:val="nil" w:color="FFFFFF" w:sz="0"/>
+              <w:right w:val="nil" w:color="FFFFFF" w:sz="0"/>
+            </w:tcBorders>
+            <w:vAlign w:val="center"/>
+          </w:tcPr>
+          <w:p>
+            <w:pPr>
+              <w:spacing w:after="40" w:before="40" w:line="276"/>
+              <w:jc w:val="center"/>
+            </w:pPr>
+            <w:r>
+              <w:rPr>
+                <w:rFonts w:ascii="宋体" w:cs="宋体" w:eastAsia="宋体" w:hAnsi="宋体"/>
+                <w:sz w:val="21"/>
+                <w:szCs w:val="21"/>
+              </w:rPr>
+              <w:t xml:space="preserve">11</w:t>
+            </w:r>
+          </w:p>
+        </w:tc>
+        <w:tc>
+          <w:tcPr>
+            <w:tcW w:type="dxa" w:w="1200"/>
+            <w:tcBorders>
+              <w:top w:val="nil" w:color="FFFFFF" w:sz="0"/>
+              <w:left w:val="nil" w:color="FFFFFF" w:sz="0"/>
+              <w:bottom w:val="nil" w:color="FFFFFF" w:sz="0"/>
+              <w:right w:val="nil" w:color="FFFFFF" w:sz="0"/>
+            </w:tcBorders>
+            <w:vAlign w:val="center"/>
+          </w:tcPr>
+          <w:p>
+            <w:pPr>
+              <w:spacing w:after="40" w:before="40" w:line="276"/>
+              <w:jc w:val="center"/>
+            </w:pPr>
+            <w:r>
+              <w:rPr>
+                <w:rFonts w:ascii="宋体" w:cs="宋体" w:eastAsia="宋体" w:hAnsi="宋体"/>
+                <w:sz w:val="21"/>
+                <w:szCs w:val="21"/>
+              </w:rPr>
+              <w:t xml:space="preserve">否</w:t>
+            </w:r>
+          </w:p>
+        </w:tc>
+        <w:tc>
+          <w:tcPr>
+            <w:tcW w:type="dxa" w:w="1800"/>
+            <w:tcBorders>
+              <w:top w:val="nil" w:color="FFFFFF" w:sz="0"/>
+              <w:left w:val="nil" w:color="FFFFFF" w:sz="0"/>
+              <w:bottom w:val="nil" w:color="FFFFFF" w:sz="0"/>
+              <w:right w:val="nil" w:color="FFFFFF" w:sz="0"/>
+            </w:tcBorders>
+            <w:vAlign w:val="center"/>
+          </w:tcPr>
+          <w:p>
+            <w:pPr>
+              <w:spacing w:after="40" w:before="40" w:line="276"/>
+              <w:jc w:val="center"/>
+            </w:pPr>
+            <w:r>
+              <w:rPr>
+                <w:rFonts w:ascii="宋体" w:cs="宋体" w:eastAsia="宋体" w:hAnsi="宋体"/>
+                <w:sz w:val="21"/>
+                <w:szCs w:val="21"/>
+              </w:rPr>
+              <w:t xml:space="preserve">-</w:t>
+            </w:r>
+          </w:p>
+        </w:tc>
+      </w:tr>
+      <w:tr>
+        <w:tc>
+          <w:tcPr>
+            <w:tcW w:type="dxa" w:w="1200"/>
+            <w:tcBorders>
+              <w:top w:val="nil" w:color="FFFFFF" w:sz="0"/>
+              <w:left w:val="nil" w:color="FFFFFF" w:sz="0"/>
+              <w:bottom w:val="nil" w:color="FFFFFF" w:sz="0"/>
+              <w:right w:val="nil" w:color="FFFFFF" w:sz="0"/>
+            </w:tcBorders>
+            <w:vAlign w:val="center"/>
+          </w:tcPr>
+          <w:p>
+            <w:pPr>
+              <w:spacing w:after="40" w:before="40" w:line="276"/>
+              <w:jc w:val="center"/>
+            </w:pPr>
+            <w:r>
+              <w:rPr>
+                <w:rFonts w:ascii="宋体" w:cs="宋体" w:eastAsia="宋体" w:hAnsi="宋体"/>
+                <w:sz w:val="21"/>
+                <w:szCs w:val="21"/>
+              </w:rPr>
+              <w:t xml:space="preserve">pass_status</w:t>
+            </w:r>
+          </w:p>
+        </w:tc>
+        <w:tc>
+          <w:tcPr>
+            <w:tcW w:type="dxa" w:w="1200"/>
+            <w:tcBorders>
+              <w:top w:val="nil" w:color="FFFFFF" w:sz="0"/>
+              <w:left w:val="nil" w:color="FFFFFF" w:sz="0"/>
+              <w:bottom w:val="nil" w:color="FFFFFF" w:sz="0"/>
+              <w:right w:val="nil" w:color="FFFFFF" w:sz="0"/>
+            </w:tcBorders>
+            <w:vAlign w:val="center"/>
+          </w:tcPr>
+          <w:p>
+            <w:pPr>
+              <w:spacing w:after="40" w:before="40" w:line="276"/>
+              <w:jc w:val="center"/>
+            </w:pPr>
+            <w:r>
+              <w:rPr>
+                <w:rFonts w:ascii="宋体" w:cs="宋体" w:eastAsia="宋体" w:hAnsi="宋体"/>
+                <w:sz w:val="21"/>
+                <w:szCs w:val="21"/>
+              </w:rPr>
+              <w:t xml:space="preserve">通过状态</w:t>
+            </w:r>
+          </w:p>
+        </w:tc>
+        <w:tc>
+          <w:tcPr>
+            <w:tcW w:type="dxa" w:w="1200"/>
+            <w:tcBorders>
+              <w:top w:val="nil" w:color="FFFFFF" w:sz="0"/>
+              <w:left w:val="nil" w:color="FFFFFF" w:sz="0"/>
+              <w:bottom w:val="nil" w:color="FFFFFF" w:sz="0"/>
+              <w:right w:val="nil" w:color="FFFFFF" w:sz="0"/>
+            </w:tcBorders>
+            <w:vAlign w:val="center"/>
+          </w:tcPr>
+          <w:p>
+            <w:pPr>
+              <w:spacing w:after="40" w:before="40" w:line="276"/>
+              <w:jc w:val="center"/>
+            </w:pPr>
+            <w:r>
+              <w:rPr>
+                <w:rFonts w:ascii="宋体" w:cs="宋体" w:eastAsia="宋体" w:hAnsi="宋体"/>
+                <w:sz w:val="21"/>
+                <w:szCs w:val="21"/>
+              </w:rPr>
+              <w:t xml:space="preserve">tinyint</w:t>
+            </w:r>
+          </w:p>
+        </w:tc>
+        <w:tc>
+          <w:tcPr>
+            <w:tcW w:type="dxa" w:w="900"/>
+            <w:tcBorders>
+              <w:top w:val="nil" w:color="FFFFFF" w:sz="0"/>
+              <w:left w:val="nil" w:color="FFFFFF" w:sz="0"/>
+              <w:bottom w:val="nil" w:color="FFFFFF" w:sz="0"/>
+              <w:right w:val="nil" w:color="FFFFFF" w:sz="0"/>
+            </w:tcBorders>
+            <w:vAlign w:val="center"/>
+          </w:tcPr>
+          <w:p>
+            <w:pPr>
+              <w:spacing w:after="40" w:before="40" w:line="276"/>
+              <w:jc w:val="center"/>
+            </w:pPr>
+            <w:r>
+              <w:rPr>
+                <w:rFonts w:ascii="宋体" w:cs="宋体" w:eastAsia="宋体" w:hAnsi="宋体"/>
+                <w:sz w:val="21"/>
+                <w:szCs w:val="21"/>
+              </w:rPr>
+              <w:t xml:space="preserve">1</w:t>
+            </w:r>
+          </w:p>
+        </w:tc>
+        <w:tc>
+          <w:tcPr>
+            <w:tcW w:type="dxa" w:w="1200"/>
+            <w:tcBorders>
+              <w:top w:val="nil" w:color="FFFFFF" w:sz="0"/>
+              <w:left w:val="nil" w:color="FFFFFF" w:sz="0"/>
+              <w:bottom w:val="nil" w:color="FFFFFF" w:sz="0"/>
+              <w:right w:val="nil" w:color="FFFFFF" w:sz="0"/>
+            </w:tcBorders>
+            <w:vAlign w:val="center"/>
+          </w:tcPr>
+          <w:p>
+            <w:pPr>
+              <w:spacing w:after="40" w:before="40" w:line="276"/>
+              <w:jc w:val="center"/>
+            </w:pPr>
+            <w:r>
+              <w:rPr>
+                <w:rFonts w:ascii="宋体" w:cs="宋体" w:eastAsia="宋体" w:hAnsi="宋体"/>
+                <w:sz w:val="21"/>
+                <w:szCs w:val="21"/>
+              </w:rPr>
+              <w:t xml:space="preserve">否</w:t>
+            </w:r>
+          </w:p>
+        </w:tc>
+        <w:tc>
+          <w:tcPr>
+            <w:tcW w:type="dxa" w:w="1800"/>
+            <w:tcBorders>
+              <w:top w:val="nil" w:color="FFFFFF" w:sz="0"/>
+              <w:left w:val="nil" w:color="FFFFFF" w:sz="0"/>
+              <w:bottom w:val="nil" w:color="FFFFFF" w:sz="0"/>
+              <w:right w:val="nil" w:color="FFFFFF" w:sz="0"/>
+            </w:tcBorders>
+            <w:vAlign w:val="center"/>
+          </w:tcPr>
+          <w:p>
+            <w:pPr>
+              <w:spacing w:after="40" w:before="40" w:line="276"/>
+              <w:jc w:val="center"/>
+            </w:pPr>
+            <w:r>
+              <w:rPr>
+                <w:rFonts w:ascii="宋体" w:cs="宋体" w:eastAsia="宋体" w:hAnsi="宋体"/>
+                <w:sz w:val="21"/>
+                <w:szCs w:val="21"/>
+              </w:rPr>
+              <w:t xml:space="preserve">0未通过/1通过</w:t>
+            </w:r>
+          </w:p>
+        </w:tc>
+      </w:tr>
+      <w:tr>
+        <w:tc>
+          <w:tcPr>
+            <w:tcW w:type="dxa" w:w="1200"/>
+            <w:tcBorders>
+              <w:top w:val="nil" w:color="FFFFFF" w:sz="0"/>
+              <w:left w:val="nil" w:color="FFFFFF" w:sz="0"/>
+              <w:bottom w:val="nil" w:color="FFFFFF" w:sz="0"/>
+              <w:right w:val="nil" w:color="FFFFFF" w:sz="0"/>
+            </w:tcBorders>
+            <w:vAlign w:val="center"/>
+          </w:tcPr>
+          <w:p>
+            <w:pPr>
+              <w:spacing w:after="40" w:before="40" w:line="276"/>
+              <w:jc w:val="center"/>
+            </w:pPr>
+            <w:r>
+              <w:rPr>
+                <w:rFonts w:ascii="宋体" w:cs="宋体" w:eastAsia="宋体" w:hAnsi="宋体"/>
+                <w:sz w:val="21"/>
+                <w:szCs w:val="21"/>
+              </w:rPr>
+              <w:t xml:space="preserve">retake_count</w:t>
+            </w:r>
+          </w:p>
+        </w:tc>
+        <w:tc>
+          <w:tcPr>
+            <w:tcW w:type="dxa" w:w="1200"/>
+            <w:tcBorders>
+              <w:top w:val="nil" w:color="FFFFFF" w:sz="0"/>
+              <w:left w:val="nil" w:color="FFFFFF" w:sz="0"/>
+              <w:bottom w:val="nil" w:color="FFFFFF" w:sz="0"/>
+              <w:right w:val="nil" w:color="FFFFFF" w:sz="0"/>
+            </w:tcBorders>
+            <w:vAlign w:val="center"/>
+          </w:tcPr>
+          <w:p>
+            <w:pPr>
+              <w:spacing w:after="40" w:before="40" w:line="276"/>
+              <w:jc w:val="center"/>
+            </w:pPr>
+            <w:r>
+              <w:rPr>
+                <w:rFonts w:ascii="宋体" w:cs="宋体" w:eastAsia="宋体" w:hAnsi="宋体"/>
+                <w:sz w:val="21"/>
+                <w:szCs w:val="21"/>
+              </w:rPr>
+              <w:t xml:space="preserve">补考次数</w:t>
+            </w:r>
+          </w:p>
+        </w:tc>
+        <w:tc>
+          <w:tcPr>
+            <w:tcW w:type="dxa" w:w="1200"/>
+            <w:tcBorders>
+              <w:top w:val="nil" w:color="FFFFFF" w:sz="0"/>
+              <w:left w:val="nil" w:color="FFFFFF" w:sz="0"/>
+              <w:bottom w:val="nil" w:color="FFFFFF" w:sz="0"/>
+              <w:right w:val="nil" w:color="FFFFFF" w:sz="0"/>
+            </w:tcBorders>
+            <w:vAlign w:val="center"/>
+          </w:tcPr>
+          <w:p>
+            <w:pPr>
+              <w:spacing w:after="40" w:before="40" w:line="276"/>
+              <w:jc w:val="center"/>
+            </w:pPr>
+            <w:r>
+              <w:rPr>
+                <w:rFonts w:ascii="宋体" w:cs="宋体" w:eastAsia="宋体" w:hAnsi="宋体"/>
+                <w:sz w:val="21"/>
+                <w:szCs w:val="21"/>
+              </w:rPr>
+              <w:t xml:space="preserve">int</w:t>
+            </w:r>
+          </w:p>
+        </w:tc>
+        <w:tc>
+          <w:tcPr>
+            <w:tcW w:type="dxa" w:w="900"/>
+            <w:tcBorders>
+              <w:top w:val="nil" w:color="FFFFFF" w:sz="0"/>
+              <w:left w:val="nil" w:color="FFFFFF" w:sz="0"/>
+              <w:bottom w:val="nil" w:color="FFFFFF" w:sz="0"/>
+              <w:right w:val="nil" w:color="FFFFFF" w:sz="0"/>
+            </w:tcBorders>
+            <w:vAlign w:val="center"/>
+          </w:tcPr>
+          <w:p>
+            <w:pPr>
+              <w:spacing w:after="40" w:before="40" w:line="276"/>
+              <w:jc w:val="center"/>
+            </w:pPr>
+            <w:r>
+              <w:rPr>
+                <w:rFonts w:ascii="宋体" w:cs="宋体" w:eastAsia="宋体" w:hAnsi="宋体"/>
+                <w:sz w:val="21"/>
+                <w:szCs w:val="21"/>
+              </w:rPr>
+              <w:t xml:space="preserve">11</w:t>
+            </w:r>
+          </w:p>
+        </w:tc>
+        <w:tc>
+          <w:tcPr>
+            <w:tcW w:type="dxa" w:w="1200"/>
+            <w:tcBorders>
+              <w:top w:val="nil" w:color="FFFFFF" w:sz="0"/>
+              <w:left w:val="nil" w:color="FFFFFF" w:sz="0"/>
+              <w:bottom w:val="nil" w:color="FFFFFF" w:sz="0"/>
+              <w:right w:val="nil" w:color="FFFFFF" w:sz="0"/>
+            </w:tcBorders>
+            <w:vAlign w:val="center"/>
+          </w:tcPr>
+          <w:p>
+            <w:pPr>
+              <w:spacing w:after="40" w:before="40" w:line="276"/>
+              <w:jc w:val="center"/>
+            </w:pPr>
+            <w:r>
+              <w:rPr>
+                <w:rFonts w:ascii="宋体" w:cs="宋体" w:eastAsia="宋体" w:hAnsi="宋体"/>
+                <w:sz w:val="21"/>
+                <w:szCs w:val="21"/>
+              </w:rPr>
+              <w:t xml:space="preserve">是</w:t>
+            </w:r>
+          </w:p>
+        </w:tc>
+        <w:tc>
+          <w:tcPr>
+            <w:tcW w:type="dxa" w:w="1800"/>
+            <w:tcBorders>
+              <w:top w:val="nil" w:color="FFFFFF" w:sz="0"/>
+              <w:left w:val="nil" w:color="FFFFFF" w:sz="0"/>
+              <w:bottom w:val="nil" w:color="FFFFFF" w:sz="0"/>
+              <w:right w:val="nil" w:color="FFFFFF" w:sz="0"/>
+            </w:tcBorders>
+            <w:vAlign w:val="center"/>
+          </w:tcPr>
+          <w:p>
+            <w:pPr>
+              <w:spacing w:after="40" w:before="40" w:line="276"/>
+              <w:jc w:val="center"/>
+            </w:pPr>
+            <w:r>
+              <w:rPr>
+                <w:rFonts w:ascii="宋体" w:cs="宋体" w:eastAsia="宋体" w:hAnsi="宋体"/>
+                <w:sz w:val="21"/>
+                <w:szCs w:val="21"/>
+              </w:rPr>
+              <w:t xml:space="preserve">-</w:t>
+            </w:r>
+          </w:p>
+        </w:tc>
+      </w:tr>
+      <w:tr>
+        <w:tc>
+          <w:tcPr>
+            <w:tcW w:type="dxa" w:w="1200"/>
+            <w:tcBorders>
+              <w:top w:val="nil" w:color="FFFFFF" w:sz="0"/>
+              <w:left w:val="nil" w:color="FFFFFF" w:sz="0"/>
+              <w:bottom w:val="nil" w:color="FFFFFF" w:sz="0"/>
+              <w:right w:val="nil" w:color="FFFFFF" w:sz="0"/>
+            </w:tcBorders>
+            <w:vAlign w:val="center"/>
+          </w:tcPr>
+          <w:p>
+            <w:pPr>
+              <w:spacing w:after="40" w:before="40" w:line="276"/>
+              <w:jc w:val="center"/>
+            </w:pPr>
+            <w:r>
+              <w:rPr>
+                <w:rFonts w:ascii="宋体" w:cs="宋体" w:eastAsia="宋体" w:hAnsi="宋体"/>
+                <w:sz w:val="21"/>
+                <w:szCs w:val="21"/>
+              </w:rPr>
+              <w:t xml:space="preserve">exam_time</w:t>
+            </w:r>
+          </w:p>
+        </w:tc>
+        <w:tc>
+          <w:tcPr>
+            <w:tcW w:type="dxa" w:w="1200"/>
+            <w:tcBorders>
+              <w:top w:val="nil" w:color="FFFFFF" w:sz="0"/>
+              <w:left w:val="nil" w:color="FFFFFF" w:sz="0"/>
+              <w:bottom w:val="nil" w:color="FFFFFF" w:sz="0"/>
+              <w:right w:val="nil" w:color="FFFFFF" w:sz="0"/>
+            </w:tcBorders>
+            <w:vAlign w:val="center"/>
+          </w:tcPr>
+          <w:p>
+            <w:pPr>
+              <w:spacing w:after="40" w:before="40" w:line="276"/>
+              <w:jc w:val="center"/>
+            </w:pPr>
+            <w:r>
+              <w:rPr>
+                <w:rFonts w:ascii="宋体" w:cs="宋体" w:eastAsia="宋体" w:hAnsi="宋体"/>
+                <w:sz w:val="21"/>
+                <w:szCs w:val="21"/>
+              </w:rPr>
+              <w:t xml:space="preserve">考试时间</w:t>
+            </w:r>
+          </w:p>
+        </w:tc>
+        <w:tc>
+          <w:tcPr>
+            <w:tcW w:type="dxa" w:w="1200"/>
+            <w:tcBorders>
+              <w:top w:val="nil" w:color="FFFFFF" w:sz="0"/>
+              <w:left w:val="nil" w:color="FFFFFF" w:sz="0"/>
+              <w:bottom w:val="nil" w:color="FFFFFF" w:sz="0"/>
+              <w:right w:val="nil" w:color="FFFFFF" w:sz="0"/>
+            </w:tcBorders>
+            <w:vAlign w:val="center"/>
+          </w:tcPr>
+          <w:p>
+            <w:pPr>
+              <w:spacing w:after="40" w:before="40" w:line="276"/>
+              <w:jc w:val="center"/>
+            </w:pPr>
+            <w:r>
+              <w:rPr>
+                <w:rFonts w:ascii="宋体" w:cs="宋体" w:eastAsia="宋体" w:hAnsi="宋体"/>
+                <w:sz w:val="21"/>
+                <w:szCs w:val="21"/>
+              </w:rPr>
+              <w:t xml:space="preserve">datetime</w:t>
+            </w:r>
+          </w:p>
+        </w:tc>
+        <w:tc>
+          <w:tcPr>
+            <w:tcW w:type="dxa" w:w="900"/>
+            <w:tcBorders>
+              <w:top w:val="nil" w:color="FFFFFF" w:sz="0"/>
+              <w:left w:val="nil" w:color="FFFFFF" w:sz="0"/>
+              <w:bottom w:val="nil" w:color="FFFFFF" w:sz="0"/>
+              <w:right w:val="nil" w:color="FFFFFF" w:sz="0"/>
+            </w:tcBorders>
+            <w:vAlign w:val="center"/>
+          </w:tcPr>
+          <w:p>
+            <w:pPr>
+              <w:spacing w:after="40" w:before="40" w:line="276"/>
+              <w:jc w:val="center"/>
+            </w:pPr>
+            <w:r>
+              <w:rPr>
+                <w:rFonts w:ascii="宋体" w:cs="宋体" w:eastAsia="宋体" w:hAnsi="宋体"/>
+                <w:sz w:val="21"/>
+                <w:szCs w:val="21"/>
+              </w:rPr>
+              <w:t xml:space="preserve">-</w:t>
+            </w:r>
+          </w:p>
+        </w:tc>
+        <w:tc>
+          <w:tcPr>
+            <w:tcW w:type="dxa" w:w="1200"/>
+            <w:tcBorders>
+              <w:top w:val="nil" w:color="FFFFFF" w:sz="0"/>
+              <w:left w:val="nil" w:color="FFFFFF" w:sz="0"/>
+              <w:bottom w:val="nil" w:color="FFFFFF" w:sz="0"/>
+              <w:right w:val="nil" w:color="FFFFFF" w:sz="0"/>
+            </w:tcBorders>
+            <w:vAlign w:val="center"/>
+          </w:tcPr>
+          <w:p>
+            <w:pPr>
+              <w:spacing w:after="40" w:before="40" w:line="276"/>
+              <w:jc w:val="center"/>
+            </w:pPr>
+            <w:r>
+              <w:rPr>
+                <w:rFonts w:ascii="宋体" w:cs="宋体" w:eastAsia="宋体" w:hAnsi="宋体"/>
+                <w:sz w:val="21"/>
+                <w:szCs w:val="21"/>
+              </w:rPr>
+              <w:t xml:space="preserve">否</w:t>
+            </w:r>
+          </w:p>
+        </w:tc>
+        <w:tc>
+          <w:tcPr>
+            <w:tcW w:type="dxa" w:w="1800"/>
+            <w:tcBorders>
+              <w:top w:val="nil" w:color="FFFFFF" w:sz="0"/>
+              <w:left w:val="nil" w:color="FFFFFF" w:sz="0"/>
+              <w:bottom w:val="nil" w:color="FFFFFF" w:sz="0"/>
+              <w:right w:val="nil" w:color="FFFFFF" w:sz="0"/>
+            </w:tcBorders>
+            <w:vAlign w:val="center"/>
+          </w:tcPr>
+          <w:p>
+            <w:pPr>
+              <w:spacing w:after="40" w:before="40" w:line="276"/>
+              <w:jc w:val="center"/>
+            </w:pPr>
+            <w:r>
+              <w:rPr>
+                <w:rFonts w:ascii="宋体" w:cs="宋体" w:eastAsia="宋体" w:hAnsi="宋体"/>
+                <w:sz w:val="21"/>
+                <w:szCs w:val="21"/>
+              </w:rPr>
+              <w:t xml:space="preserve">-</w:t>
+            </w:r>
+          </w:p>
+        </w:tc>
+      </w:tr>
+    </w:tbl>
+    <w:p>
+      <w:pPr>
+        <w:spacing w:after="100" w:before="100" w:line="312"/>
+        <w:jc w:val="center"/>
+      </w:pPr>
+      <w:r>
+        <w:rPr>
+          <w:rFonts w:ascii="宋体" w:cs="宋体" w:eastAsia="宋体" w:hAnsi="宋体"/>
+          <w:sz w:val="21"/>
+          <w:szCs w:val="21"/>
+        </w:rPr>
+        <w:t xml:space="preserve">表11 exam_result考核成绩表</w:t>
+      </w:r>
+    </w:p>
+    <w:p>
+      <w:pPr>
+        <w:spacing w:after="100" w:before="100" w:line="312"/>
+        <w:ind w:firstLine="480"/>
+      </w:pPr>
+      <w:r>
+        <w:rPr>
+          <w:rFonts w:ascii="宋体" w:cs="宋体" w:eastAsia="宋体" w:hAnsi="宋体"/>
+          <w:sz w:val="24"/>
+          <w:szCs w:val="24"/>
+        </w:rPr>
+        <w:t xml:space="preserve">（12）补训记录表（retraining_record）用于存储员工补训信息，当考试不合格或学习进度未完成时自动触发补训，详细设计如表12所示。</w:t>
+      </w:r>
+    </w:p>
+    <w:tbl>
+      <w:tblPr>
+        <w:tblW w:type="auto" w:w="100"/>
+        <w:jc w:val="center"/>
+        <w:tblBorders>
+          <w:top w:val="single" w:color="auto" w:sz="4"/>
+          <w:left w:val="single" w:color="auto" w:sz="4"/>
+          <w:bottom w:val="single" w:color="auto" w:sz="4"/>
+          <w:right w:val="single" w:color="auto" w:sz="4"/>
+          <w:insideH w:val="single" w:color="auto" w:sz="4"/>
+          <w:insideV w:val="single" w:color="auto" w:sz="4"/>
+        </w:tblBorders>
+        <w:tblCellMar>
+          <w:top w:type="dxa" w:w="60"/>
+          <w:left w:type="dxa" w:w="120"/>
+          <w:bottom w:type="dxa" w:w="60"/>
+          <w:right w:type="dxa" w:w="120"/>
+        </w:tblCellMar>
+      </w:tblPr>
+      <w:tr>
+        <w:trPr>
+          <w:tblHeader/>
+        </w:trPr>
+        <w:tc>
+          <w:tcPr>
+            <w:tcW w:type="dxa" w:w="1200"/>
+            <w:tcBorders>
+              <w:top w:val="single" w:color="000000" w:sz="12"/>
+              <w:left w:val="nil" w:color="FFFFFF" w:sz="0"/>
+              <w:bottom w:val="single" w:color="000000" w:sz="6"/>
+              <w:right w:val="nil" w:color="FFFFFF" w:sz="0"/>
+            </w:tcBorders>
+            <w:vAlign w:val="center"/>
+          </w:tcPr>
+          <w:p>
+            <w:pPr>
+              <w:spacing w:after="60" w:before="60" w:line="276"/>
+              <w:jc w:val="center"/>
+            </w:pPr>
+            <w:r>
+              <w:rPr>
+                <w:rFonts w:ascii="宋体" w:cs="宋体" w:eastAsia="宋体" w:hAnsi="宋体"/>
+                <w:b/>
+                <w:bCs/>
+                <w:sz w:val="21"/>
+                <w:szCs w:val="21"/>
+              </w:rPr>
+              <w:t xml:space="preserve">字段名称</w:t>
+            </w:r>
+          </w:p>
+        </w:tc>
+        <w:tc>
+          <w:tcPr>
+            <w:tcW w:type="dxa" w:w="1200"/>
+            <w:tcBorders>
+              <w:top w:val="single" w:color="000000" w:sz="12"/>
+              <w:left w:val="nil" w:color="FFFFFF" w:sz="0"/>
+              <w:bottom w:val="single" w:color="000000" w:sz="6"/>
+              <w:right w:val="nil" w:color="FFFFFF" w:sz="0"/>
+            </w:tcBorders>
+            <w:vAlign w:val="center"/>
+          </w:tcPr>
+          <w:p>
+            <w:pPr>
+              <w:spacing w:after="60" w:before="60" w:line="276"/>
+              <w:jc w:val="center"/>
+            </w:pPr>
+            <w:r>
+              <w:rPr>
+                <w:rFonts w:ascii="宋体" w:cs="宋体" w:eastAsia="宋体" w:hAnsi="宋体"/>
+                <w:b/>
+                <w:bCs/>
+                <w:sz w:val="21"/>
+                <w:szCs w:val="21"/>
+              </w:rPr>
+              <w:t xml:space="preserve">字段描述</w:t>
+            </w:r>
+          </w:p>
+        </w:tc>
+        <w:tc>
+          <w:tcPr>
+            <w:tcW w:type="dxa" w:w="1200"/>
+            <w:tcBorders>
+              <w:top w:val="single" w:color="000000" w:sz="12"/>
+              <w:left w:val="nil" w:color="FFFFFF" w:sz="0"/>
+              <w:bottom w:val="single" w:color="000000" w:sz="6"/>
+              <w:right w:val="nil" w:color="FFFFFF" w:sz="0"/>
+            </w:tcBorders>
+            <w:vAlign w:val="center"/>
+          </w:tcPr>
+          <w:p>
+            <w:pPr>
+              <w:spacing w:after="60" w:before="60" w:line="276"/>
+              <w:jc w:val="center"/>
+            </w:pPr>
+            <w:r>
+              <w:rPr>
+                <w:rFonts w:ascii="宋体" w:cs="宋体" w:eastAsia="宋体" w:hAnsi="宋体"/>
+                <w:b/>
+                <w:bCs/>
+                <w:sz w:val="21"/>
+                <w:szCs w:val="21"/>
+              </w:rPr>
+              <w:t xml:space="preserve">字段类型</w:t>
+            </w:r>
+          </w:p>
+        </w:tc>
+        <w:tc>
+          <w:tcPr>
+            <w:tcW w:type="dxa" w:w="900"/>
+            <w:tcBorders>
+              <w:top w:val="single" w:color="000000" w:sz="12"/>
+              <w:left w:val="nil" w:color="FFFFFF" w:sz="0"/>
+              <w:bottom w:val="single" w:color="000000" w:sz="6"/>
+              <w:right w:val="nil" w:color="FFFFFF" w:sz="0"/>
+            </w:tcBorders>
+            <w:vAlign w:val="center"/>
+          </w:tcPr>
+          <w:p>
+            <w:pPr>
+              <w:spacing w:after="60" w:before="60" w:line="276"/>
+              <w:jc w:val="center"/>
+            </w:pPr>
+            <w:r>
+              <w:rPr>
+                <w:rFonts w:ascii="宋体" w:cs="宋体" w:eastAsia="宋体" w:hAnsi="宋体"/>
+                <w:b/>
+                <w:bCs/>
+                <w:sz w:val="21"/>
+                <w:szCs w:val="21"/>
+              </w:rPr>
+              <w:t xml:space="preserve">长度</w:t>
+            </w:r>
+          </w:p>
+        </w:tc>
+        <w:tc>
+          <w:tcPr>
+            <w:tcW w:type="dxa" w:w="1200"/>
+            <w:tcBorders>
+              <w:top w:val="single" w:color="000000" w:sz="12"/>
+              <w:left w:val="nil" w:color="FFFFFF" w:sz="0"/>
+              <w:bottom w:val="single" w:color="000000" w:sz="6"/>
+              <w:right w:val="nil" w:color="FFFFFF" w:sz="0"/>
+            </w:tcBorders>
+            <w:vAlign w:val="center"/>
+          </w:tcPr>
+          <w:p>
+            <w:pPr>
+              <w:spacing w:after="60" w:before="60" w:line="276"/>
+              <w:jc w:val="center"/>
+            </w:pPr>
+            <w:r>
+              <w:rPr>
+                <w:rFonts w:ascii="宋体" w:cs="宋体" w:eastAsia="宋体" w:hAnsi="宋体"/>
+                <w:b/>
+                <w:bCs/>
+                <w:sz w:val="21"/>
+                <w:szCs w:val="21"/>
+              </w:rPr>
+              <w:t xml:space="preserve">是否允许空值</w:t>
+            </w:r>
+          </w:p>
+        </w:tc>
+        <w:tc>
+          <w:tcPr>
+            <w:tcW w:type="dxa" w:w="1800"/>
+            <w:tcBorders>
+              <w:top w:val="single" w:color="000000" w:sz="12"/>
+              <w:left w:val="nil" w:color="FFFFFF" w:sz="0"/>
+              <w:bottom w:val="single" w:color="000000" w:sz="6"/>
+              <w:right w:val="nil" w:color="FFFFFF" w:sz="0"/>
+            </w:tcBorders>
+            <w:vAlign w:val="center"/>
+          </w:tcPr>
+          <w:p>
+            <w:pPr>
+              <w:spacing w:after="60" w:before="60" w:line="276"/>
+              <w:jc w:val="center"/>
+            </w:pPr>
+            <w:r>
+              <w:rPr>
+                <w:rFonts w:ascii="宋体" w:cs="宋体" w:eastAsia="宋体" w:hAnsi="宋体"/>
+                <w:b/>
+                <w:bCs/>
+                <w:sz w:val="21"/>
+                <w:szCs w:val="21"/>
+              </w:rPr>
+              <w:t xml:space="preserve">备注</w:t>
+            </w:r>
+          </w:p>
+        </w:tc>
+      </w:tr>
+      <w:tr>
+        <w:tc>
+          <w:tcPr>
+            <w:tcW w:type="dxa" w:w="1200"/>
+            <w:tcBorders>
+              <w:top w:val="nil" w:color="FFFFFF" w:sz="0"/>
+              <w:left w:val="nil" w:color="FFFFFF" w:sz="0"/>
+              <w:bottom w:val="nil" w:color="FFFFFF" w:sz="0"/>
+              <w:right w:val="nil" w:color="FFFFFF" w:sz="0"/>
+            </w:tcBorders>
+            <w:vAlign w:val="center"/>
+          </w:tcPr>
+          <w:p>
+            <w:pPr>
+              <w:spacing w:after="40" w:before="40" w:line="276"/>
+              <w:jc w:val="center"/>
+            </w:pPr>
+            <w:r>
+              <w:rPr>
+                <w:rFonts w:ascii="宋体" w:cs="宋体" w:eastAsia="宋体" w:hAnsi="宋体"/>
+                <w:sz w:val="21"/>
+                <w:szCs w:val="21"/>
+              </w:rPr>
+              <w:t xml:space="preserve">id</w:t>
+            </w:r>
+          </w:p>
+        </w:tc>
+        <w:tc>
+          <w:tcPr>
+            <w:tcW w:type="dxa" w:w="1200"/>
+            <w:tcBorders>
+              <w:top w:val="nil" w:color="FFFFFF" w:sz="0"/>
+              <w:left w:val="nil" w:color="FFFFFF" w:sz="0"/>
+              <w:bottom w:val="nil" w:color="FFFFFF" w:sz="0"/>
+              <w:right w:val="nil" w:color="FFFFFF" w:sz="0"/>
+            </w:tcBorders>
+            <w:vAlign w:val="center"/>
+          </w:tcPr>
+          <w:p>
+            <w:pPr>
+              <w:spacing w:after="40" w:before="40" w:line="276"/>
+              <w:jc w:val="center"/>
+            </w:pPr>
+            <w:r>
+              <w:rPr>
+                <w:rFonts w:ascii="宋体" w:cs="宋体" w:eastAsia="宋体" w:hAnsi="宋体"/>
+                <w:sz w:val="21"/>
+                <w:szCs w:val="21"/>
+              </w:rPr>
+              <w:t xml:space="preserve">补训id</w:t>
+            </w:r>
+          </w:p>
+        </w:tc>
+        <w:tc>
+          <w:tcPr>
+            <w:tcW w:type="dxa" w:w="1200"/>
+            <w:tcBorders>
+              <w:top w:val="nil" w:color="FFFFFF" w:sz="0"/>
+              <w:left w:val="nil" w:color="FFFFFF" w:sz="0"/>
+              <w:bottom w:val="nil" w:color="FFFFFF" w:sz="0"/>
+              <w:right w:val="nil" w:color="FFFFFF" w:sz="0"/>
+            </w:tcBorders>
+            <w:vAlign w:val="center"/>
+          </w:tcPr>
+          <w:p>
+            <w:pPr>
+              <w:spacing w:after="40" w:before="40" w:line="276"/>
+              <w:jc w:val="center"/>
+            </w:pPr>
+            <w:r>
+              <w:rPr>
+                <w:rFonts w:ascii="宋体" w:cs="宋体" w:eastAsia="宋体" w:hAnsi="宋体"/>
+                <w:sz w:val="21"/>
+                <w:szCs w:val="21"/>
+              </w:rPr>
+              <w:t xml:space="preserve">bigint</w:t>
+            </w:r>
+          </w:p>
+        </w:tc>
+        <w:tc>
+          <w:tcPr>
+            <w:tcW w:type="dxa" w:w="900"/>
+            <w:tcBorders>
+              <w:top w:val="nil" w:color="FFFFFF" w:sz="0"/>
+              <w:left w:val="nil" w:color="FFFFFF" w:sz="0"/>
+              <w:bottom w:val="nil" w:color="FFFFFF" w:sz="0"/>
+              <w:right w:val="nil" w:color="FFFFFF" w:sz="0"/>
+            </w:tcBorders>
+            <w:vAlign w:val="center"/>
+          </w:tcPr>
+          <w:p>
+            <w:pPr>
+              <w:spacing w:after="40" w:before="40" w:line="276"/>
+              <w:jc w:val="center"/>
+            </w:pPr>
+            <w:r>
+              <w:rPr>
+                <w:rFonts w:ascii="宋体" w:cs="宋体" w:eastAsia="宋体" w:hAnsi="宋体"/>
+                <w:sz w:val="21"/>
+                <w:szCs w:val="21"/>
+              </w:rPr>
+              <w:t xml:space="preserve">20</w:t>
+            </w:r>
+          </w:p>
+        </w:tc>
+        <w:tc>
+          <w:tcPr>
+            <w:tcW w:type="dxa" w:w="1200"/>
+            <w:tcBorders>
+              <w:top w:val="nil" w:color="FFFFFF" w:sz="0"/>
+              <w:left w:val="nil" w:color="FFFFFF" w:sz="0"/>
+              <w:bottom w:val="nil" w:color="FFFFFF" w:sz="0"/>
+              <w:right w:val="nil" w:color="FFFFFF" w:sz="0"/>
+            </w:tcBorders>
+            <w:vAlign w:val="center"/>
+          </w:tcPr>
+          <w:p>
+            <w:pPr>
+              <w:spacing w:after="40" w:before="40" w:line="276"/>
+              <w:jc w:val="center"/>
+            </w:pPr>
+            <w:r>
+              <w:rPr>
+                <w:rFonts w:ascii="宋体" w:cs="宋体" w:eastAsia="宋体" w:hAnsi="宋体"/>
+                <w:sz w:val="21"/>
+                <w:szCs w:val="21"/>
+              </w:rPr>
+              <w:t xml:space="preserve">否</w:t>
+            </w:r>
+          </w:p>
+        </w:tc>
+        <w:tc>
+          <w:tcPr>
+            <w:tcW w:type="dxa" w:w="1800"/>
+            <w:tcBorders>
+              <w:top w:val="nil" w:color="FFFFFF" w:sz="0"/>
+              <w:left w:val="nil" w:color="FFFFFF" w:sz="0"/>
+              <w:bottom w:val="nil" w:color="FFFFFF" w:sz="0"/>
+              <w:right w:val="nil" w:color="FFFFFF" w:sz="0"/>
+            </w:tcBorders>
+            <w:vAlign w:val="center"/>
+          </w:tcPr>
+          <w:p>
+            <w:pPr>
+              <w:spacing w:after="40" w:before="40" w:line="276"/>
+              <w:jc w:val="center"/>
+            </w:pPr>
+            <w:r>
+              <w:rPr>
+                <w:rFonts w:ascii="宋体" w:cs="宋体" w:eastAsia="宋体" w:hAnsi="宋体"/>
+                <w:sz w:val="21"/>
+                <w:szCs w:val="21"/>
+              </w:rPr>
+              <w:t xml:space="preserve">主键，自增</w:t>
+            </w:r>
+          </w:p>
+        </w:tc>
+      </w:tr>
+      <w:tr>
+        <w:tc>
+          <w:tcPr>
+            <w:tcW w:type="dxa" w:w="1200"/>
+            <w:tcBorders>
+              <w:top w:val="nil" w:color="FFFFFF" w:sz="0"/>
+              <w:left w:val="nil" w:color="FFFFFF" w:sz="0"/>
+              <w:bottom w:val="nil" w:color="FFFFFF" w:sz="0"/>
+              <w:right w:val="nil" w:color="FFFFFF" w:sz="0"/>
+            </w:tcBorders>
+            <w:vAlign w:val="center"/>
+          </w:tcPr>
+          <w:p>
+            <w:pPr>
+              <w:spacing w:after="40" w:before="40" w:line="276"/>
+              <w:jc w:val="center"/>
+            </w:pPr>
+            <w:r>
+              <w:rPr>
+                <w:rFonts w:ascii="宋体" w:cs="宋体" w:eastAsia="宋体" w:hAnsi="宋体"/>
+                <w:sz w:val="21"/>
+                <w:szCs w:val="21"/>
+              </w:rPr>
+              <w:t xml:space="preserve">user_id</w:t>
+            </w:r>
+          </w:p>
+        </w:tc>
+        <w:tc>
+          <w:tcPr>
+            <w:tcW w:type="dxa" w:w="1200"/>
+            <w:tcBorders>
+              <w:top w:val="nil" w:color="FFFFFF" w:sz="0"/>
+              <w:left w:val="nil" w:color="FFFFFF" w:sz="0"/>
+              <w:bottom w:val="nil" w:color="FFFFFF" w:sz="0"/>
+              <w:right w:val="nil" w:color="FFFFFF" w:sz="0"/>
+            </w:tcBorders>
+            <w:vAlign w:val="center"/>
+          </w:tcPr>
+          <w:p>
+            <w:pPr>
+              <w:spacing w:after="40" w:before="40" w:line="276"/>
+              <w:jc w:val="center"/>
+            </w:pPr>
+            <w:r>
+              <w:rPr>
+                <w:rFonts w:ascii="宋体" w:cs="宋体" w:eastAsia="宋体" w:hAnsi="宋体"/>
+                <w:sz w:val="21"/>
+                <w:szCs w:val="21"/>
+              </w:rPr>
+              <w:t xml:space="preserve">用户id</w:t>
+            </w:r>
+          </w:p>
+        </w:tc>
+        <w:tc>
+          <w:tcPr>
+            <w:tcW w:type="dxa" w:w="1200"/>
+            <w:tcBorders>
+              <w:top w:val="nil" w:color="FFFFFF" w:sz="0"/>
+              <w:left w:val="nil" w:color="FFFFFF" w:sz="0"/>
+              <w:bottom w:val="nil" w:color="FFFFFF" w:sz="0"/>
+              <w:right w:val="nil" w:color="FFFFFF" w:sz="0"/>
+            </w:tcBorders>
+            <w:vAlign w:val="center"/>
+          </w:tcPr>
+          <w:p>
+            <w:pPr>
+              <w:spacing w:after="40" w:before="40" w:line="276"/>
+              <w:jc w:val="center"/>
+            </w:pPr>
+            <w:r>
+              <w:rPr>
+                <w:rFonts w:ascii="宋体" w:cs="宋体" w:eastAsia="宋体" w:hAnsi="宋体"/>
+                <w:sz w:val="21"/>
+                <w:szCs w:val="21"/>
+              </w:rPr>
+              <w:t xml:space="preserve">bigint</w:t>
+            </w:r>
+          </w:p>
+        </w:tc>
+        <w:tc>
+          <w:tcPr>
+            <w:tcW w:type="dxa" w:w="900"/>
+            <w:tcBorders>
+              <w:top w:val="nil" w:color="FFFFFF" w:sz="0"/>
+              <w:left w:val="nil" w:color="FFFFFF" w:sz="0"/>
+              <w:bottom w:val="nil" w:color="FFFFFF" w:sz="0"/>
+              <w:right w:val="nil" w:color="FFFFFF" w:sz="0"/>
+            </w:tcBorders>
+            <w:vAlign w:val="center"/>
+          </w:tcPr>
+          <w:p>
+            <w:pPr>
+              <w:spacing w:after="40" w:before="40" w:line="276"/>
+              <w:jc w:val="center"/>
+            </w:pPr>
+            <w:r>
+              <w:rPr>
+                <w:rFonts w:ascii="宋体" w:cs="宋体" w:eastAsia="宋体" w:hAnsi="宋体"/>
+                <w:sz w:val="21"/>
+                <w:szCs w:val="21"/>
+              </w:rPr>
+              <w:t xml:space="preserve">20</w:t>
+            </w:r>
+          </w:p>
+        </w:tc>
+        <w:tc>
+          <w:tcPr>
+            <w:tcW w:type="dxa" w:w="1200"/>
+            <w:tcBorders>
+              <w:top w:val="nil" w:color="FFFFFF" w:sz="0"/>
+              <w:left w:val="nil" w:color="FFFFFF" w:sz="0"/>
+              <w:bottom w:val="nil" w:color="FFFFFF" w:sz="0"/>
+              <w:right w:val="nil" w:color="FFFFFF" w:sz="0"/>
+            </w:tcBorders>
+            <w:vAlign w:val="center"/>
+          </w:tcPr>
+          <w:p>
+            <w:pPr>
+              <w:spacing w:after="40" w:before="40" w:line="276"/>
+              <w:jc w:val="center"/>
+            </w:pPr>
+            <w:r>
+              <w:rPr>
+                <w:rFonts w:ascii="宋体" w:cs="宋体" w:eastAsia="宋体" w:hAnsi="宋体"/>
+                <w:sz w:val="21"/>
+                <w:szCs w:val="21"/>
+              </w:rPr>
+              <w:t xml:space="preserve">否</w:t>
+            </w:r>
+          </w:p>
+        </w:tc>
+        <w:tc>
+          <w:tcPr>
+            <w:tcW w:type="dxa" w:w="1800"/>
+            <w:tcBorders>
+              <w:top w:val="nil" w:color="FFFFFF" w:sz="0"/>
+              <w:left w:val="nil" w:color="FFFFFF" w:sz="0"/>
+              <w:bottom w:val="nil" w:color="FFFFFF" w:sz="0"/>
+              <w:right w:val="nil" w:color="FFFFFF" w:sz="0"/>
+            </w:tcBorders>
+            <w:vAlign w:val="center"/>
+          </w:tcPr>
+          <w:p>
+            <w:pPr>
+              <w:spacing w:after="40" w:before="40" w:line="276"/>
+              <w:jc w:val="center"/>
+            </w:pPr>
+            <w:r>
+              <w:rPr>
+                <w:rFonts w:ascii="宋体" w:cs="宋体" w:eastAsia="宋体" w:hAnsi="宋体"/>
+                <w:sz w:val="21"/>
+                <w:szCs w:val="21"/>
+              </w:rPr>
+              <w:t xml:space="preserve">关联用户表</w:t>
+            </w:r>
+          </w:p>
+        </w:tc>
+      </w:tr>
+      <w:tr>
+        <w:tc>
+          <w:tcPr>
+            <w:tcW w:type="dxa" w:w="1200"/>
+            <w:tcBorders>
+              <w:top w:val="nil" w:color="FFFFFF" w:sz="0"/>
+              <w:left w:val="nil" w:color="FFFFFF" w:sz="0"/>
+              <w:bottom w:val="nil" w:color="FFFFFF" w:sz="0"/>
+              <w:right w:val="nil" w:color="FFFFFF" w:sz="0"/>
+            </w:tcBorders>
+            <w:vAlign w:val="center"/>
+          </w:tcPr>
+          <w:p>
+            <w:pPr>
+              <w:spacing w:after="40" w:before="40" w:line="276"/>
+              <w:jc w:val="center"/>
+            </w:pPr>
+            <w:r>
+              <w:rPr>
+                <w:rFonts w:ascii="宋体" w:cs="宋体" w:eastAsia="宋体" w:hAnsi="宋体"/>
+                <w:sz w:val="21"/>
+                <w:szCs w:val="21"/>
+              </w:rPr>
+              <w:t xml:space="preserve">original_plan_id</w:t>
+            </w:r>
+          </w:p>
+        </w:tc>
+        <w:tc>
+          <w:tcPr>
+            <w:tcW w:type="dxa" w:w="1200"/>
+            <w:tcBorders>
+              <w:top w:val="nil" w:color="FFFFFF" w:sz="0"/>
+              <w:left w:val="nil" w:color="FFFFFF" w:sz="0"/>
+              <w:bottom w:val="nil" w:color="FFFFFF" w:sz="0"/>
+              <w:right w:val="nil" w:color="FFFFFF" w:sz="0"/>
+            </w:tcBorders>
+            <w:vAlign w:val="center"/>
+          </w:tcPr>
+          <w:p>
+            <w:pPr>
+              <w:spacing w:after="40" w:before="40" w:line="276"/>
+              <w:jc w:val="center"/>
+            </w:pPr>
+            <w:r>
+              <w:rPr>
+                <w:rFonts w:ascii="宋体" w:cs="宋体" w:eastAsia="宋体" w:hAnsi="宋体"/>
+                <w:sz w:val="21"/>
+                <w:szCs w:val="21"/>
+              </w:rPr>
+              <w:t xml:space="preserve">原计划id</w:t>
+            </w:r>
+          </w:p>
+        </w:tc>
+        <w:tc>
+          <w:tcPr>
+            <w:tcW w:type="dxa" w:w="1200"/>
+            <w:tcBorders>
+              <w:top w:val="nil" w:color="FFFFFF" w:sz="0"/>
+              <w:left w:val="nil" w:color="FFFFFF" w:sz="0"/>
+              <w:bottom w:val="nil" w:color="FFFFFF" w:sz="0"/>
+              <w:right w:val="nil" w:color="FFFFFF" w:sz="0"/>
+            </w:tcBorders>
+            <w:vAlign w:val="center"/>
+          </w:tcPr>
+          <w:p>
+            <w:pPr>
+              <w:spacing w:after="40" w:before="40" w:line="276"/>
+              <w:jc w:val="center"/>
+            </w:pPr>
+            <w:r>
+              <w:rPr>
+                <w:rFonts w:ascii="宋体" w:cs="宋体" w:eastAsia="宋体" w:hAnsi="宋体"/>
+                <w:sz w:val="21"/>
+                <w:szCs w:val="21"/>
+              </w:rPr>
+              <w:t xml:space="preserve">bigint</w:t>
+            </w:r>
+          </w:p>
+        </w:tc>
+        <w:tc>
+          <w:tcPr>
+            <w:tcW w:type="dxa" w:w="900"/>
+            <w:tcBorders>
+              <w:top w:val="nil" w:color="FFFFFF" w:sz="0"/>
+              <w:left w:val="nil" w:color="FFFFFF" w:sz="0"/>
+              <w:bottom w:val="nil" w:color="FFFFFF" w:sz="0"/>
+              <w:right w:val="nil" w:color="FFFFFF" w:sz="0"/>
+            </w:tcBorders>
+            <w:vAlign w:val="center"/>
+          </w:tcPr>
+          <w:p>
+            <w:pPr>
+              <w:spacing w:after="40" w:before="40" w:line="276"/>
+              <w:jc w:val="center"/>
+            </w:pPr>
+            <w:r>
+              <w:rPr>
+                <w:rFonts w:ascii="宋体" w:cs="宋体" w:eastAsia="宋体" w:hAnsi="宋体"/>
+                <w:sz w:val="21"/>
+                <w:szCs w:val="21"/>
+              </w:rPr>
+              <w:t xml:space="preserve">20</w:t>
+            </w:r>
+          </w:p>
+        </w:tc>
+        <w:tc>
+          <w:tcPr>
+            <w:tcW w:type="dxa" w:w="1200"/>
+            <w:tcBorders>
+              <w:top w:val="nil" w:color="FFFFFF" w:sz="0"/>
+              <w:left w:val="nil" w:color="FFFFFF" w:sz="0"/>
+              <w:bottom w:val="nil" w:color="FFFFFF" w:sz="0"/>
+              <w:right w:val="nil" w:color="FFFFFF" w:sz="0"/>
+            </w:tcBorders>
+            <w:vAlign w:val="center"/>
+          </w:tcPr>
+          <w:p>
+            <w:pPr>
+              <w:spacing w:after="40" w:before="40" w:line="276"/>
+              <w:jc w:val="center"/>
+            </w:pPr>
+            <w:r>
+              <w:rPr>
+                <w:rFonts w:ascii="宋体" w:cs="宋体" w:eastAsia="宋体" w:hAnsi="宋体"/>
+                <w:sz w:val="21"/>
+                <w:szCs w:val="21"/>
+              </w:rPr>
+              <w:t xml:space="preserve">否</w:t>
+            </w:r>
+          </w:p>
+        </w:tc>
+        <w:tc>
+          <w:tcPr>
+            <w:tcW w:type="dxa" w:w="1800"/>
+            <w:tcBorders>
+              <w:top w:val="nil" w:color="FFFFFF" w:sz="0"/>
+              <w:left w:val="nil" w:color="FFFFFF" w:sz="0"/>
+              <w:bottom w:val="nil" w:color="FFFFFF" w:sz="0"/>
+              <w:right w:val="nil" w:color="FFFFFF" w:sz="0"/>
+            </w:tcBorders>
+            <w:vAlign w:val="center"/>
+          </w:tcPr>
+          <w:p>
+            <w:pPr>
+              <w:spacing w:after="40" w:before="40" w:line="276"/>
+              <w:jc w:val="center"/>
+            </w:pPr>
+            <w:r>
+              <w:rPr>
+                <w:rFonts w:ascii="宋体" w:cs="宋体" w:eastAsia="宋体" w:hAnsi="宋体"/>
+                <w:sz w:val="21"/>
+                <w:szCs w:val="21"/>
+              </w:rPr>
+              <w:t xml:space="preserve">关联培训计划表</w:t>
+            </w:r>
+          </w:p>
+        </w:tc>
+      </w:tr>
+      <w:tr>
+        <w:tc>
+          <w:tcPr>
+            <w:tcW w:type="dxa" w:w="1200"/>
+            <w:tcBorders>
+              <w:top w:val="nil" w:color="FFFFFF" w:sz="0"/>
+              <w:left w:val="nil" w:color="FFFFFF" w:sz="0"/>
+              <w:bottom w:val="nil" w:color="FFFFFF" w:sz="0"/>
+              <w:right w:val="nil" w:color="FFFFFF" w:sz="0"/>
+            </w:tcBorders>
+            <w:vAlign w:val="center"/>
+          </w:tcPr>
+          <w:p>
+            <w:pPr>
+              <w:spacing w:after="40" w:before="40" w:line="276"/>
+              <w:jc w:val="center"/>
+            </w:pPr>
+            <w:r>
+              <w:rPr>
+                <w:rFonts w:ascii="宋体" w:cs="宋体" w:eastAsia="宋体" w:hAnsi="宋体"/>
+                <w:sz w:val="21"/>
+                <w:szCs w:val="21"/>
+              </w:rPr>
+              <w:t xml:space="preserve">retrain_plan_id</w:t>
+            </w:r>
+          </w:p>
+        </w:tc>
+        <w:tc>
+          <w:tcPr>
+            <w:tcW w:type="dxa" w:w="1200"/>
+            <w:tcBorders>
+              <w:top w:val="nil" w:color="FFFFFF" w:sz="0"/>
+              <w:left w:val="nil" w:color="FFFFFF" w:sz="0"/>
+              <w:bottom w:val="nil" w:color="FFFFFF" w:sz="0"/>
+              <w:right w:val="nil" w:color="FFFFFF" w:sz="0"/>
+            </w:tcBorders>
+            <w:vAlign w:val="center"/>
+          </w:tcPr>
+          <w:p>
+            <w:pPr>
+              <w:spacing w:after="40" w:before="40" w:line="276"/>
+              <w:jc w:val="center"/>
+            </w:pPr>
+            <w:r>
+              <w:rPr>
+                <w:rFonts w:ascii="宋体" w:cs="宋体" w:eastAsia="宋体" w:hAnsi="宋体"/>
+                <w:sz w:val="21"/>
+                <w:szCs w:val="21"/>
+              </w:rPr>
+              <w:t xml:space="preserve">补训计划id</w:t>
+            </w:r>
+          </w:p>
+        </w:tc>
+        <w:tc>
+          <w:tcPr>
+            <w:tcW w:type="dxa" w:w="1200"/>
+            <w:tcBorders>
+              <w:top w:val="nil" w:color="FFFFFF" w:sz="0"/>
+              <w:left w:val="nil" w:color="FFFFFF" w:sz="0"/>
+              <w:bottom w:val="nil" w:color="FFFFFF" w:sz="0"/>
+              <w:right w:val="nil" w:color="FFFFFF" w:sz="0"/>
+            </w:tcBorders>
+            <w:vAlign w:val="center"/>
+          </w:tcPr>
+          <w:p>
+            <w:pPr>
+              <w:spacing w:after="40" w:before="40" w:line="276"/>
+              <w:jc w:val="center"/>
+            </w:pPr>
+            <w:r>
+              <w:rPr>
+                <w:rFonts w:ascii="宋体" w:cs="宋体" w:eastAsia="宋体" w:hAnsi="宋体"/>
+                <w:sz w:val="21"/>
+                <w:szCs w:val="21"/>
+              </w:rPr>
+              <w:t xml:space="preserve">bigint</w:t>
+            </w:r>
+          </w:p>
+        </w:tc>
+        <w:tc>
+          <w:tcPr>
+            <w:tcW w:type="dxa" w:w="900"/>
+            <w:tcBorders>
+              <w:top w:val="nil" w:color="FFFFFF" w:sz="0"/>
+              <w:left w:val="nil" w:color="FFFFFF" w:sz="0"/>
+              <w:bottom w:val="nil" w:color="FFFFFF" w:sz="0"/>
+              <w:right w:val="nil" w:color="FFFFFF" w:sz="0"/>
+            </w:tcBorders>
+            <w:vAlign w:val="center"/>
+          </w:tcPr>
+          <w:p>
+            <w:pPr>
+              <w:spacing w:after="40" w:before="40" w:line="276"/>
+              <w:jc w:val="center"/>
+            </w:pPr>
+            <w:r>
+              <w:rPr>
+                <w:rFonts w:ascii="宋体" w:cs="宋体" w:eastAsia="宋体" w:hAnsi="宋体"/>
+                <w:sz w:val="21"/>
+                <w:szCs w:val="21"/>
+              </w:rPr>
+              <w:t xml:space="preserve">20</w:t>
+            </w:r>
+          </w:p>
+        </w:tc>
+        <w:tc>
+          <w:tcPr>
+            <w:tcW w:type="dxa" w:w="1200"/>
+            <w:tcBorders>
+              <w:top w:val="nil" w:color="FFFFFF" w:sz="0"/>
+              <w:left w:val="nil" w:color="FFFFFF" w:sz="0"/>
+              <w:bottom w:val="nil" w:color="FFFFFF" w:sz="0"/>
+              <w:right w:val="nil" w:color="FFFFFF" w:sz="0"/>
+            </w:tcBorders>
+            <w:vAlign w:val="center"/>
+          </w:tcPr>
+          <w:p>
+            <w:pPr>
+              <w:spacing w:after="40" w:before="40" w:line="276"/>
+              <w:jc w:val="center"/>
+            </w:pPr>
+            <w:r>
+              <w:rPr>
+                <w:rFonts w:ascii="宋体" w:cs="宋体" w:eastAsia="宋体" w:hAnsi="宋体"/>
+                <w:sz w:val="21"/>
+                <w:szCs w:val="21"/>
+              </w:rPr>
+              <w:t xml:space="preserve">是</w:t>
+            </w:r>
+          </w:p>
+        </w:tc>
+        <w:tc>
+          <w:tcPr>
+            <w:tcW w:type="dxa" w:w="1800"/>
+            <w:tcBorders>
+              <w:top w:val="nil" w:color="FFFFFF" w:sz="0"/>
+              <w:left w:val="nil" w:color="FFFFFF" w:sz="0"/>
+              <w:bottom w:val="nil" w:color="FFFFFF" w:sz="0"/>
+              <w:right w:val="nil" w:color="FFFFFF" w:sz="0"/>
+            </w:tcBorders>
+            <w:vAlign w:val="center"/>
+          </w:tcPr>
+          <w:p>
+            <w:pPr>
+              <w:spacing w:after="40" w:before="40" w:line="276"/>
+              <w:jc w:val="center"/>
+            </w:pPr>
+            <w:r>
+              <w:rPr>
+                <w:rFonts w:ascii="宋体" w:cs="宋体" w:eastAsia="宋体" w:hAnsi="宋体"/>
+                <w:sz w:val="21"/>
+                <w:szCs w:val="21"/>
+              </w:rPr>
+              <w:t xml:space="preserve">关联培训计划表</w:t>
+            </w:r>
+          </w:p>
+        </w:tc>
+      </w:tr>
+      <w:tr>
+        <w:tc>
+          <w:tcPr>
+            <w:tcW w:type="dxa" w:w="1200"/>
+            <w:tcBorders>
+              <w:top w:val="nil" w:color="FFFFFF" w:sz="0"/>
+              <w:left w:val="nil" w:color="FFFFFF" w:sz="0"/>
+              <w:bottom w:val="nil" w:color="FFFFFF" w:sz="0"/>
+              <w:right w:val="nil" w:color="FFFFFF" w:sz="0"/>
+            </w:tcBorders>
+            <w:vAlign w:val="center"/>
+          </w:tcPr>
+          <w:p>
+            <w:pPr>
+              <w:spacing w:after="40" w:before="40" w:line="276"/>
+              <w:jc w:val="center"/>
+            </w:pPr>
+            <w:r>
+              <w:rPr>
+                <w:rFonts w:ascii="宋体" w:cs="宋体" w:eastAsia="宋体" w:hAnsi="宋体"/>
+                <w:sz w:val="21"/>
+                <w:szCs w:val="21"/>
+              </w:rPr>
+              <w:t xml:space="preserve">reason</w:t>
+            </w:r>
+          </w:p>
+        </w:tc>
+        <w:tc>
+          <w:tcPr>
+            <w:tcW w:type="dxa" w:w="1200"/>
+            <w:tcBorders>
+              <w:top w:val="nil" w:color="FFFFFF" w:sz="0"/>
+              <w:left w:val="nil" w:color="FFFFFF" w:sz="0"/>
+              <w:bottom w:val="nil" w:color="FFFFFF" w:sz="0"/>
+              <w:right w:val="nil" w:color="FFFFFF" w:sz="0"/>
+            </w:tcBorders>
+            <w:vAlign w:val="center"/>
+          </w:tcPr>
+          <w:p>
+            <w:pPr>
+              <w:spacing w:after="40" w:before="40" w:line="276"/>
+              <w:jc w:val="center"/>
+            </w:pPr>
+            <w:r>
+              <w:rPr>
+                <w:rFonts w:ascii="宋体" w:cs="宋体" w:eastAsia="宋体" w:hAnsi="宋体"/>
+                <w:sz w:val="21"/>
+                <w:szCs w:val="21"/>
+              </w:rPr>
+              <w:t xml:space="preserve">补训原因</w:t>
+            </w:r>
+          </w:p>
+        </w:tc>
+        <w:tc>
+          <w:tcPr>
+            <w:tcW w:type="dxa" w:w="1200"/>
+            <w:tcBorders>
+              <w:top w:val="nil" w:color="FFFFFF" w:sz="0"/>
+              <w:left w:val="nil" w:color="FFFFFF" w:sz="0"/>
+              <w:bottom w:val="nil" w:color="FFFFFF" w:sz="0"/>
+              <w:right w:val="nil" w:color="FFFFFF" w:sz="0"/>
+            </w:tcBorders>
+            <w:vAlign w:val="center"/>
+          </w:tcPr>
+          <w:p>
+            <w:pPr>
+              <w:spacing w:after="40" w:before="40" w:line="276"/>
+              <w:jc w:val="center"/>
+            </w:pPr>
+            <w:r>
+              <w:rPr>
+                <w:rFonts w:ascii="宋体" w:cs="宋体" w:eastAsia="宋体" w:hAnsi="宋体"/>
+                <w:sz w:val="21"/>
+                <w:szCs w:val="21"/>
+              </w:rPr>
+              <w:t xml:space="preserve">varchar</w:t>
+            </w:r>
+          </w:p>
+        </w:tc>
+        <w:tc>
+          <w:tcPr>
+            <w:tcW w:type="dxa" w:w="900"/>
+            <w:tcBorders>
+              <w:top w:val="nil" w:color="FFFFFF" w:sz="0"/>
+              <w:left w:val="nil" w:color="FFFFFF" w:sz="0"/>
+              <w:bottom w:val="nil" w:color="FFFFFF" w:sz="0"/>
+              <w:right w:val="nil" w:color="FFFFFF" w:sz="0"/>
+            </w:tcBorders>
+            <w:vAlign w:val="center"/>
+          </w:tcPr>
+          <w:p>
+            <w:pPr>
+              <w:spacing w:after="40" w:before="40" w:line="276"/>
+              <w:jc w:val="center"/>
+            </w:pPr>
+            <w:r>
+              <w:rPr>
+                <w:rFonts w:ascii="宋体" w:cs="宋体" w:eastAsia="宋体" w:hAnsi="宋体"/>
+                <w:sz w:val="21"/>
+                <w:szCs w:val="21"/>
+              </w:rPr>
+              <w:t xml:space="preserve">500</w:t>
+            </w:r>
+          </w:p>
+        </w:tc>
+        <w:tc>
+          <w:tcPr>
+            <w:tcW w:type="dxa" w:w="1200"/>
+            <w:tcBorders>
+              <w:top w:val="nil" w:color="FFFFFF" w:sz="0"/>
+              <w:left w:val="nil" w:color="FFFFFF" w:sz="0"/>
+              <w:bottom w:val="nil" w:color="FFFFFF" w:sz="0"/>
+              <w:right w:val="nil" w:color="FFFFFF" w:sz="0"/>
+            </w:tcBorders>
+            <w:vAlign w:val="center"/>
+          </w:tcPr>
+          <w:p>
+            <w:pPr>
+              <w:spacing w:after="40" w:before="40" w:line="276"/>
+              <w:jc w:val="center"/>
+            </w:pPr>
+            <w:r>
+              <w:rPr>
+                <w:rFonts w:ascii="宋体" w:cs="宋体" w:eastAsia="宋体" w:hAnsi="宋体"/>
+                <w:sz w:val="21"/>
+                <w:szCs w:val="21"/>
+              </w:rPr>
+              <w:t xml:space="preserve">否</w:t>
+            </w:r>
+          </w:p>
+        </w:tc>
+        <w:tc>
+          <w:tcPr>
+            <w:tcW w:type="dxa" w:w="1800"/>
+            <w:tcBorders>
+              <w:top w:val="nil" w:color="FFFFFF" w:sz="0"/>
+              <w:left w:val="nil" w:color="FFFFFF" w:sz="0"/>
+              <w:bottom w:val="nil" w:color="FFFFFF" w:sz="0"/>
+              <w:right w:val="nil" w:color="FFFFFF" w:sz="0"/>
+            </w:tcBorders>
+            <w:vAlign w:val="center"/>
+          </w:tcPr>
+          <w:p>
+            <w:pPr>
+              <w:spacing w:after="40" w:before="40" w:line="276"/>
+              <w:jc w:val="center"/>
+            </w:pPr>
+            <w:r>
+              <w:rPr>
+                <w:rFonts w:ascii="宋体" w:cs="宋体" w:eastAsia="宋体" w:hAnsi="宋体"/>
+                <w:sz w:val="21"/>
+                <w:szCs w:val="21"/>
+              </w:rPr>
+              <w:t xml:space="preserve">-</w:t>
+            </w:r>
+          </w:p>
+        </w:tc>
+      </w:tr>
+      <w:tr>
+        <w:tc>
+          <w:tcPr>
+            <w:tcW w:type="dxa" w:w="1200"/>
+            <w:tcBorders>
+              <w:top w:val="nil" w:color="FFFFFF" w:sz="0"/>
+              <w:left w:val="nil" w:color="FFFFFF" w:sz="0"/>
+              <w:bottom w:val="nil" w:color="FFFFFF" w:sz="0"/>
+              <w:right w:val="nil" w:color="FFFFFF" w:sz="0"/>
+            </w:tcBorders>
+            <w:vAlign w:val="center"/>
+          </w:tcPr>
+          <w:p>
+            <w:pPr>
+              <w:spacing w:after="40" w:before="40" w:line="276"/>
+              <w:jc w:val="center"/>
+            </w:pPr>
+            <w:r>
+              <w:rPr>
+                <w:rFonts w:ascii="宋体" w:cs="宋体" w:eastAsia="宋体" w:hAnsi="宋体"/>
+                <w:sz w:val="21"/>
+                <w:szCs w:val="21"/>
+              </w:rPr>
+              <w:t xml:space="preserve">trigger_type</w:t>
+            </w:r>
+          </w:p>
+        </w:tc>
+        <w:tc>
+          <w:tcPr>
+            <w:tcW w:type="dxa" w:w="1200"/>
+            <w:tcBorders>
+              <w:top w:val="nil" w:color="FFFFFF" w:sz="0"/>
+              <w:left w:val="nil" w:color="FFFFFF" w:sz="0"/>
+              <w:bottom w:val="nil" w:color="FFFFFF" w:sz="0"/>
+              <w:right w:val="nil" w:color="FFFFFF" w:sz="0"/>
+            </w:tcBorders>
+            <w:vAlign w:val="center"/>
+          </w:tcPr>
+          <w:p>
+            <w:pPr>
+              <w:spacing w:after="40" w:before="40" w:line="276"/>
+              <w:jc w:val="center"/>
+            </w:pPr>
+            <w:r>
+              <w:rPr>
+                <w:rFonts w:ascii="宋体" w:cs="宋体" w:eastAsia="宋体" w:hAnsi="宋体"/>
+                <w:sz w:val="21"/>
+                <w:szCs w:val="21"/>
+              </w:rPr>
+              <w:t xml:space="preserve">触发类型</w:t>
+            </w:r>
+          </w:p>
+        </w:tc>
+        <w:tc>
+          <w:tcPr>
+            <w:tcW w:type="dxa" w:w="1200"/>
+            <w:tcBorders>
+              <w:top w:val="nil" w:color="FFFFFF" w:sz="0"/>
+              <w:left w:val="nil" w:color="FFFFFF" w:sz="0"/>
+              <w:bottom w:val="nil" w:color="FFFFFF" w:sz="0"/>
+              <w:right w:val="nil" w:color="FFFFFF" w:sz="0"/>
+            </w:tcBorders>
+            <w:vAlign w:val="center"/>
+          </w:tcPr>
+          <w:p>
+            <w:pPr>
+              <w:spacing w:after="40" w:before="40" w:line="276"/>
+              <w:jc w:val="center"/>
+            </w:pPr>
+            <w:r>
+              <w:rPr>
+                <w:rFonts w:ascii="宋体" w:cs="宋体" w:eastAsia="宋体" w:hAnsi="宋体"/>
+                <w:sz w:val="21"/>
+                <w:szCs w:val="21"/>
+              </w:rPr>
+              <w:t xml:space="preserve">tinyint</w:t>
+            </w:r>
+          </w:p>
+        </w:tc>
+        <w:tc>
+          <w:tcPr>
+            <w:tcW w:type="dxa" w:w="900"/>
+            <w:tcBorders>
+              <w:top w:val="nil" w:color="FFFFFF" w:sz="0"/>
+              <w:left w:val="nil" w:color="FFFFFF" w:sz="0"/>
+              <w:bottom w:val="nil" w:color="FFFFFF" w:sz="0"/>
+              <w:right w:val="nil" w:color="FFFFFF" w:sz="0"/>
+            </w:tcBorders>
+            <w:vAlign w:val="center"/>
+          </w:tcPr>
+          <w:p>
+            <w:pPr>
+              <w:spacing w:after="40" w:before="40" w:line="276"/>
+              <w:jc w:val="center"/>
+            </w:pPr>
+            <w:r>
+              <w:rPr>
+                <w:rFonts w:ascii="宋体" w:cs="宋体" w:eastAsia="宋体" w:hAnsi="宋体"/>
+                <w:sz w:val="21"/>
+                <w:szCs w:val="21"/>
+              </w:rPr>
+              <w:t xml:space="preserve">1</w:t>
+            </w:r>
+          </w:p>
+        </w:tc>
+        <w:tc>
+          <w:tcPr>
+            <w:tcW w:type="dxa" w:w="1200"/>
+            <w:tcBorders>
+              <w:top w:val="nil" w:color="FFFFFF" w:sz="0"/>
+              <w:left w:val="nil" w:color="FFFFFF" w:sz="0"/>
+              <w:bottom w:val="nil" w:color="FFFFFF" w:sz="0"/>
+              <w:right w:val="nil" w:color="FFFFFF" w:sz="0"/>
+            </w:tcBorders>
+            <w:vAlign w:val="center"/>
+          </w:tcPr>
+          <w:p>
+            <w:pPr>
+              <w:spacing w:after="40" w:before="40" w:line="276"/>
+              <w:jc w:val="center"/>
+            </w:pPr>
+            <w:r>
+              <w:rPr>
+                <w:rFonts w:ascii="宋体" w:cs="宋体" w:eastAsia="宋体" w:hAnsi="宋体"/>
+                <w:sz w:val="21"/>
+                <w:szCs w:val="21"/>
+              </w:rPr>
+              <w:t xml:space="preserve">否</w:t>
+            </w:r>
+          </w:p>
+        </w:tc>
+        <w:tc>
+          <w:tcPr>
+            <w:tcW w:type="dxa" w:w="1800"/>
+            <w:tcBorders>
+              <w:top w:val="nil" w:color="FFFFFF" w:sz="0"/>
+              <w:left w:val="nil" w:color="FFFFFF" w:sz="0"/>
+              <w:bottom w:val="nil" w:color="FFFFFF" w:sz="0"/>
+              <w:right w:val="nil" w:color="FFFFFF" w:sz="0"/>
+            </w:tcBorders>
+            <w:vAlign w:val="center"/>
+          </w:tcPr>
+          <w:p>
+            <w:pPr>
+              <w:spacing w:after="40" w:before="40" w:line="276"/>
+              <w:jc w:val="center"/>
+            </w:pPr>
+            <w:r>
+              <w:rPr>
+                <w:rFonts w:ascii="宋体" w:cs="宋体" w:eastAsia="宋体" w:hAnsi="宋体"/>
+                <w:sz w:val="21"/>
+                <w:szCs w:val="21"/>
+              </w:rPr>
+              <w:t xml:space="preserve">1考试不合格/2进度未完成/3手动</w:t>
+            </w:r>
+          </w:p>
+        </w:tc>
+      </w:tr>
+      <w:tr>
+        <w:tc>
+          <w:tcPr>
+            <w:tcW w:type="dxa" w:w="1200"/>
+            <w:tcBorders>
+              <w:top w:val="nil" w:color="FFFFFF" w:sz="0"/>
+              <w:left w:val="nil" w:color="FFFFFF" w:sz="0"/>
+              <w:bottom w:val="nil" w:color="FFFFFF" w:sz="0"/>
+              <w:right w:val="nil" w:color="FFFFFF" w:sz="0"/>
+            </w:tcBorders>
+            <w:vAlign w:val="center"/>
+          </w:tcPr>
+          <w:p>
+            <w:pPr>
+              <w:spacing w:after="40" w:before="40" w:line="276"/>
+              <w:jc w:val="center"/>
+            </w:pPr>
+            <w:r>
+              <w:rPr>
+                <w:rFonts w:ascii="宋体" w:cs="宋体" w:eastAsia="宋体" w:hAnsi="宋体"/>
+                <w:sz w:val="21"/>
+                <w:szCs w:val="21"/>
+              </w:rPr>
+              <w:t xml:space="preserve">status</w:t>
+            </w:r>
+          </w:p>
+        </w:tc>
+        <w:tc>
+          <w:tcPr>
+            <w:tcW w:type="dxa" w:w="1200"/>
+            <w:tcBorders>
+              <w:top w:val="nil" w:color="FFFFFF" w:sz="0"/>
+              <w:left w:val="nil" w:color="FFFFFF" w:sz="0"/>
+              <w:bottom w:val="nil" w:color="FFFFFF" w:sz="0"/>
+              <w:right w:val="nil" w:color="FFFFFF" w:sz="0"/>
+            </w:tcBorders>
+            <w:vAlign w:val="center"/>
+          </w:tcPr>
+          <w:p>
+            <w:pPr>
+              <w:spacing w:after="40" w:before="40" w:line="276"/>
+              <w:jc w:val="center"/>
+            </w:pPr>
+            <w:r>
+              <w:rPr>
+                <w:rFonts w:ascii="宋体" w:cs="宋体" w:eastAsia="宋体" w:hAnsi="宋体"/>
+                <w:sz w:val="21"/>
+                <w:szCs w:val="21"/>
+              </w:rPr>
+              <w:t xml:space="preserve">状态</w:t>
+            </w:r>
+          </w:p>
+        </w:tc>
+        <w:tc>
+          <w:tcPr>
+            <w:tcW w:type="dxa" w:w="1200"/>
+            <w:tcBorders>
+              <w:top w:val="nil" w:color="FFFFFF" w:sz="0"/>
+              <w:left w:val="nil" w:color="FFFFFF" w:sz="0"/>
+              <w:bottom w:val="nil" w:color="FFFFFF" w:sz="0"/>
+              <w:right w:val="nil" w:color="FFFFFF" w:sz="0"/>
+            </w:tcBorders>
+            <w:vAlign w:val="center"/>
+          </w:tcPr>
+          <w:p>
+            <w:pPr>
+              <w:spacing w:after="40" w:before="40" w:line="276"/>
+              <w:jc w:val="center"/>
+            </w:pPr>
+            <w:r>
+              <w:rPr>
+                <w:rFonts w:ascii="宋体" w:cs="宋体" w:eastAsia="宋体" w:hAnsi="宋体"/>
+                <w:sz w:val="21"/>
+                <w:szCs w:val="21"/>
+              </w:rPr>
+              <w:t xml:space="preserve">tinyint</w:t>
+            </w:r>
+          </w:p>
+        </w:tc>
+        <w:tc>
+          <w:tcPr>
+            <w:tcW w:type="dxa" w:w="900"/>
+            <w:tcBorders>
+              <w:top w:val="nil" w:color="FFFFFF" w:sz="0"/>
+              <w:left w:val="nil" w:color="FFFFFF" w:sz="0"/>
+              <w:bottom w:val="nil" w:color="FFFFFF" w:sz="0"/>
+              <w:right w:val="nil" w:color="FFFFFF" w:sz="0"/>
+            </w:tcBorders>
+            <w:vAlign w:val="center"/>
+          </w:tcPr>
+          <w:p>
+            <w:pPr>
+              <w:spacing w:after="40" w:before="40" w:line="276"/>
+              <w:jc w:val="center"/>
+            </w:pPr>
+            <w:r>
+              <w:rPr>
+                <w:rFonts w:ascii="宋体" w:cs="宋体" w:eastAsia="宋体" w:hAnsi="宋体"/>
+                <w:sz w:val="21"/>
+                <w:szCs w:val="21"/>
+              </w:rPr>
+              <w:t xml:space="preserve">1</w:t>
+            </w:r>
+          </w:p>
+        </w:tc>
+        <w:tc>
+          <w:tcPr>
+            <w:tcW w:type="dxa" w:w="1200"/>
+            <w:tcBorders>
+              <w:top w:val="nil" w:color="FFFFFF" w:sz="0"/>
+              <w:left w:val="nil" w:color="FFFFFF" w:sz="0"/>
+              <w:bottom w:val="nil" w:color="FFFFFF" w:sz="0"/>
+              <w:right w:val="nil" w:color="FFFFFF" w:sz="0"/>
+            </w:tcBorders>
+            <w:vAlign w:val="center"/>
+          </w:tcPr>
+          <w:p>
+            <w:pPr>
+              <w:spacing w:after="40" w:before="40" w:line="276"/>
+              <w:jc w:val="center"/>
+            </w:pPr>
+            <w:r>
+              <w:rPr>
+                <w:rFonts w:ascii="宋体" w:cs="宋体" w:eastAsia="宋体" w:hAnsi="宋体"/>
+                <w:sz w:val="21"/>
+                <w:szCs w:val="21"/>
+              </w:rPr>
+              <w:t xml:space="preserve">是</w:t>
+            </w:r>
+          </w:p>
+        </w:tc>
+        <w:tc>
+          <w:tcPr>
+            <w:tcW w:type="dxa" w:w="1800"/>
+            <w:tcBorders>
+              <w:top w:val="nil" w:color="FFFFFF" w:sz="0"/>
+              <w:left w:val="nil" w:color="FFFFFF" w:sz="0"/>
+              <w:bottom w:val="nil" w:color="FFFFFF" w:sz="0"/>
+              <w:right w:val="nil" w:color="FFFFFF" w:sz="0"/>
+            </w:tcBorders>
+            <w:vAlign w:val="center"/>
+          </w:tcPr>
+          <w:p>
+            <w:pPr>
+              <w:spacing w:after="40" w:before="40" w:line="276"/>
+              <w:jc w:val="center"/>
+            </w:pPr>
+            <w:r>
+              <w:rPr>
+                <w:rFonts w:ascii="宋体" w:cs="宋体" w:eastAsia="宋体" w:hAnsi="宋体"/>
+                <w:sz w:val="21"/>
+                <w:szCs w:val="21"/>
+              </w:rPr>
+              <w:t xml:space="preserve">0待补训/1补训中/2已完成</w:t>
+            </w:r>
+          </w:p>
+        </w:tc>
+      </w:tr>
+      <w:tr>
+        <w:tc>
+          <w:tcPr>
+            <w:tcW w:type="dxa" w:w="1200"/>
+            <w:tcBorders>
+              <w:top w:val="nil" w:color="FFFFFF" w:sz="0"/>
+              <w:left w:val="nil" w:color="FFFFFF" w:sz="0"/>
+              <w:bottom w:val="nil" w:color="FFFFFF" w:sz="0"/>
+              <w:right w:val="nil" w:color="FFFFFF" w:sz="0"/>
+            </w:tcBorders>
+            <w:vAlign w:val="center"/>
+          </w:tcPr>
+          <w:p>
+            <w:pPr>
+              <w:spacing w:after="40" w:before="40" w:line="276"/>
+              <w:jc w:val="center"/>
+            </w:pPr>
+            <w:r>
+              <w:rPr>
+                <w:rFonts w:ascii="宋体" w:cs="宋体" w:eastAsia="宋体" w:hAnsi="宋体"/>
+                <w:sz w:val="21"/>
+                <w:szCs w:val="21"/>
+              </w:rPr>
+              <w:t xml:space="preserve">deadline</w:t>
+            </w:r>
+          </w:p>
+        </w:tc>
+        <w:tc>
+          <w:tcPr>
+            <w:tcW w:type="dxa" w:w="1200"/>
+            <w:tcBorders>
+              <w:top w:val="nil" w:color="FFFFFF" w:sz="0"/>
+              <w:left w:val="nil" w:color="FFFFFF" w:sz="0"/>
+              <w:bottom w:val="nil" w:color="FFFFFF" w:sz="0"/>
+              <w:right w:val="nil" w:color="FFFFFF" w:sz="0"/>
+            </w:tcBorders>
+            <w:vAlign w:val="center"/>
+          </w:tcPr>
+          <w:p>
+            <w:pPr>
+              <w:spacing w:after="40" w:before="40" w:line="276"/>
+              <w:jc w:val="center"/>
+            </w:pPr>
+            <w:r>
+              <w:rPr>
+                <w:rFonts w:ascii="宋体" w:cs="宋体" w:eastAsia="宋体" w:hAnsi="宋体"/>
+                <w:sz w:val="21"/>
+                <w:szCs w:val="21"/>
+              </w:rPr>
+              <w:t xml:space="preserve">截止时间</w:t>
+            </w:r>
+          </w:p>
+        </w:tc>
+        <w:tc>
+          <w:tcPr>
+            <w:tcW w:type="dxa" w:w="1200"/>
+            <w:tcBorders>
+              <w:top w:val="nil" w:color="FFFFFF" w:sz="0"/>
+              <w:left w:val="nil" w:color="FFFFFF" w:sz="0"/>
+              <w:bottom w:val="nil" w:color="FFFFFF" w:sz="0"/>
+              <w:right w:val="nil" w:color="FFFFFF" w:sz="0"/>
+            </w:tcBorders>
+            <w:vAlign w:val="center"/>
+          </w:tcPr>
+          <w:p>
+            <w:pPr>
+              <w:spacing w:after="40" w:before="40" w:line="276"/>
+              <w:jc w:val="center"/>
+            </w:pPr>
+            <w:r>
+              <w:rPr>
+                <w:rFonts w:ascii="宋体" w:cs="宋体" w:eastAsia="宋体" w:hAnsi="宋体"/>
+                <w:sz w:val="21"/>
+                <w:szCs w:val="21"/>
+              </w:rPr>
+              <w:t xml:space="preserve">datetime</w:t>
+            </w:r>
+          </w:p>
+        </w:tc>
+        <w:tc>
+          <w:tcPr>
+            <w:tcW w:type="dxa" w:w="900"/>
+            <w:tcBorders>
+              <w:top w:val="nil" w:color="FFFFFF" w:sz="0"/>
+              <w:left w:val="nil" w:color="FFFFFF" w:sz="0"/>
+              <w:bottom w:val="nil" w:color="FFFFFF" w:sz="0"/>
+              <w:right w:val="nil" w:color="FFFFFF" w:sz="0"/>
+            </w:tcBorders>
+            <w:vAlign w:val="center"/>
+          </w:tcPr>
+          <w:p>
+            <w:pPr>
+              <w:spacing w:after="40" w:before="40" w:line="276"/>
+              <w:jc w:val="center"/>
+            </w:pPr>
+            <w:r>
+              <w:rPr>
+                <w:rFonts w:ascii="宋体" w:cs="宋体" w:eastAsia="宋体" w:hAnsi="宋体"/>
+                <w:sz w:val="21"/>
+                <w:szCs w:val="21"/>
+              </w:rPr>
+              <w:t xml:space="preserve">-</w:t>
+            </w:r>
+          </w:p>
+        </w:tc>
+        <w:tc>
+          <w:tcPr>
+            <w:tcW w:type="dxa" w:w="1200"/>
+            <w:tcBorders>
+              <w:top w:val="nil" w:color="FFFFFF" w:sz="0"/>
+              <w:left w:val="nil" w:color="FFFFFF" w:sz="0"/>
+              <w:bottom w:val="nil" w:color="FFFFFF" w:sz="0"/>
+              <w:right w:val="nil" w:color="FFFFFF" w:sz="0"/>
+            </w:tcBorders>
+            <w:vAlign w:val="center"/>
+          </w:tcPr>
+          <w:p>
+            <w:pPr>
+              <w:spacing w:after="40" w:before="40" w:line="276"/>
+              <w:jc w:val="center"/>
+            </w:pPr>
+            <w:r>
+              <w:rPr>
+                <w:rFonts w:ascii="宋体" w:cs="宋体" w:eastAsia="宋体" w:hAnsi="宋体"/>
+                <w:sz w:val="21"/>
+                <w:szCs w:val="21"/>
+              </w:rPr>
+              <w:t xml:space="preserve">是</w:t>
+            </w:r>
+          </w:p>
+        </w:tc>
+        <w:tc>
+          <w:tcPr>
+            <w:tcW w:type="dxa" w:w="1800"/>
+            <w:tcBorders>
+              <w:top w:val="nil" w:color="FFFFFF" w:sz="0"/>
+              <w:left w:val="nil" w:color="FFFFFF" w:sz="0"/>
+              <w:bottom w:val="nil" w:color="FFFFFF" w:sz="0"/>
+              <w:right w:val="nil" w:color="FFFFFF" w:sz="0"/>
+            </w:tcBorders>
+            <w:vAlign w:val="center"/>
+          </w:tcPr>
+          <w:p>
+            <w:pPr>
+              <w:spacing w:after="40" w:before="40" w:line="276"/>
+              <w:jc w:val="center"/>
+            </w:pPr>
+            <w:r>
+              <w:rPr>
+                <w:rFonts w:ascii="宋体" w:cs="宋体" w:eastAsia="宋体" w:hAnsi="宋体"/>
+                <w:sz w:val="21"/>
+                <w:szCs w:val="21"/>
+              </w:rPr>
+              <w:t xml:space="preserve">-</w:t>
+            </w:r>
+          </w:p>
+        </w:tc>
+      </w:tr>
+    </w:tbl>
+    <w:p>
+      <w:pPr>
+        <w:spacing w:after="100" w:before="100" w:line="312"/>
+        <w:jc w:val="center"/>
+      </w:pPr>
+      <w:r>
+        <w:rPr>
+          <w:rFonts w:ascii="宋体" w:cs="宋体" w:eastAsia="宋体" w:hAnsi="宋体"/>
+          <w:sz w:val="21"/>
+          <w:szCs w:val="21"/>
+        </w:rPr>
+        <w:t xml:space="preserve">表12 retraining_record补训记录表</w:t>
+      </w:r>
+    </w:p>
+    <w:p>
+      <w:pPr>
         <w:pStyle w:val="Heading1"/>
         <w:spacing w:after="360" w:before="360" w:line="360"/>
       </w:pPr>
@@ -13086,7 +22312,7 @@
           <w:sz w:val="21"/>
           <w:szCs w:val="21"/>
         </w:rPr>
-        <w:t xml:space="preserve">用户登录功能测试用例如表7所示。</w:t>
+        <w:t xml:space="preserve">用户登录功能测试用例如表13所示。</w:t>
       </w:r>
     </w:p>
     <w:tbl>
@@ -14093,7 +23319,7 @@
           <w:sz w:val="21"/>
           <w:szCs w:val="21"/>
         </w:rPr>
-        <w:t xml:space="preserve">表7 用户登录功能测试用例</w:t>
+        <w:t xml:space="preserve">表13 用户登录功能测试用例</w:t>
       </w:r>
     </w:p>
     <w:p>
@@ -14108,7 +23334,7 @@
           <w:sz w:val="21"/>
           <w:szCs w:val="21"/>
         </w:rPr>
-        <w:t xml:space="preserve">在线考试功能测试用例如表8所示。</w:t>
+        <w:t xml:space="preserve">在线考试功能测试用例如表14所示。</w:t>
       </w:r>
     </w:p>
     <w:tbl>
@@ -15115,7 +24341,7 @@
           <w:sz w:val="21"/>
           <w:szCs w:val="21"/>
         </w:rPr>
-        <w:t xml:space="preserve">表8 在线考试功能测试用例</w:t>
+        <w:t xml:space="preserve">表14 在线考试功能测试用例</w:t>
       </w:r>
     </w:p>
     <w:p>
@@ -15146,7 +24372,7 @@
           <w:sz w:val="21"/>
           <w:szCs w:val="21"/>
         </w:rPr>
-        <w:t xml:space="preserve">员工端功能测试用例如表9所示。</w:t>
+        <w:t xml:space="preserve">员工端功能测试用例如表15所示。</w:t>
       </w:r>
     </w:p>
     <w:tbl>
@@ -15994,7 +25220,7 @@
           <w:sz w:val="21"/>
           <w:szCs w:val="21"/>
         </w:rPr>
-        <w:t xml:space="preserve">表9 员工端功能测试用例</w:t>
+        <w:t xml:space="preserve">表15 员工端功能测试用例</w:t>
       </w:r>
     </w:p>
     <w:p>
@@ -16618,6 +25844,14 @@
     </w:lvlOverride>
   </w:num>
 </w:numbering>
+</file>
+
+<file path=word/people.xml><?xml version="1.0" encoding="utf-8"?>
+<w15:people xmlns:w15="http://schemas.microsoft.com/office/word/2012/wordml">
+  <w15:person w15:author="Z.AI">
+    <w15:presenceInfo w15:providerId="None" w15:userId="Z.AI"/>
+  </w15:person>
+</w15:people>
 </file>
 
 <file path=word/styles.xml><?xml version="1.0" encoding="utf-8"?>
